--- a/milestone3/Milestone 3 Camera Parameter Estimation and Point Cloud Generation.docx
+++ b/milestone3/Milestone 3 Camera Parameter Estimation and Point Cloud Generation.docx
@@ -73,8 +73,6 @@
         </w:rPr>
         <w:t>Wei-Yuan Su, Kehao Xu</w:t>
       </w:r>
-      <w:bookmarkStart w:id="0" w:name="_GoBack"/>
-      <w:bookmarkEnd w:id="0"/>
     </w:p>
     <w:p>
       <w:pPr>
@@ -190,6 +188,7 @@
         <w:adjustRightInd/>
         <w:snapToGrid/>
         <w:spacing w:line="240" w:lineRule="auto"/>
+        <w:ind w:firstLine="480" w:firstLineChars="0"/>
         <w:textAlignment w:val="auto"/>
         <w:rPr>
           <w:rFonts w:hint="eastAsia" w:ascii="Times New Roman" w:hAnsi="Times New Roman" w:cs="Times New Roman"/>
@@ -371,6 +370,7 @@
         <w:adjustRightInd/>
         <w:snapToGrid/>
         <w:spacing w:line="240" w:lineRule="auto"/>
+        <w:ind w:firstLine="480" w:firstLineChars="0"/>
         <w:textAlignment w:val="auto"/>
         <w:rPr>
           <w:rFonts w:ascii="Times New Roman" w:hAnsi="Times New Roman" w:cs="Times New Roman"/>
@@ -626,6 +626,7 @@
         <w:adjustRightInd/>
         <w:snapToGrid/>
         <w:spacing w:line="240" w:lineRule="auto"/>
+        <w:ind w:firstLine="480" w:firstLineChars="0"/>
         <w:textAlignment w:val="auto"/>
         <w:rPr>
           <w:rFonts w:ascii="Times New Roman" w:hAnsi="Times New Roman" w:cs="Times New Roman"/>
@@ -724,682 +725,6 @@
         <w:t>A lower inlier threshold improved precision but reduced the number of 3D points, especially with noisy matches. A more relaxed threshold led to denser reconstructions at the cost of higher outlier rates.</w:t>
       </w:r>
     </w:p>
-    <w:p>
-      <w:pPr>
-        <w:keepNext w:val="0"/>
-        <w:keepLines w:val="0"/>
-        <w:pageBreakBefore w:val="0"/>
-        <w:widowControl w:val="0"/>
-        <w:kinsoku/>
-        <w:wordWrap/>
-        <w:overflowPunct/>
-        <w:topLinePunct w:val="0"/>
-        <w:autoSpaceDE/>
-        <w:autoSpaceDN/>
-        <w:bidi w:val="0"/>
-        <w:adjustRightInd/>
-        <w:snapToGrid/>
-        <w:spacing w:line="240" w:lineRule="auto"/>
-        <w:ind w:firstLine="480"/>
-        <w:jc w:val="center"/>
-        <w:textAlignment w:val="auto"/>
-        <w:rPr>
-          <w:rFonts w:ascii="Times New Roman" w:hAnsi="Times New Roman" w:cs="Times New Roman"/>
-          <w:szCs w:val="24"/>
-        </w:rPr>
-      </w:pPr>
-      <w:r>
-        <w:rPr>
-          <w:rFonts w:hint="eastAsia" w:ascii="Times New Roman" w:hAnsi="Times New Roman" w:cs="Times New Roman"/>
-          <w:b/>
-          <w:bCs/>
-          <w:szCs w:val="24"/>
-          <w:lang w:val="en-US" w:eastAsia="zh-CN"/>
-        </w:rPr>
-        <w:t>Table1: ResultS of 2 Methods</w:t>
-      </w:r>
-    </w:p>
-    <w:tbl>
-      <w:tblPr>
-        <w:tblStyle w:val="3"/>
-        <w:tblW w:w="0" w:type="auto"/>
-        <w:tblInd w:w="0" w:type="dxa"/>
-        <w:tblBorders>
-          <w:top w:val="single" w:color="auto" w:sz="4" w:space="0"/>
-          <w:left w:val="single" w:color="auto" w:sz="4" w:space="0"/>
-          <w:bottom w:val="single" w:color="auto" w:sz="4" w:space="0"/>
-          <w:right w:val="single" w:color="auto" w:sz="4" w:space="0"/>
-          <w:insideH w:val="single" w:color="auto" w:sz="4" w:space="0"/>
-          <w:insideV w:val="single" w:color="auto" w:sz="4" w:space="0"/>
-        </w:tblBorders>
-        <w:tblLayout w:type="autofit"/>
-        <w:tblCellMar>
-          <w:top w:w="0" w:type="dxa"/>
-          <w:left w:w="108" w:type="dxa"/>
-          <w:bottom w:w="0" w:type="dxa"/>
-          <w:right w:w="108" w:type="dxa"/>
-        </w:tblCellMar>
-      </w:tblPr>
-      <w:tblGrid>
-        <w:gridCol w:w="2166"/>
-        <w:gridCol w:w="2162"/>
-        <w:gridCol w:w="2036"/>
-        <w:gridCol w:w="2158"/>
-      </w:tblGrid>
-      <w:tr>
-        <w:tblPrEx>
-          <w:tblBorders>
-            <w:top w:val="single" w:color="auto" w:sz="4" w:space="0"/>
-            <w:left w:val="single" w:color="auto" w:sz="4" w:space="0"/>
-            <w:bottom w:val="single" w:color="auto" w:sz="4" w:space="0"/>
-            <w:right w:val="single" w:color="auto" w:sz="4" w:space="0"/>
-            <w:insideH w:val="single" w:color="auto" w:sz="4" w:space="0"/>
-            <w:insideV w:val="single" w:color="auto" w:sz="4" w:space="0"/>
-          </w:tblBorders>
-          <w:tblCellMar>
-            <w:top w:w="0" w:type="dxa"/>
-            <w:left w:w="108" w:type="dxa"/>
-            <w:bottom w:w="0" w:type="dxa"/>
-            <w:right w:w="108" w:type="dxa"/>
-          </w:tblCellMar>
-        </w:tblPrEx>
-        <w:tc>
-          <w:tcPr>
-            <w:tcW w:w="2104" w:type="dxa"/>
-          </w:tcPr>
-          <w:p>
-            <w:pPr>
-              <w:keepNext w:val="0"/>
-              <w:keepLines w:val="0"/>
-              <w:pageBreakBefore w:val="0"/>
-              <w:widowControl w:val="0"/>
-              <w:kinsoku/>
-              <w:wordWrap/>
-              <w:overflowPunct/>
-              <w:topLinePunct w:val="0"/>
-              <w:autoSpaceDE/>
-              <w:autoSpaceDN/>
-              <w:bidi w:val="0"/>
-              <w:adjustRightInd/>
-              <w:snapToGrid/>
-              <w:spacing w:line="240" w:lineRule="auto"/>
-              <w:jc w:val="both"/>
-              <w:textAlignment w:val="auto"/>
-              <w:rPr>
-                <w:rFonts w:ascii="Times New Roman" w:hAnsi="Times New Roman" w:cs="Times New Roman"/>
-                <w:sz w:val="21"/>
-                <w:szCs w:val="21"/>
-              </w:rPr>
-            </w:pPr>
-            <w:r>
-              <w:rPr>
-                <w:rFonts w:hint="eastAsia" w:ascii="Times New Roman" w:hAnsi="Times New Roman" w:cs="Times New Roman"/>
-                <w:sz w:val="21"/>
-                <w:szCs w:val="21"/>
-                <w:lang w:val="en-US" w:eastAsia="zh-CN"/>
-              </w:rPr>
-              <w:t>Extractor+</w:t>
-            </w:r>
-            <w:r>
-              <w:rPr>
-                <w:rFonts w:hint="eastAsia" w:ascii="Times New Roman" w:hAnsi="Times New Roman" w:cs="Times New Roman"/>
-                <w:sz w:val="21"/>
-                <w:szCs w:val="21"/>
-              </w:rPr>
-              <w:t>M</w:t>
-            </w:r>
-            <w:r>
-              <w:rPr>
-                <w:rFonts w:ascii="Times New Roman" w:hAnsi="Times New Roman" w:cs="Times New Roman"/>
-                <w:sz w:val="21"/>
-                <w:szCs w:val="21"/>
-              </w:rPr>
-              <w:t>atcher</w:t>
-            </w:r>
-          </w:p>
-        </w:tc>
-        <w:tc>
-          <w:tcPr>
-            <w:tcW w:w="2186" w:type="dxa"/>
-          </w:tcPr>
-          <w:p>
-            <w:pPr>
-              <w:keepNext w:val="0"/>
-              <w:keepLines w:val="0"/>
-              <w:pageBreakBefore w:val="0"/>
-              <w:widowControl w:val="0"/>
-              <w:kinsoku/>
-              <w:wordWrap/>
-              <w:overflowPunct/>
-              <w:topLinePunct w:val="0"/>
-              <w:autoSpaceDE/>
-              <w:autoSpaceDN/>
-              <w:bidi w:val="0"/>
-              <w:adjustRightInd/>
-              <w:snapToGrid/>
-              <w:spacing w:line="240" w:lineRule="auto"/>
-              <w:textAlignment w:val="auto"/>
-              <w:rPr>
-                <w:rFonts w:hint="eastAsia" w:ascii="Times New Roman" w:hAnsi="Times New Roman" w:cs="Times New Roman"/>
-                <w:sz w:val="21"/>
-                <w:szCs w:val="21"/>
-              </w:rPr>
-            </w:pPr>
-            <w:r>
-              <w:rPr>
-                <w:rFonts w:hint="eastAsia" w:ascii="Times New Roman" w:hAnsi="Times New Roman" w:cs="Times New Roman"/>
-                <w:sz w:val="21"/>
-                <w:szCs w:val="21"/>
-              </w:rPr>
-              <w:t>M</w:t>
-            </w:r>
-            <w:r>
-              <w:rPr>
-                <w:rFonts w:ascii="Times New Roman" w:hAnsi="Times New Roman" w:cs="Times New Roman"/>
-                <w:sz w:val="21"/>
-                <w:szCs w:val="21"/>
-              </w:rPr>
-              <w:t>ean Track Length</w:t>
-            </w:r>
-          </w:p>
-        </w:tc>
-        <w:tc>
-          <w:tcPr>
-            <w:tcW w:w="2051" w:type="dxa"/>
-          </w:tcPr>
-          <w:p>
-            <w:pPr>
-              <w:keepNext w:val="0"/>
-              <w:keepLines w:val="0"/>
-              <w:pageBreakBefore w:val="0"/>
-              <w:widowControl w:val="0"/>
-              <w:kinsoku/>
-              <w:wordWrap/>
-              <w:overflowPunct/>
-              <w:topLinePunct w:val="0"/>
-              <w:autoSpaceDE/>
-              <w:autoSpaceDN/>
-              <w:bidi w:val="0"/>
-              <w:adjustRightInd/>
-              <w:snapToGrid/>
-              <w:spacing w:line="240" w:lineRule="auto"/>
-              <w:textAlignment w:val="auto"/>
-              <w:rPr>
-                <w:rFonts w:ascii="Times New Roman" w:hAnsi="Times New Roman" w:cs="Times New Roman"/>
-                <w:sz w:val="21"/>
-                <w:szCs w:val="21"/>
-              </w:rPr>
-            </w:pPr>
-            <w:r>
-              <w:rPr>
-                <w:rFonts w:ascii="Times New Roman" w:hAnsi="Times New Roman" w:cs="Times New Roman"/>
-                <w:sz w:val="21"/>
-                <w:szCs w:val="21"/>
-              </w:rPr>
-              <w:t>Mean Obs./Image</w:t>
-            </w:r>
-          </w:p>
-        </w:tc>
-        <w:tc>
-          <w:tcPr>
-            <w:tcW w:w="2181" w:type="dxa"/>
-          </w:tcPr>
-          <w:p>
-            <w:pPr>
-              <w:keepNext w:val="0"/>
-              <w:keepLines w:val="0"/>
-              <w:pageBreakBefore w:val="0"/>
-              <w:widowControl w:val="0"/>
-              <w:kinsoku/>
-              <w:wordWrap/>
-              <w:overflowPunct/>
-              <w:topLinePunct w:val="0"/>
-              <w:autoSpaceDE/>
-              <w:autoSpaceDN/>
-              <w:bidi w:val="0"/>
-              <w:adjustRightInd/>
-              <w:snapToGrid/>
-              <w:spacing w:line="240" w:lineRule="auto"/>
-              <w:textAlignment w:val="auto"/>
-              <w:rPr>
-                <w:rFonts w:ascii="Times New Roman" w:hAnsi="Times New Roman" w:cs="Times New Roman"/>
-                <w:sz w:val="21"/>
-                <w:szCs w:val="21"/>
-              </w:rPr>
-            </w:pPr>
-            <w:r>
-              <w:rPr>
-                <w:rFonts w:ascii="Times New Roman" w:hAnsi="Times New Roman" w:cs="Times New Roman"/>
-                <w:sz w:val="21"/>
-                <w:szCs w:val="21"/>
-              </w:rPr>
-              <w:t>Mean Reproj. Error</w:t>
-            </w:r>
-          </w:p>
-        </w:tc>
-      </w:tr>
-      <w:tr>
-        <w:tblPrEx>
-          <w:tblBorders>
-            <w:top w:val="single" w:color="auto" w:sz="4" w:space="0"/>
-            <w:left w:val="single" w:color="auto" w:sz="4" w:space="0"/>
-            <w:bottom w:val="single" w:color="auto" w:sz="4" w:space="0"/>
-            <w:right w:val="single" w:color="auto" w:sz="4" w:space="0"/>
-            <w:insideH w:val="single" w:color="auto" w:sz="4" w:space="0"/>
-            <w:insideV w:val="single" w:color="auto" w:sz="4" w:space="0"/>
-          </w:tblBorders>
-          <w:tblCellMar>
-            <w:top w:w="0" w:type="dxa"/>
-            <w:left w:w="108" w:type="dxa"/>
-            <w:bottom w:w="0" w:type="dxa"/>
-            <w:right w:w="108" w:type="dxa"/>
-          </w:tblCellMar>
-        </w:tblPrEx>
-        <w:tc>
-          <w:tcPr>
-            <w:tcW w:w="2104" w:type="dxa"/>
-          </w:tcPr>
-          <w:p>
-            <w:pPr>
-              <w:keepNext w:val="0"/>
-              <w:keepLines w:val="0"/>
-              <w:pageBreakBefore w:val="0"/>
-              <w:widowControl w:val="0"/>
-              <w:kinsoku/>
-              <w:wordWrap/>
-              <w:overflowPunct/>
-              <w:topLinePunct w:val="0"/>
-              <w:autoSpaceDE/>
-              <w:autoSpaceDN/>
-              <w:bidi w:val="0"/>
-              <w:adjustRightInd/>
-              <w:snapToGrid/>
-              <w:spacing w:line="240" w:lineRule="auto"/>
-              <w:textAlignment w:val="auto"/>
-              <w:rPr>
-                <w:rFonts w:hint="default" w:ascii="Times New Roman" w:hAnsi="Times New Roman" w:cs="Times New Roman" w:eastAsiaTheme="minorEastAsia"/>
-                <w:sz w:val="21"/>
-                <w:szCs w:val="21"/>
-                <w:lang w:val="en-US" w:eastAsia="zh-CN"/>
-              </w:rPr>
-            </w:pPr>
-            <w:r>
-              <w:rPr>
-                <w:rFonts w:hint="eastAsia" w:ascii="Times New Roman" w:hAnsi="Times New Roman" w:cs="Times New Roman"/>
-                <w:sz w:val="21"/>
-                <w:szCs w:val="21"/>
-              </w:rPr>
-              <w:t>S</w:t>
-            </w:r>
-            <w:r>
-              <w:rPr>
-                <w:rFonts w:ascii="Times New Roman" w:hAnsi="Times New Roman" w:cs="Times New Roman"/>
-                <w:sz w:val="21"/>
-                <w:szCs w:val="21"/>
-              </w:rPr>
-              <w:t>uper</w:t>
-            </w:r>
-            <w:r>
-              <w:rPr>
-                <w:rFonts w:hint="eastAsia" w:ascii="Times New Roman" w:hAnsi="Times New Roman" w:cs="Times New Roman"/>
-                <w:sz w:val="21"/>
-                <w:szCs w:val="21"/>
-                <w:lang w:val="en-US" w:eastAsia="zh-CN"/>
-              </w:rPr>
-              <w:t>P</w:t>
-            </w:r>
-            <w:r>
-              <w:rPr>
-                <w:rFonts w:ascii="Times New Roman" w:hAnsi="Times New Roman" w:cs="Times New Roman"/>
-                <w:sz w:val="21"/>
-                <w:szCs w:val="21"/>
-              </w:rPr>
-              <w:t>oint</w:t>
-            </w:r>
-            <w:r>
-              <w:rPr>
-                <w:rFonts w:hint="eastAsia" w:ascii="Times New Roman" w:hAnsi="Times New Roman" w:cs="Times New Roman"/>
-                <w:sz w:val="21"/>
-                <w:szCs w:val="21"/>
-                <w:lang w:val="en-US" w:eastAsia="zh-CN"/>
-              </w:rPr>
-              <w:t>+SuperGlue</w:t>
-            </w:r>
-          </w:p>
-        </w:tc>
-        <w:tc>
-          <w:tcPr>
-            <w:tcW w:w="2186" w:type="dxa"/>
-          </w:tcPr>
-          <w:p>
-            <w:pPr>
-              <w:keepNext w:val="0"/>
-              <w:keepLines w:val="0"/>
-              <w:pageBreakBefore w:val="0"/>
-              <w:widowControl w:val="0"/>
-              <w:kinsoku/>
-              <w:wordWrap/>
-              <w:overflowPunct/>
-              <w:topLinePunct w:val="0"/>
-              <w:autoSpaceDE/>
-              <w:autoSpaceDN/>
-              <w:bidi w:val="0"/>
-              <w:adjustRightInd/>
-              <w:snapToGrid/>
-              <w:spacing w:line="240" w:lineRule="auto"/>
-              <w:textAlignment w:val="auto"/>
-              <w:rPr>
-                <w:rFonts w:ascii="Times New Roman" w:hAnsi="Times New Roman" w:cs="Times New Roman"/>
-                <w:sz w:val="21"/>
-                <w:szCs w:val="21"/>
-              </w:rPr>
-            </w:pPr>
-            <w:r>
-              <w:rPr>
-                <w:rFonts w:hint="eastAsia" w:ascii="Times New Roman" w:hAnsi="Times New Roman" w:cs="Times New Roman"/>
-                <w:sz w:val="21"/>
-                <w:szCs w:val="21"/>
-              </w:rPr>
-              <w:t>4</w:t>
-            </w:r>
-            <w:r>
-              <w:rPr>
-                <w:rFonts w:ascii="Times New Roman" w:hAnsi="Times New Roman" w:cs="Times New Roman"/>
-                <w:sz w:val="21"/>
-                <w:szCs w:val="21"/>
-              </w:rPr>
-              <w:t>.36</w:t>
-            </w:r>
-          </w:p>
-        </w:tc>
-        <w:tc>
-          <w:tcPr>
-            <w:tcW w:w="2051" w:type="dxa"/>
-          </w:tcPr>
-          <w:p>
-            <w:pPr>
-              <w:keepNext w:val="0"/>
-              <w:keepLines w:val="0"/>
-              <w:pageBreakBefore w:val="0"/>
-              <w:widowControl w:val="0"/>
-              <w:kinsoku/>
-              <w:wordWrap/>
-              <w:overflowPunct/>
-              <w:topLinePunct w:val="0"/>
-              <w:autoSpaceDE/>
-              <w:autoSpaceDN/>
-              <w:bidi w:val="0"/>
-              <w:adjustRightInd/>
-              <w:snapToGrid/>
-              <w:spacing w:line="240" w:lineRule="auto"/>
-              <w:textAlignment w:val="auto"/>
-              <w:rPr>
-                <w:rFonts w:ascii="Times New Roman" w:hAnsi="Times New Roman" w:cs="Times New Roman"/>
-                <w:sz w:val="21"/>
-                <w:szCs w:val="21"/>
-              </w:rPr>
-            </w:pPr>
-            <w:r>
-              <w:rPr>
-                <w:rFonts w:hint="eastAsia" w:ascii="Times New Roman" w:hAnsi="Times New Roman" w:cs="Times New Roman"/>
-                <w:sz w:val="21"/>
-                <w:szCs w:val="21"/>
-              </w:rPr>
-              <w:t>1</w:t>
-            </w:r>
-            <w:r>
-              <w:rPr>
-                <w:rFonts w:ascii="Times New Roman" w:hAnsi="Times New Roman" w:cs="Times New Roman"/>
-                <w:sz w:val="21"/>
-                <w:szCs w:val="21"/>
-              </w:rPr>
-              <w:t>950.12</w:t>
-            </w:r>
-          </w:p>
-        </w:tc>
-        <w:tc>
-          <w:tcPr>
-            <w:tcW w:w="2181" w:type="dxa"/>
-          </w:tcPr>
-          <w:p>
-            <w:pPr>
-              <w:keepNext w:val="0"/>
-              <w:keepLines w:val="0"/>
-              <w:pageBreakBefore w:val="0"/>
-              <w:widowControl w:val="0"/>
-              <w:kinsoku/>
-              <w:wordWrap/>
-              <w:overflowPunct/>
-              <w:topLinePunct w:val="0"/>
-              <w:autoSpaceDE/>
-              <w:autoSpaceDN/>
-              <w:bidi w:val="0"/>
-              <w:adjustRightInd/>
-              <w:snapToGrid/>
-              <w:spacing w:line="240" w:lineRule="auto"/>
-              <w:textAlignment w:val="auto"/>
-              <w:rPr>
-                <w:rFonts w:ascii="Times New Roman" w:hAnsi="Times New Roman" w:cs="Times New Roman"/>
-                <w:sz w:val="21"/>
-                <w:szCs w:val="21"/>
-              </w:rPr>
-            </w:pPr>
-            <w:r>
-              <w:rPr>
-                <w:rFonts w:hint="eastAsia" w:ascii="Times New Roman" w:hAnsi="Times New Roman" w:cs="Times New Roman"/>
-                <w:sz w:val="21"/>
-                <w:szCs w:val="21"/>
-              </w:rPr>
-              <w:t>1</w:t>
-            </w:r>
-            <w:r>
-              <w:rPr>
-                <w:rFonts w:ascii="Times New Roman" w:hAnsi="Times New Roman" w:cs="Times New Roman"/>
-                <w:sz w:val="21"/>
-                <w:szCs w:val="21"/>
-              </w:rPr>
-              <w:t>.46px</w:t>
-            </w:r>
-          </w:p>
-        </w:tc>
-      </w:tr>
-      <w:tr>
-        <w:tblPrEx>
-          <w:tblBorders>
-            <w:top w:val="single" w:color="auto" w:sz="4" w:space="0"/>
-            <w:left w:val="single" w:color="auto" w:sz="4" w:space="0"/>
-            <w:bottom w:val="single" w:color="auto" w:sz="4" w:space="0"/>
-            <w:right w:val="single" w:color="auto" w:sz="4" w:space="0"/>
-            <w:insideH w:val="single" w:color="auto" w:sz="4" w:space="0"/>
-            <w:insideV w:val="single" w:color="auto" w:sz="4" w:space="0"/>
-          </w:tblBorders>
-          <w:tblCellMar>
-            <w:top w:w="0" w:type="dxa"/>
-            <w:left w:w="108" w:type="dxa"/>
-            <w:bottom w:w="0" w:type="dxa"/>
-            <w:right w:w="108" w:type="dxa"/>
-          </w:tblCellMar>
-        </w:tblPrEx>
-        <w:tc>
-          <w:tcPr>
-            <w:tcW w:w="2104" w:type="dxa"/>
-          </w:tcPr>
-          <w:p>
-            <w:pPr>
-              <w:keepNext w:val="0"/>
-              <w:keepLines w:val="0"/>
-              <w:pageBreakBefore w:val="0"/>
-              <w:widowControl w:val="0"/>
-              <w:kinsoku/>
-              <w:wordWrap/>
-              <w:overflowPunct/>
-              <w:topLinePunct w:val="0"/>
-              <w:autoSpaceDE/>
-              <w:autoSpaceDN/>
-              <w:bidi w:val="0"/>
-              <w:adjustRightInd/>
-              <w:snapToGrid/>
-              <w:spacing w:line="240" w:lineRule="auto"/>
-              <w:textAlignment w:val="auto"/>
-              <w:rPr>
-                <w:rFonts w:hint="eastAsia" w:ascii="Times New Roman" w:hAnsi="Times New Roman" w:cs="Times New Roman" w:eastAsiaTheme="minorEastAsia"/>
-                <w:sz w:val="21"/>
-                <w:szCs w:val="21"/>
-                <w:lang w:val="en-US" w:eastAsia="zh-CN"/>
-              </w:rPr>
-            </w:pPr>
-            <w:r>
-              <w:rPr>
-                <w:rFonts w:hint="eastAsia" w:ascii="Times New Roman" w:hAnsi="Times New Roman" w:cs="Times New Roman"/>
-                <w:sz w:val="21"/>
-                <w:szCs w:val="21"/>
-              </w:rPr>
-              <w:t>S</w:t>
-            </w:r>
-            <w:r>
-              <w:rPr>
-                <w:rFonts w:hint="eastAsia" w:ascii="Times New Roman" w:hAnsi="Times New Roman" w:cs="Times New Roman"/>
-                <w:sz w:val="21"/>
-                <w:szCs w:val="21"/>
-                <w:lang w:val="en-US" w:eastAsia="zh-CN"/>
-              </w:rPr>
-              <w:t>IFT+NN-ratio</w:t>
-            </w:r>
-          </w:p>
-        </w:tc>
-        <w:tc>
-          <w:tcPr>
-            <w:tcW w:w="2186" w:type="dxa"/>
-          </w:tcPr>
-          <w:p>
-            <w:pPr>
-              <w:keepNext w:val="0"/>
-              <w:keepLines w:val="0"/>
-              <w:pageBreakBefore w:val="0"/>
-              <w:widowControl w:val="0"/>
-              <w:kinsoku/>
-              <w:wordWrap/>
-              <w:overflowPunct/>
-              <w:topLinePunct w:val="0"/>
-              <w:autoSpaceDE/>
-              <w:autoSpaceDN/>
-              <w:bidi w:val="0"/>
-              <w:adjustRightInd/>
-              <w:snapToGrid/>
-              <w:spacing w:line="240" w:lineRule="auto"/>
-              <w:textAlignment w:val="auto"/>
-              <w:rPr>
-                <w:rFonts w:hint="eastAsia" w:ascii="Times New Roman" w:hAnsi="Times New Roman" w:cs="Times New Roman" w:eastAsiaTheme="minorEastAsia"/>
-                <w:sz w:val="21"/>
-                <w:szCs w:val="21"/>
-                <w:lang w:eastAsia="zh-CN"/>
-              </w:rPr>
-            </w:pPr>
-            <w:r>
-              <w:rPr>
-                <w:rFonts w:ascii="Times New Roman" w:hAnsi="Times New Roman" w:cs="Times New Roman"/>
-                <w:sz w:val="21"/>
-                <w:szCs w:val="21"/>
-              </w:rPr>
-              <w:t>4.4</w:t>
-            </w:r>
-            <w:r>
-              <w:rPr>
-                <w:rFonts w:hint="eastAsia" w:ascii="Times New Roman" w:hAnsi="Times New Roman" w:cs="Times New Roman"/>
-                <w:sz w:val="21"/>
-                <w:szCs w:val="21"/>
-                <w:lang w:val="en-US" w:eastAsia="zh-CN"/>
-              </w:rPr>
-              <w:t>8</w:t>
-            </w:r>
-          </w:p>
-        </w:tc>
-        <w:tc>
-          <w:tcPr>
-            <w:tcW w:w="2051" w:type="dxa"/>
-          </w:tcPr>
-          <w:p>
-            <w:pPr>
-              <w:keepNext w:val="0"/>
-              <w:keepLines w:val="0"/>
-              <w:pageBreakBefore w:val="0"/>
-              <w:widowControl w:val="0"/>
-              <w:kinsoku/>
-              <w:wordWrap/>
-              <w:overflowPunct/>
-              <w:topLinePunct w:val="0"/>
-              <w:autoSpaceDE/>
-              <w:autoSpaceDN/>
-              <w:bidi w:val="0"/>
-              <w:adjustRightInd/>
-              <w:snapToGrid/>
-              <w:spacing w:line="240" w:lineRule="auto"/>
-              <w:textAlignment w:val="auto"/>
-              <w:rPr>
-                <w:rFonts w:hint="eastAsia" w:ascii="Times New Roman" w:hAnsi="Times New Roman" w:cs="Times New Roman"/>
-                <w:sz w:val="21"/>
-                <w:szCs w:val="21"/>
-              </w:rPr>
-            </w:pPr>
-            <w:r>
-              <w:rPr>
-                <w:rFonts w:ascii="Times New Roman" w:hAnsi="Times New Roman" w:cs="Times New Roman"/>
-                <w:sz w:val="21"/>
-                <w:szCs w:val="21"/>
-              </w:rPr>
-              <w:t>493.67</w:t>
-            </w:r>
-          </w:p>
-        </w:tc>
-        <w:tc>
-          <w:tcPr>
-            <w:tcW w:w="2181" w:type="dxa"/>
-          </w:tcPr>
-          <w:p>
-            <w:pPr>
-              <w:keepNext w:val="0"/>
-              <w:keepLines w:val="0"/>
-              <w:pageBreakBefore w:val="0"/>
-              <w:widowControl w:val="0"/>
-              <w:kinsoku/>
-              <w:wordWrap/>
-              <w:overflowPunct/>
-              <w:topLinePunct w:val="0"/>
-              <w:autoSpaceDE/>
-              <w:autoSpaceDN/>
-              <w:bidi w:val="0"/>
-              <w:adjustRightInd/>
-              <w:snapToGrid/>
-              <w:spacing w:line="240" w:lineRule="auto"/>
-              <w:textAlignment w:val="auto"/>
-              <w:rPr>
-                <w:rFonts w:hint="default" w:ascii="Times New Roman" w:hAnsi="Times New Roman" w:cs="Times New Roman" w:eastAsiaTheme="minorEastAsia"/>
-                <w:sz w:val="21"/>
-                <w:szCs w:val="21"/>
-                <w:lang w:val="en-US" w:eastAsia="zh-CN"/>
-              </w:rPr>
-            </w:pPr>
-            <w:r>
-              <w:rPr>
-                <w:rFonts w:hint="eastAsia" w:ascii="Times New Roman" w:hAnsi="Times New Roman" w:cs="Times New Roman"/>
-                <w:sz w:val="21"/>
-                <w:szCs w:val="21"/>
-              </w:rPr>
-              <w:t>1.3</w:t>
-            </w:r>
-            <w:r>
-              <w:rPr>
-                <w:rFonts w:hint="eastAsia" w:ascii="Times New Roman" w:hAnsi="Times New Roman" w:cs="Times New Roman"/>
-                <w:sz w:val="21"/>
-                <w:szCs w:val="21"/>
-                <w:lang w:val="en-US" w:eastAsia="zh-CN"/>
-              </w:rPr>
-              <w:t>3px</w:t>
-            </w:r>
-          </w:p>
-        </w:tc>
-      </w:tr>
-    </w:tbl>
     <w:p>
       <w:pPr>
         <w:keepNext w:val="0"/>
@@ -1479,19 +804,1130 @@
         <w:adjustRightInd/>
         <w:snapToGrid/>
         <w:spacing w:line="240" w:lineRule="auto"/>
+        <w:ind w:firstLine="480"/>
+        <w:jc w:val="center"/>
         <w:textAlignment w:val="auto"/>
         <w:rPr>
-          <w:rFonts w:ascii="Times New Roman" w:hAnsi="Times New Roman" w:cs="Times New Roman"/>
-          <w:szCs w:val="24"/>
-        </w:rPr>
-      </w:pPr>
-      <w:r>
-        <w:rPr>
-          <w:rFonts w:ascii="Times New Roman" w:hAnsi="Times New Roman" w:cs="Times New Roman"/>
-          <w:szCs w:val="24"/>
-        </w:rPr>
-        <w:t>The reconstruction results showed reliable convergence in bundle adjustment:</w:t>
-      </w:r>
+          <w:rFonts w:hint="eastAsia" w:ascii="Times New Roman" w:hAnsi="Times New Roman" w:cs="Times New Roman"/>
+          <w:b/>
+          <w:bCs/>
+          <w:sz w:val="21"/>
+          <w:szCs w:val="21"/>
+          <w:lang w:val="en-US" w:eastAsia="zh-CN"/>
+        </w:rPr>
+      </w:pPr>
+      <w:r>
+        <w:rPr>
+          <w:rFonts w:hint="eastAsia" w:ascii="Times New Roman" w:hAnsi="Times New Roman" w:cs="Times New Roman"/>
+          <w:b/>
+          <w:bCs/>
+          <w:sz w:val="21"/>
+          <w:szCs w:val="21"/>
+          <w:lang w:val="en-US" w:eastAsia="zh-CN"/>
+        </w:rPr>
+        <w:t>Table1: Resul</w:t>
+      </w:r>
+      <w:r>
+        <w:rPr>
+          <w:rFonts w:hint="eastAsia" w:ascii="Times New Roman" w:hAnsi="Times New Roman" w:cs="Times New Roman"/>
+          <w:b/>
+          <w:bCs/>
+          <w:sz w:val="21"/>
+          <w:szCs w:val="21"/>
+          <w:lang w:val="en-US" w:eastAsia="zh-CN"/>
+        </w:rPr>
+        <w:t xml:space="preserve">ts of </w:t>
+      </w:r>
+      <w:r>
+        <w:rPr>
+          <w:rFonts w:hint="eastAsia" w:ascii="Times New Roman" w:hAnsi="Times New Roman" w:cs="Times New Roman"/>
+          <w:b/>
+          <w:bCs/>
+          <w:sz w:val="21"/>
+          <w:szCs w:val="21"/>
+        </w:rPr>
+        <w:t>SuperPoint+SuperGlue</w:t>
+      </w:r>
+      <w:r>
+        <w:rPr>
+          <w:rFonts w:hint="eastAsia" w:ascii="Times New Roman" w:hAnsi="Times New Roman" w:eastAsia="宋体" w:cs="Times New Roman"/>
+          <w:b/>
+          <w:bCs/>
+          <w:sz w:val="21"/>
+          <w:szCs w:val="21"/>
+          <w:lang w:val="en-US" w:eastAsia="zh-CN"/>
+        </w:rPr>
+        <w:t xml:space="preserve"> and </w:t>
+      </w:r>
+      <w:r>
+        <w:rPr>
+          <w:rFonts w:hint="eastAsia" w:ascii="Times New Roman" w:hAnsi="Times New Roman" w:cs="Times New Roman"/>
+          <w:b/>
+          <w:bCs/>
+          <w:sz w:val="21"/>
+          <w:szCs w:val="21"/>
+        </w:rPr>
+        <w:t>S</w:t>
+      </w:r>
+      <w:r>
+        <w:rPr>
+          <w:rFonts w:hint="eastAsia" w:ascii="Times New Roman" w:hAnsi="Times New Roman" w:cs="Times New Roman"/>
+          <w:b/>
+          <w:bCs/>
+          <w:sz w:val="21"/>
+          <w:szCs w:val="21"/>
+          <w:lang w:val="en-US" w:eastAsia="zh-CN"/>
+        </w:rPr>
+        <w:t>IFT+NN-ratio</w:t>
+      </w:r>
+    </w:p>
+    <w:tbl>
+      <w:tblPr>
+        <w:tblStyle w:val="3"/>
+        <w:tblW w:w="0" w:type="auto"/>
+        <w:tblInd w:w="0" w:type="dxa"/>
+        <w:tblBorders>
+          <w:top w:val="single" w:color="auto" w:sz="4" w:space="0"/>
+          <w:left w:val="single" w:color="auto" w:sz="4" w:space="0"/>
+          <w:bottom w:val="single" w:color="auto" w:sz="4" w:space="0"/>
+          <w:right w:val="single" w:color="auto" w:sz="4" w:space="0"/>
+          <w:insideH w:val="single" w:color="auto" w:sz="4" w:space="0"/>
+          <w:insideV w:val="single" w:color="auto" w:sz="4" w:space="0"/>
+        </w:tblBorders>
+        <w:tblLayout w:type="autofit"/>
+        <w:tblCellMar>
+          <w:left w:w="108" w:type="dxa"/>
+          <w:right w:w="108" w:type="dxa"/>
+        </w:tblCellMar>
+      </w:tblPr>
+      <w:tblGrid>
+        <w:gridCol w:w="2840"/>
+        <w:gridCol w:w="2841"/>
+        <w:gridCol w:w="2841"/>
+      </w:tblGrid>
+      <w:tr>
+        <w:tblPrEx>
+          <w:tblBorders>
+            <w:top w:val="single" w:color="auto" w:sz="4" w:space="0"/>
+            <w:left w:val="single" w:color="auto" w:sz="4" w:space="0"/>
+            <w:bottom w:val="single" w:color="auto" w:sz="4" w:space="0"/>
+            <w:right w:val="single" w:color="auto" w:sz="4" w:space="0"/>
+            <w:insideH w:val="single" w:color="auto" w:sz="4" w:space="0"/>
+            <w:insideV w:val="single" w:color="auto" w:sz="4" w:space="0"/>
+          </w:tblBorders>
+          <w:tblCellMar>
+            <w:left w:w="108" w:type="dxa"/>
+            <w:right w:w="108" w:type="dxa"/>
+          </w:tblCellMar>
+        </w:tblPrEx>
+        <w:tc>
+          <w:tcPr>
+            <w:tcW w:w="2840" w:type="dxa"/>
+          </w:tcPr>
+          <w:p>
+            <w:pPr>
+              <w:keepNext w:val="0"/>
+              <w:keepLines w:val="0"/>
+              <w:pageBreakBefore w:val="0"/>
+              <w:widowControl w:val="0"/>
+              <w:kinsoku/>
+              <w:wordWrap/>
+              <w:overflowPunct/>
+              <w:topLinePunct w:val="0"/>
+              <w:autoSpaceDE/>
+              <w:autoSpaceDN/>
+              <w:bidi w:val="0"/>
+              <w:adjustRightInd/>
+              <w:snapToGrid/>
+              <w:spacing w:line="240" w:lineRule="auto"/>
+              <w:jc w:val="center"/>
+              <w:textAlignment w:val="auto"/>
+              <w:rPr>
+                <w:rFonts w:hint="eastAsia" w:ascii="Times New Roman" w:hAnsi="Times New Roman" w:cs="Times New Roman"/>
+                <w:b/>
+                <w:bCs/>
+                <w:sz w:val="21"/>
+                <w:szCs w:val="21"/>
+                <w:vertAlign w:val="baseline"/>
+                <w:lang w:val="en-US" w:eastAsia="zh-CN"/>
+              </w:rPr>
+            </w:pPr>
+            <w:r>
+              <w:rPr>
+                <w:rFonts w:hint="eastAsia" w:ascii="Times New Roman" w:hAnsi="Times New Roman" w:cs="Times New Roman"/>
+                <w:sz w:val="21"/>
+                <w:szCs w:val="21"/>
+                <w:lang w:val="en-US" w:eastAsia="zh-CN"/>
+              </w:rPr>
+              <w:t>Extractor+</w:t>
+            </w:r>
+            <w:r>
+              <w:rPr>
+                <w:rFonts w:hint="eastAsia" w:ascii="Times New Roman" w:hAnsi="Times New Roman" w:cs="Times New Roman"/>
+                <w:sz w:val="21"/>
+                <w:szCs w:val="21"/>
+              </w:rPr>
+              <w:t>M</w:t>
+            </w:r>
+            <w:r>
+              <w:rPr>
+                <w:rFonts w:ascii="Times New Roman" w:hAnsi="Times New Roman" w:cs="Times New Roman"/>
+                <w:sz w:val="21"/>
+                <w:szCs w:val="21"/>
+              </w:rPr>
+              <w:t>atcher</w:t>
+            </w:r>
+          </w:p>
+        </w:tc>
+        <w:tc>
+          <w:tcPr>
+            <w:tcW w:w="2841" w:type="dxa"/>
+          </w:tcPr>
+          <w:p>
+            <w:pPr>
+              <w:keepNext w:val="0"/>
+              <w:keepLines w:val="0"/>
+              <w:pageBreakBefore w:val="0"/>
+              <w:widowControl w:val="0"/>
+              <w:kinsoku/>
+              <w:wordWrap/>
+              <w:overflowPunct/>
+              <w:topLinePunct w:val="0"/>
+              <w:autoSpaceDE/>
+              <w:autoSpaceDN/>
+              <w:bidi w:val="0"/>
+              <w:adjustRightInd/>
+              <w:snapToGrid/>
+              <w:spacing w:line="240" w:lineRule="auto"/>
+              <w:jc w:val="center"/>
+              <w:textAlignment w:val="auto"/>
+              <w:rPr>
+                <w:rFonts w:hint="eastAsia" w:ascii="Times New Roman" w:hAnsi="Times New Roman" w:cs="Times New Roman"/>
+                <w:b/>
+                <w:bCs/>
+                <w:sz w:val="21"/>
+                <w:szCs w:val="21"/>
+                <w:vertAlign w:val="baseline"/>
+                <w:lang w:val="en-US" w:eastAsia="zh-CN"/>
+              </w:rPr>
+            </w:pPr>
+            <w:r>
+              <w:rPr>
+                <w:rFonts w:hint="eastAsia" w:ascii="Times New Roman" w:hAnsi="Times New Roman" w:cs="Times New Roman"/>
+                <w:sz w:val="21"/>
+                <w:szCs w:val="21"/>
+              </w:rPr>
+              <w:t>S</w:t>
+            </w:r>
+            <w:r>
+              <w:rPr>
+                <w:rFonts w:ascii="Times New Roman" w:hAnsi="Times New Roman" w:cs="Times New Roman"/>
+                <w:sz w:val="21"/>
+                <w:szCs w:val="21"/>
+              </w:rPr>
+              <w:t>uper</w:t>
+            </w:r>
+            <w:r>
+              <w:rPr>
+                <w:rFonts w:hint="eastAsia" w:ascii="Times New Roman" w:hAnsi="Times New Roman" w:cs="Times New Roman"/>
+                <w:sz w:val="21"/>
+                <w:szCs w:val="21"/>
+                <w:lang w:val="en-US" w:eastAsia="zh-CN"/>
+              </w:rPr>
+              <w:t>P</w:t>
+            </w:r>
+            <w:r>
+              <w:rPr>
+                <w:rFonts w:ascii="Times New Roman" w:hAnsi="Times New Roman" w:cs="Times New Roman"/>
+                <w:sz w:val="21"/>
+                <w:szCs w:val="21"/>
+              </w:rPr>
+              <w:t>oint</w:t>
+            </w:r>
+            <w:r>
+              <w:rPr>
+                <w:rFonts w:hint="eastAsia" w:ascii="Times New Roman" w:hAnsi="Times New Roman" w:cs="Times New Roman"/>
+                <w:sz w:val="21"/>
+                <w:szCs w:val="21"/>
+                <w:lang w:val="en-US" w:eastAsia="zh-CN"/>
+              </w:rPr>
+              <w:t>+SuperGlue</w:t>
+            </w:r>
+          </w:p>
+        </w:tc>
+        <w:tc>
+          <w:tcPr>
+            <w:tcW w:w="2841" w:type="dxa"/>
+          </w:tcPr>
+          <w:p>
+            <w:pPr>
+              <w:keepNext w:val="0"/>
+              <w:keepLines w:val="0"/>
+              <w:pageBreakBefore w:val="0"/>
+              <w:widowControl w:val="0"/>
+              <w:kinsoku/>
+              <w:wordWrap/>
+              <w:overflowPunct/>
+              <w:topLinePunct w:val="0"/>
+              <w:autoSpaceDE/>
+              <w:autoSpaceDN/>
+              <w:bidi w:val="0"/>
+              <w:adjustRightInd/>
+              <w:snapToGrid/>
+              <w:spacing w:line="240" w:lineRule="auto"/>
+              <w:jc w:val="center"/>
+              <w:textAlignment w:val="auto"/>
+              <w:rPr>
+                <w:rFonts w:hint="eastAsia" w:ascii="Times New Roman" w:hAnsi="Times New Roman" w:cs="Times New Roman"/>
+                <w:b/>
+                <w:bCs/>
+                <w:sz w:val="21"/>
+                <w:szCs w:val="21"/>
+                <w:vertAlign w:val="baseline"/>
+                <w:lang w:val="en-US" w:eastAsia="zh-CN"/>
+              </w:rPr>
+            </w:pPr>
+            <w:r>
+              <w:rPr>
+                <w:rFonts w:hint="eastAsia" w:ascii="Times New Roman" w:hAnsi="Times New Roman" w:cs="Times New Roman"/>
+                <w:sz w:val="21"/>
+                <w:szCs w:val="21"/>
+              </w:rPr>
+              <w:t>S</w:t>
+            </w:r>
+            <w:r>
+              <w:rPr>
+                <w:rFonts w:hint="eastAsia" w:ascii="Times New Roman" w:hAnsi="Times New Roman" w:cs="Times New Roman"/>
+                <w:sz w:val="21"/>
+                <w:szCs w:val="21"/>
+                <w:lang w:val="en-US" w:eastAsia="zh-CN"/>
+              </w:rPr>
+              <w:t>IFT+NN-ratio</w:t>
+            </w:r>
+          </w:p>
+        </w:tc>
+      </w:tr>
+      <w:tr>
+        <w:tblPrEx>
+          <w:tblBorders>
+            <w:top w:val="single" w:color="auto" w:sz="4" w:space="0"/>
+            <w:left w:val="single" w:color="auto" w:sz="4" w:space="0"/>
+            <w:bottom w:val="single" w:color="auto" w:sz="4" w:space="0"/>
+            <w:right w:val="single" w:color="auto" w:sz="4" w:space="0"/>
+            <w:insideH w:val="single" w:color="auto" w:sz="4" w:space="0"/>
+            <w:insideV w:val="single" w:color="auto" w:sz="4" w:space="0"/>
+          </w:tblBorders>
+        </w:tblPrEx>
+        <w:tc>
+          <w:tcPr>
+            <w:tcW w:w="2840" w:type="dxa"/>
+          </w:tcPr>
+          <w:p>
+            <w:pPr>
+              <w:keepNext w:val="0"/>
+              <w:keepLines w:val="0"/>
+              <w:pageBreakBefore w:val="0"/>
+              <w:widowControl w:val="0"/>
+              <w:kinsoku/>
+              <w:wordWrap/>
+              <w:overflowPunct/>
+              <w:topLinePunct w:val="0"/>
+              <w:autoSpaceDE/>
+              <w:autoSpaceDN/>
+              <w:bidi w:val="0"/>
+              <w:adjustRightInd/>
+              <w:snapToGrid/>
+              <w:spacing w:line="240" w:lineRule="auto"/>
+              <w:jc w:val="center"/>
+              <w:textAlignment w:val="auto"/>
+              <w:rPr>
+                <w:rFonts w:hint="eastAsia" w:ascii="Times New Roman" w:hAnsi="Times New Roman" w:cs="Times New Roman"/>
+                <w:b w:val="0"/>
+                <w:bCs w:val="0"/>
+                <w:sz w:val="21"/>
+                <w:szCs w:val="21"/>
+                <w:vertAlign w:val="baseline"/>
+                <w:lang w:val="en-US" w:eastAsia="zh-CN"/>
+              </w:rPr>
+            </w:pPr>
+            <w:r>
+              <w:rPr>
+                <w:rFonts w:hint="eastAsia" w:ascii="Times New Roman" w:hAnsi="Times New Roman" w:cs="Times New Roman"/>
+                <w:b w:val="0"/>
+                <w:bCs w:val="0"/>
+                <w:sz w:val="21"/>
+                <w:szCs w:val="21"/>
+                <w:vertAlign w:val="baseline"/>
+                <w:lang w:val="en-US" w:eastAsia="zh-CN"/>
+              </w:rPr>
+              <w:t>num_reg_images</w:t>
+            </w:r>
+          </w:p>
+        </w:tc>
+        <w:tc>
+          <w:tcPr>
+            <w:tcW w:w="2841" w:type="dxa"/>
+          </w:tcPr>
+          <w:p>
+            <w:pPr>
+              <w:keepNext w:val="0"/>
+              <w:keepLines w:val="0"/>
+              <w:pageBreakBefore w:val="0"/>
+              <w:widowControl w:val="0"/>
+              <w:kinsoku/>
+              <w:wordWrap/>
+              <w:overflowPunct/>
+              <w:topLinePunct w:val="0"/>
+              <w:autoSpaceDE/>
+              <w:autoSpaceDN/>
+              <w:bidi w:val="0"/>
+              <w:adjustRightInd/>
+              <w:snapToGrid/>
+              <w:spacing w:line="240" w:lineRule="auto"/>
+              <w:jc w:val="center"/>
+              <w:textAlignment w:val="auto"/>
+              <w:rPr>
+                <w:rFonts w:hint="default" w:ascii="Times New Roman" w:hAnsi="Times New Roman" w:cs="Times New Roman"/>
+                <w:b w:val="0"/>
+                <w:bCs w:val="0"/>
+                <w:sz w:val="21"/>
+                <w:szCs w:val="21"/>
+                <w:vertAlign w:val="baseline"/>
+                <w:lang w:val="en-US" w:eastAsia="zh-CN"/>
+              </w:rPr>
+            </w:pPr>
+            <w:r>
+              <w:rPr>
+                <w:rFonts w:hint="eastAsia" w:ascii="Times New Roman" w:hAnsi="Times New Roman" w:cs="Times New Roman"/>
+                <w:b w:val="0"/>
+                <w:bCs w:val="0"/>
+                <w:sz w:val="21"/>
+                <w:szCs w:val="21"/>
+                <w:vertAlign w:val="baseline"/>
+                <w:lang w:val="en-US" w:eastAsia="zh-CN"/>
+              </w:rPr>
+              <w:t>104</w:t>
+            </w:r>
+          </w:p>
+        </w:tc>
+        <w:tc>
+          <w:tcPr>
+            <w:tcW w:w="2841" w:type="dxa"/>
+          </w:tcPr>
+          <w:p>
+            <w:pPr>
+              <w:keepNext w:val="0"/>
+              <w:keepLines w:val="0"/>
+              <w:pageBreakBefore w:val="0"/>
+              <w:widowControl w:val="0"/>
+              <w:kinsoku/>
+              <w:wordWrap/>
+              <w:overflowPunct/>
+              <w:topLinePunct w:val="0"/>
+              <w:autoSpaceDE/>
+              <w:autoSpaceDN/>
+              <w:bidi w:val="0"/>
+              <w:adjustRightInd/>
+              <w:snapToGrid/>
+              <w:spacing w:line="240" w:lineRule="auto"/>
+              <w:jc w:val="center"/>
+              <w:textAlignment w:val="auto"/>
+              <w:rPr>
+                <w:rFonts w:hint="eastAsia" w:ascii="Times New Roman" w:hAnsi="Times New Roman" w:cs="Times New Roman"/>
+                <w:b w:val="0"/>
+                <w:bCs w:val="0"/>
+                <w:sz w:val="21"/>
+                <w:szCs w:val="21"/>
+                <w:vertAlign w:val="baseline"/>
+                <w:lang w:val="en-US" w:eastAsia="zh-CN"/>
+              </w:rPr>
+            </w:pPr>
+            <w:r>
+              <w:rPr>
+                <w:rFonts w:hint="eastAsia" w:ascii="Times New Roman" w:hAnsi="Times New Roman" w:cs="Times New Roman"/>
+                <w:b w:val="0"/>
+                <w:bCs w:val="0"/>
+                <w:sz w:val="21"/>
+                <w:szCs w:val="21"/>
+                <w:vertAlign w:val="baseline"/>
+                <w:lang w:val="en-US" w:eastAsia="zh-CN"/>
+              </w:rPr>
+              <w:t>211</w:t>
+            </w:r>
+          </w:p>
+        </w:tc>
+      </w:tr>
+      <w:tr>
+        <w:tblPrEx>
+          <w:tblBorders>
+            <w:top w:val="single" w:color="auto" w:sz="4" w:space="0"/>
+            <w:left w:val="single" w:color="auto" w:sz="4" w:space="0"/>
+            <w:bottom w:val="single" w:color="auto" w:sz="4" w:space="0"/>
+            <w:right w:val="single" w:color="auto" w:sz="4" w:space="0"/>
+            <w:insideH w:val="single" w:color="auto" w:sz="4" w:space="0"/>
+            <w:insideV w:val="single" w:color="auto" w:sz="4" w:space="0"/>
+          </w:tblBorders>
+          <w:tblCellMar>
+            <w:left w:w="108" w:type="dxa"/>
+            <w:right w:w="108" w:type="dxa"/>
+          </w:tblCellMar>
+        </w:tblPrEx>
+        <w:tc>
+          <w:tcPr>
+            <w:tcW w:w="2840" w:type="dxa"/>
+          </w:tcPr>
+          <w:p>
+            <w:pPr>
+              <w:keepNext w:val="0"/>
+              <w:keepLines w:val="0"/>
+              <w:pageBreakBefore w:val="0"/>
+              <w:widowControl w:val="0"/>
+              <w:kinsoku/>
+              <w:wordWrap/>
+              <w:overflowPunct/>
+              <w:topLinePunct w:val="0"/>
+              <w:autoSpaceDE/>
+              <w:autoSpaceDN/>
+              <w:bidi w:val="0"/>
+              <w:adjustRightInd/>
+              <w:snapToGrid/>
+              <w:spacing w:line="240" w:lineRule="auto"/>
+              <w:jc w:val="center"/>
+              <w:textAlignment w:val="auto"/>
+              <w:rPr>
+                <w:rFonts w:hint="eastAsia" w:ascii="Times New Roman" w:hAnsi="Times New Roman" w:cs="Times New Roman"/>
+                <w:b w:val="0"/>
+                <w:bCs w:val="0"/>
+                <w:sz w:val="21"/>
+                <w:szCs w:val="21"/>
+                <w:vertAlign w:val="baseline"/>
+                <w:lang w:val="en-US" w:eastAsia="zh-CN"/>
+              </w:rPr>
+            </w:pPr>
+            <w:r>
+              <w:rPr>
+                <w:rFonts w:hint="eastAsia" w:ascii="Times New Roman" w:hAnsi="Times New Roman" w:cs="Times New Roman"/>
+                <w:b w:val="0"/>
+                <w:bCs w:val="0"/>
+                <w:sz w:val="21"/>
+                <w:szCs w:val="21"/>
+                <w:vertAlign w:val="baseline"/>
+                <w:lang w:val="en-US" w:eastAsia="zh-CN"/>
+              </w:rPr>
+              <w:t>num_points3D</w:t>
+            </w:r>
+          </w:p>
+        </w:tc>
+        <w:tc>
+          <w:tcPr>
+            <w:tcW w:w="2841" w:type="dxa"/>
+          </w:tcPr>
+          <w:p>
+            <w:pPr>
+              <w:keepNext w:val="0"/>
+              <w:keepLines w:val="0"/>
+              <w:pageBreakBefore w:val="0"/>
+              <w:widowControl w:val="0"/>
+              <w:kinsoku/>
+              <w:wordWrap/>
+              <w:overflowPunct/>
+              <w:topLinePunct w:val="0"/>
+              <w:autoSpaceDE/>
+              <w:autoSpaceDN/>
+              <w:bidi w:val="0"/>
+              <w:adjustRightInd/>
+              <w:snapToGrid/>
+              <w:spacing w:line="240" w:lineRule="auto"/>
+              <w:jc w:val="center"/>
+              <w:textAlignment w:val="auto"/>
+              <w:rPr>
+                <w:rFonts w:hint="default" w:ascii="Times New Roman" w:hAnsi="Times New Roman" w:cs="Times New Roman"/>
+                <w:b w:val="0"/>
+                <w:bCs w:val="0"/>
+                <w:sz w:val="21"/>
+                <w:szCs w:val="21"/>
+                <w:vertAlign w:val="baseline"/>
+                <w:lang w:val="en-US" w:eastAsia="zh-CN"/>
+              </w:rPr>
+            </w:pPr>
+            <w:r>
+              <w:rPr>
+                <w:rFonts w:hint="eastAsia" w:ascii="Times New Roman" w:hAnsi="Times New Roman" w:cs="Times New Roman"/>
+                <w:b w:val="0"/>
+                <w:bCs w:val="0"/>
+                <w:sz w:val="21"/>
+                <w:szCs w:val="21"/>
+                <w:vertAlign w:val="baseline"/>
+                <w:lang w:val="en-US" w:eastAsia="zh-CN"/>
+              </w:rPr>
+              <w:t>46742</w:t>
+            </w:r>
+          </w:p>
+        </w:tc>
+        <w:tc>
+          <w:tcPr>
+            <w:tcW w:w="2841" w:type="dxa"/>
+          </w:tcPr>
+          <w:p>
+            <w:pPr>
+              <w:keepNext w:val="0"/>
+              <w:keepLines w:val="0"/>
+              <w:pageBreakBefore w:val="0"/>
+              <w:widowControl w:val="0"/>
+              <w:kinsoku/>
+              <w:wordWrap/>
+              <w:overflowPunct/>
+              <w:topLinePunct w:val="0"/>
+              <w:autoSpaceDE/>
+              <w:autoSpaceDN/>
+              <w:bidi w:val="0"/>
+              <w:adjustRightInd/>
+              <w:snapToGrid/>
+              <w:spacing w:line="240" w:lineRule="auto"/>
+              <w:jc w:val="center"/>
+              <w:textAlignment w:val="auto"/>
+              <w:rPr>
+                <w:rFonts w:hint="eastAsia" w:ascii="Times New Roman" w:hAnsi="Times New Roman" w:cs="Times New Roman"/>
+                <w:b w:val="0"/>
+                <w:bCs w:val="0"/>
+                <w:sz w:val="21"/>
+                <w:szCs w:val="21"/>
+                <w:vertAlign w:val="baseline"/>
+                <w:lang w:val="en-US" w:eastAsia="zh-CN"/>
+              </w:rPr>
+            </w:pPr>
+            <w:r>
+              <w:rPr>
+                <w:rFonts w:hint="eastAsia" w:ascii="Times New Roman" w:hAnsi="Times New Roman" w:cs="Times New Roman"/>
+                <w:b w:val="0"/>
+                <w:bCs w:val="0"/>
+                <w:sz w:val="21"/>
+                <w:szCs w:val="21"/>
+                <w:vertAlign w:val="baseline"/>
+                <w:lang w:val="en-US" w:eastAsia="zh-CN"/>
+              </w:rPr>
+              <w:t>23262</w:t>
+            </w:r>
+          </w:p>
+        </w:tc>
+      </w:tr>
+      <w:tr>
+        <w:tblPrEx>
+          <w:tblBorders>
+            <w:top w:val="single" w:color="auto" w:sz="4" w:space="0"/>
+            <w:left w:val="single" w:color="auto" w:sz="4" w:space="0"/>
+            <w:bottom w:val="single" w:color="auto" w:sz="4" w:space="0"/>
+            <w:right w:val="single" w:color="auto" w:sz="4" w:space="0"/>
+            <w:insideH w:val="single" w:color="auto" w:sz="4" w:space="0"/>
+            <w:insideV w:val="single" w:color="auto" w:sz="4" w:space="0"/>
+          </w:tblBorders>
+          <w:tblCellMar>
+            <w:left w:w="108" w:type="dxa"/>
+            <w:right w:w="108" w:type="dxa"/>
+          </w:tblCellMar>
+        </w:tblPrEx>
+        <w:tc>
+          <w:tcPr>
+            <w:tcW w:w="2840" w:type="dxa"/>
+          </w:tcPr>
+          <w:p>
+            <w:pPr>
+              <w:keepNext w:val="0"/>
+              <w:keepLines w:val="0"/>
+              <w:pageBreakBefore w:val="0"/>
+              <w:widowControl w:val="0"/>
+              <w:kinsoku/>
+              <w:wordWrap/>
+              <w:overflowPunct/>
+              <w:topLinePunct w:val="0"/>
+              <w:autoSpaceDE/>
+              <w:autoSpaceDN/>
+              <w:bidi w:val="0"/>
+              <w:adjustRightInd/>
+              <w:snapToGrid/>
+              <w:spacing w:line="240" w:lineRule="auto"/>
+              <w:jc w:val="center"/>
+              <w:textAlignment w:val="auto"/>
+              <w:rPr>
+                <w:rFonts w:hint="eastAsia" w:ascii="Times New Roman" w:hAnsi="Times New Roman" w:cs="Times New Roman"/>
+                <w:b/>
+                <w:bCs/>
+                <w:sz w:val="21"/>
+                <w:szCs w:val="21"/>
+                <w:vertAlign w:val="baseline"/>
+                <w:lang w:val="en-US" w:eastAsia="zh-CN"/>
+              </w:rPr>
+            </w:pPr>
+            <w:r>
+              <w:rPr>
+                <w:rFonts w:hint="eastAsia" w:ascii="Times New Roman" w:hAnsi="Times New Roman" w:cs="Times New Roman"/>
+                <w:sz w:val="21"/>
+                <w:szCs w:val="21"/>
+              </w:rPr>
+              <w:t>mean_track_length</w:t>
+            </w:r>
+          </w:p>
+        </w:tc>
+        <w:tc>
+          <w:tcPr>
+            <w:tcW w:w="2841" w:type="dxa"/>
+          </w:tcPr>
+          <w:p>
+            <w:pPr>
+              <w:keepNext w:val="0"/>
+              <w:keepLines w:val="0"/>
+              <w:pageBreakBefore w:val="0"/>
+              <w:widowControl w:val="0"/>
+              <w:kinsoku/>
+              <w:wordWrap/>
+              <w:overflowPunct/>
+              <w:topLinePunct w:val="0"/>
+              <w:autoSpaceDE/>
+              <w:autoSpaceDN/>
+              <w:bidi w:val="0"/>
+              <w:adjustRightInd/>
+              <w:snapToGrid/>
+              <w:spacing w:line="240" w:lineRule="auto"/>
+              <w:jc w:val="center"/>
+              <w:textAlignment w:val="auto"/>
+              <w:rPr>
+                <w:rFonts w:hint="eastAsia" w:ascii="Times New Roman" w:hAnsi="Times New Roman" w:cs="Times New Roman"/>
+                <w:b/>
+                <w:bCs/>
+                <w:sz w:val="21"/>
+                <w:szCs w:val="21"/>
+                <w:vertAlign w:val="baseline"/>
+                <w:lang w:val="en-US" w:eastAsia="zh-CN"/>
+              </w:rPr>
+            </w:pPr>
+            <w:r>
+              <w:rPr>
+                <w:rFonts w:hint="eastAsia" w:ascii="Times New Roman" w:hAnsi="Times New Roman" w:cs="Times New Roman"/>
+                <w:sz w:val="21"/>
+                <w:szCs w:val="21"/>
+              </w:rPr>
+              <w:t>4</w:t>
+            </w:r>
+            <w:r>
+              <w:rPr>
+                <w:rFonts w:ascii="Times New Roman" w:hAnsi="Times New Roman" w:cs="Times New Roman"/>
+                <w:sz w:val="21"/>
+                <w:szCs w:val="21"/>
+              </w:rPr>
+              <w:t>.36</w:t>
+            </w:r>
+          </w:p>
+        </w:tc>
+        <w:tc>
+          <w:tcPr>
+            <w:tcW w:w="2841" w:type="dxa"/>
+          </w:tcPr>
+          <w:p>
+            <w:pPr>
+              <w:keepNext w:val="0"/>
+              <w:keepLines w:val="0"/>
+              <w:pageBreakBefore w:val="0"/>
+              <w:widowControl w:val="0"/>
+              <w:kinsoku/>
+              <w:wordWrap/>
+              <w:overflowPunct/>
+              <w:topLinePunct w:val="0"/>
+              <w:autoSpaceDE/>
+              <w:autoSpaceDN/>
+              <w:bidi w:val="0"/>
+              <w:adjustRightInd/>
+              <w:snapToGrid/>
+              <w:spacing w:line="240" w:lineRule="auto"/>
+              <w:jc w:val="center"/>
+              <w:textAlignment w:val="auto"/>
+              <w:rPr>
+                <w:rFonts w:hint="eastAsia" w:ascii="Times New Roman" w:hAnsi="Times New Roman" w:cs="Times New Roman"/>
+                <w:b/>
+                <w:bCs/>
+                <w:sz w:val="21"/>
+                <w:szCs w:val="21"/>
+                <w:vertAlign w:val="baseline"/>
+                <w:lang w:val="en-US" w:eastAsia="zh-CN"/>
+              </w:rPr>
+            </w:pPr>
+            <w:r>
+              <w:rPr>
+                <w:rFonts w:ascii="Times New Roman" w:hAnsi="Times New Roman" w:cs="Times New Roman"/>
+                <w:sz w:val="21"/>
+                <w:szCs w:val="21"/>
+              </w:rPr>
+              <w:t>4.4</w:t>
+            </w:r>
+            <w:r>
+              <w:rPr>
+                <w:rFonts w:hint="eastAsia" w:ascii="Times New Roman" w:hAnsi="Times New Roman" w:cs="Times New Roman"/>
+                <w:sz w:val="21"/>
+                <w:szCs w:val="21"/>
+                <w:lang w:val="en-US" w:eastAsia="zh-CN"/>
+              </w:rPr>
+              <w:t>8</w:t>
+            </w:r>
+          </w:p>
+        </w:tc>
+      </w:tr>
+      <w:tr>
+        <w:tblPrEx>
+          <w:tblBorders>
+            <w:top w:val="single" w:color="auto" w:sz="4" w:space="0"/>
+            <w:left w:val="single" w:color="auto" w:sz="4" w:space="0"/>
+            <w:bottom w:val="single" w:color="auto" w:sz="4" w:space="0"/>
+            <w:right w:val="single" w:color="auto" w:sz="4" w:space="0"/>
+            <w:insideH w:val="single" w:color="auto" w:sz="4" w:space="0"/>
+            <w:insideV w:val="single" w:color="auto" w:sz="4" w:space="0"/>
+          </w:tblBorders>
+          <w:tblCellMar>
+            <w:left w:w="108" w:type="dxa"/>
+            <w:right w:w="108" w:type="dxa"/>
+          </w:tblCellMar>
+        </w:tblPrEx>
+        <w:tc>
+          <w:tcPr>
+            <w:tcW w:w="2840" w:type="dxa"/>
+          </w:tcPr>
+          <w:p>
+            <w:pPr>
+              <w:keepNext w:val="0"/>
+              <w:keepLines w:val="0"/>
+              <w:pageBreakBefore w:val="0"/>
+              <w:widowControl w:val="0"/>
+              <w:kinsoku/>
+              <w:wordWrap/>
+              <w:overflowPunct/>
+              <w:topLinePunct w:val="0"/>
+              <w:autoSpaceDE/>
+              <w:autoSpaceDN/>
+              <w:bidi w:val="0"/>
+              <w:adjustRightInd/>
+              <w:snapToGrid/>
+              <w:spacing w:line="240" w:lineRule="auto"/>
+              <w:jc w:val="center"/>
+              <w:textAlignment w:val="auto"/>
+              <w:rPr>
+                <w:rFonts w:hint="eastAsia" w:ascii="Times New Roman" w:hAnsi="Times New Roman" w:cs="Times New Roman"/>
+                <w:b/>
+                <w:bCs/>
+                <w:sz w:val="21"/>
+                <w:szCs w:val="21"/>
+                <w:vertAlign w:val="baseline"/>
+                <w:lang w:val="en-US" w:eastAsia="zh-CN"/>
+              </w:rPr>
+            </w:pPr>
+            <w:r>
+              <w:rPr>
+                <w:rFonts w:hint="eastAsia" w:ascii="Times New Roman" w:hAnsi="Times New Roman" w:cs="Times New Roman"/>
+                <w:sz w:val="21"/>
+                <w:szCs w:val="21"/>
+              </w:rPr>
+              <w:t>mean_observations_per_image</w:t>
+            </w:r>
+          </w:p>
+        </w:tc>
+        <w:tc>
+          <w:tcPr>
+            <w:tcW w:w="2841" w:type="dxa"/>
+          </w:tcPr>
+          <w:p>
+            <w:pPr>
+              <w:keepNext w:val="0"/>
+              <w:keepLines w:val="0"/>
+              <w:pageBreakBefore w:val="0"/>
+              <w:widowControl w:val="0"/>
+              <w:kinsoku/>
+              <w:wordWrap/>
+              <w:overflowPunct/>
+              <w:topLinePunct w:val="0"/>
+              <w:autoSpaceDE/>
+              <w:autoSpaceDN/>
+              <w:bidi w:val="0"/>
+              <w:adjustRightInd/>
+              <w:snapToGrid/>
+              <w:spacing w:line="240" w:lineRule="auto"/>
+              <w:jc w:val="center"/>
+              <w:textAlignment w:val="auto"/>
+              <w:rPr>
+                <w:rFonts w:hint="eastAsia" w:ascii="Times New Roman" w:hAnsi="Times New Roman" w:cs="Times New Roman"/>
+                <w:b/>
+                <w:bCs/>
+                <w:sz w:val="21"/>
+                <w:szCs w:val="21"/>
+                <w:vertAlign w:val="baseline"/>
+                <w:lang w:val="en-US" w:eastAsia="zh-CN"/>
+              </w:rPr>
+            </w:pPr>
+            <w:r>
+              <w:rPr>
+                <w:rFonts w:hint="eastAsia" w:ascii="Times New Roman" w:hAnsi="Times New Roman" w:cs="Times New Roman"/>
+                <w:sz w:val="21"/>
+                <w:szCs w:val="21"/>
+              </w:rPr>
+              <w:t>1</w:t>
+            </w:r>
+            <w:r>
+              <w:rPr>
+                <w:rFonts w:ascii="Times New Roman" w:hAnsi="Times New Roman" w:cs="Times New Roman"/>
+                <w:sz w:val="21"/>
+                <w:szCs w:val="21"/>
+              </w:rPr>
+              <w:t>950.12</w:t>
+            </w:r>
+          </w:p>
+        </w:tc>
+        <w:tc>
+          <w:tcPr>
+            <w:tcW w:w="2841" w:type="dxa"/>
+          </w:tcPr>
+          <w:p>
+            <w:pPr>
+              <w:keepNext w:val="0"/>
+              <w:keepLines w:val="0"/>
+              <w:pageBreakBefore w:val="0"/>
+              <w:widowControl w:val="0"/>
+              <w:kinsoku/>
+              <w:wordWrap/>
+              <w:overflowPunct/>
+              <w:topLinePunct w:val="0"/>
+              <w:autoSpaceDE/>
+              <w:autoSpaceDN/>
+              <w:bidi w:val="0"/>
+              <w:adjustRightInd/>
+              <w:snapToGrid/>
+              <w:spacing w:line="240" w:lineRule="auto"/>
+              <w:jc w:val="center"/>
+              <w:textAlignment w:val="auto"/>
+              <w:rPr>
+                <w:rFonts w:hint="eastAsia" w:ascii="Times New Roman" w:hAnsi="Times New Roman" w:cs="Times New Roman"/>
+                <w:b/>
+                <w:bCs/>
+                <w:sz w:val="21"/>
+                <w:szCs w:val="21"/>
+                <w:vertAlign w:val="baseline"/>
+                <w:lang w:val="en-US" w:eastAsia="zh-CN"/>
+              </w:rPr>
+            </w:pPr>
+            <w:r>
+              <w:rPr>
+                <w:rFonts w:ascii="Times New Roman" w:hAnsi="Times New Roman" w:cs="Times New Roman"/>
+                <w:sz w:val="21"/>
+                <w:szCs w:val="21"/>
+              </w:rPr>
+              <w:t>493.67</w:t>
+            </w:r>
+          </w:p>
+        </w:tc>
+      </w:tr>
+      <w:tr>
+        <w:tblPrEx>
+          <w:tblBorders>
+            <w:top w:val="single" w:color="auto" w:sz="4" w:space="0"/>
+            <w:left w:val="single" w:color="auto" w:sz="4" w:space="0"/>
+            <w:bottom w:val="single" w:color="auto" w:sz="4" w:space="0"/>
+            <w:right w:val="single" w:color="auto" w:sz="4" w:space="0"/>
+            <w:insideH w:val="single" w:color="auto" w:sz="4" w:space="0"/>
+            <w:insideV w:val="single" w:color="auto" w:sz="4" w:space="0"/>
+          </w:tblBorders>
+          <w:tblCellMar>
+            <w:left w:w="108" w:type="dxa"/>
+            <w:right w:w="108" w:type="dxa"/>
+          </w:tblCellMar>
+        </w:tblPrEx>
+        <w:tc>
+          <w:tcPr>
+            <w:tcW w:w="2840" w:type="dxa"/>
+          </w:tcPr>
+          <w:p>
+            <w:pPr>
+              <w:keepNext w:val="0"/>
+              <w:keepLines w:val="0"/>
+              <w:pageBreakBefore w:val="0"/>
+              <w:widowControl w:val="0"/>
+              <w:kinsoku/>
+              <w:wordWrap/>
+              <w:overflowPunct/>
+              <w:topLinePunct w:val="0"/>
+              <w:autoSpaceDE/>
+              <w:autoSpaceDN/>
+              <w:bidi w:val="0"/>
+              <w:adjustRightInd/>
+              <w:snapToGrid/>
+              <w:spacing w:line="240" w:lineRule="auto"/>
+              <w:jc w:val="center"/>
+              <w:textAlignment w:val="auto"/>
+              <w:rPr>
+                <w:rFonts w:hint="eastAsia" w:ascii="Times New Roman" w:hAnsi="Times New Roman" w:cs="Times New Roman"/>
+                <w:b/>
+                <w:bCs/>
+                <w:sz w:val="21"/>
+                <w:szCs w:val="21"/>
+                <w:vertAlign w:val="baseline"/>
+                <w:lang w:val="en-US" w:eastAsia="zh-CN"/>
+              </w:rPr>
+            </w:pPr>
+            <w:r>
+              <w:rPr>
+                <w:rFonts w:hint="eastAsia" w:ascii="Times New Roman" w:hAnsi="Times New Roman" w:cs="Times New Roman"/>
+                <w:sz w:val="21"/>
+                <w:szCs w:val="21"/>
+              </w:rPr>
+              <w:t>mean_reprojection_error</w:t>
+            </w:r>
+          </w:p>
+        </w:tc>
+        <w:tc>
+          <w:tcPr>
+            <w:tcW w:w="2841" w:type="dxa"/>
+          </w:tcPr>
+          <w:p>
+            <w:pPr>
+              <w:keepNext w:val="0"/>
+              <w:keepLines w:val="0"/>
+              <w:pageBreakBefore w:val="0"/>
+              <w:widowControl w:val="0"/>
+              <w:kinsoku/>
+              <w:wordWrap/>
+              <w:overflowPunct/>
+              <w:topLinePunct w:val="0"/>
+              <w:autoSpaceDE/>
+              <w:autoSpaceDN/>
+              <w:bidi w:val="0"/>
+              <w:adjustRightInd/>
+              <w:snapToGrid/>
+              <w:spacing w:line="240" w:lineRule="auto"/>
+              <w:jc w:val="center"/>
+              <w:textAlignment w:val="auto"/>
+              <w:rPr>
+                <w:rFonts w:hint="eastAsia" w:ascii="Times New Roman" w:hAnsi="Times New Roman" w:cs="Times New Roman"/>
+                <w:b/>
+                <w:bCs/>
+                <w:sz w:val="21"/>
+                <w:szCs w:val="21"/>
+                <w:vertAlign w:val="baseline"/>
+                <w:lang w:val="en-US" w:eastAsia="zh-CN"/>
+              </w:rPr>
+            </w:pPr>
+            <w:r>
+              <w:rPr>
+                <w:rFonts w:hint="eastAsia" w:ascii="Times New Roman" w:hAnsi="Times New Roman" w:cs="Times New Roman"/>
+                <w:sz w:val="21"/>
+                <w:szCs w:val="21"/>
+              </w:rPr>
+              <w:t>1</w:t>
+            </w:r>
+            <w:r>
+              <w:rPr>
+                <w:rFonts w:ascii="Times New Roman" w:hAnsi="Times New Roman" w:cs="Times New Roman"/>
+                <w:sz w:val="21"/>
+                <w:szCs w:val="21"/>
+              </w:rPr>
+              <w:t>.46px</w:t>
+            </w:r>
+          </w:p>
+        </w:tc>
+        <w:tc>
+          <w:tcPr>
+            <w:tcW w:w="2841" w:type="dxa"/>
+          </w:tcPr>
+          <w:p>
+            <w:pPr>
+              <w:keepNext w:val="0"/>
+              <w:keepLines w:val="0"/>
+              <w:pageBreakBefore w:val="0"/>
+              <w:widowControl w:val="0"/>
+              <w:kinsoku/>
+              <w:wordWrap/>
+              <w:overflowPunct/>
+              <w:topLinePunct w:val="0"/>
+              <w:autoSpaceDE/>
+              <w:autoSpaceDN/>
+              <w:bidi w:val="0"/>
+              <w:adjustRightInd/>
+              <w:snapToGrid/>
+              <w:spacing w:line="240" w:lineRule="auto"/>
+              <w:jc w:val="center"/>
+              <w:textAlignment w:val="auto"/>
+              <w:rPr>
+                <w:rFonts w:hint="eastAsia" w:ascii="Times New Roman" w:hAnsi="Times New Roman" w:cs="Times New Roman"/>
+                <w:b/>
+                <w:bCs/>
+                <w:sz w:val="21"/>
+                <w:szCs w:val="21"/>
+                <w:vertAlign w:val="baseline"/>
+                <w:lang w:val="en-US" w:eastAsia="zh-CN"/>
+              </w:rPr>
+            </w:pPr>
+            <w:r>
+              <w:rPr>
+                <w:rFonts w:hint="eastAsia" w:ascii="Times New Roman" w:hAnsi="Times New Roman" w:cs="Times New Roman"/>
+                <w:sz w:val="21"/>
+                <w:szCs w:val="21"/>
+              </w:rPr>
+              <w:t>1.3</w:t>
+            </w:r>
+            <w:r>
+              <w:rPr>
+                <w:rFonts w:hint="eastAsia" w:ascii="Times New Roman" w:hAnsi="Times New Roman" w:cs="Times New Roman"/>
+                <w:sz w:val="21"/>
+                <w:szCs w:val="21"/>
+                <w:lang w:val="en-US" w:eastAsia="zh-CN"/>
+              </w:rPr>
+              <w:t>3px</w:t>
+            </w:r>
+          </w:p>
+        </w:tc>
+      </w:tr>
+    </w:tbl>
+    <w:p>
+      <w:pPr>
+        <w:keepNext w:val="0"/>
+        <w:keepLines w:val="0"/>
+        <w:pageBreakBefore w:val="0"/>
+        <w:widowControl w:val="0"/>
+        <w:kinsoku/>
+        <w:wordWrap/>
+        <w:overflowPunct/>
+        <w:topLinePunct w:val="0"/>
+        <w:autoSpaceDE/>
+        <w:autoSpaceDN/>
+        <w:bidi w:val="0"/>
+        <w:adjustRightInd/>
+        <w:snapToGrid/>
+        <w:spacing w:line="240" w:lineRule="auto"/>
+        <w:ind w:firstLine="480" w:firstLineChars="0"/>
+        <w:textAlignment w:val="auto"/>
+        <w:rPr>
+          <w:rFonts w:ascii="Times New Roman" w:hAnsi="Times New Roman" w:cs="Times New Roman"/>
+          <w:szCs w:val="24"/>
+        </w:rPr>
+      </w:pPr>
+      <w:r>
+        <w:rPr>
+          <w:rFonts w:hint="eastAsia" w:ascii="Times New Roman" w:hAnsi="Times New Roman" w:eastAsia="宋体" w:cs="Times New Roman"/>
+          <w:szCs w:val="24"/>
+          <w:lang w:val="en-US" w:eastAsia="zh-CN"/>
+        </w:rPr>
+        <w:t>The table1 shows t</w:t>
+      </w:r>
+      <w:r>
+        <w:rPr>
+          <w:rFonts w:ascii="Times New Roman" w:hAnsi="Times New Roman" w:cs="Times New Roman"/>
+          <w:szCs w:val="24"/>
+        </w:rPr>
+        <w:t>he reconstruction results</w:t>
+      </w:r>
+      <w:r>
+        <w:rPr>
+          <w:rFonts w:hint="eastAsia" w:ascii="Times New Roman" w:hAnsi="Times New Roman" w:eastAsia="宋体" w:cs="Times New Roman"/>
+          <w:szCs w:val="24"/>
+          <w:lang w:val="en-US" w:eastAsia="zh-CN"/>
+        </w:rPr>
+        <w:t xml:space="preserve"> of two methods</w:t>
+      </w:r>
+      <w:bookmarkStart w:id="0" w:name="_GoBack"/>
+      <w:bookmarkEnd w:id="0"/>
     </w:p>
     <w:p>
       <w:pPr>
@@ -1501,6 +1937,7 @@
         <w:pageBreakBefore w:val="0"/>
         <w:widowControl w:val="0"/>
         <w:numPr>
+          <w:ilvl w:val="0"/>
           <w:numId w:val="0"/>
         </w:numPr>
         <w:kinsoku/>
@@ -1844,42 +2281,33 @@
         <w:jc w:val="center"/>
         <w:textAlignment w:val="auto"/>
         <w:rPr>
-          <w:rFonts w:hint="eastAsia" w:ascii="Times New Roman" w:hAnsi="Times New Roman" w:cs="Times New Roman" w:eastAsiaTheme="minorEastAsia"/>
-          <w:szCs w:val="24"/>
-          <w:lang w:eastAsia="zh-CN"/>
-        </w:rPr>
-      </w:pPr>
-      <w:r>
-        <w:rPr>
           <w:rFonts w:hint="eastAsia" w:ascii="Times New Roman" w:hAnsi="Times New Roman" w:cs="Times New Roman"/>
           <w:b/>
           <w:bCs/>
           <w:sz w:val="21"/>
           <w:szCs w:val="21"/>
-          <w:lang w:val="en-US" w:eastAsia="zh-CN"/>
-        </w:rPr>
-        <w:t xml:space="preserve">Picture1: </w:t>
-      </w:r>
-      <w:r>
-        <w:rPr>
-          <w:rFonts w:ascii="Times New Roman" w:hAnsi="Times New Roman" w:cs="Times New Roman"/>
+        </w:rPr>
+      </w:pPr>
+      <w:r>
+        <w:rPr>
+          <w:rFonts w:hint="eastAsia" w:ascii="Times New Roman" w:hAnsi="Times New Roman" w:cs="Times New Roman"/>
           <w:b/>
           <w:bCs/>
           <w:sz w:val="21"/>
           <w:szCs w:val="21"/>
-        </w:rPr>
-        <w:t>3D Sparse Point</w:t>
-      </w:r>
-      <w:r>
-        <w:rPr>
-          <w:rFonts w:hint="eastAsia" w:ascii="Times New Roman" w:hAnsi="Times New Roman" w:cs="Times New Roman"/>
+          <w:lang w:val="en-US" w:eastAsia="zh-CN"/>
+        </w:rPr>
+        <w:t xml:space="preserve">Picture1: </w:t>
+      </w:r>
+      <w:r>
+        <w:rPr>
+          <w:rFonts w:ascii="Times New Roman" w:hAnsi="Times New Roman" w:cs="Times New Roman"/>
           <w:b/>
           <w:bCs/>
           <w:sz w:val="21"/>
           <w:szCs w:val="21"/>
-          <w:lang w:val="en-US" w:eastAsia="zh-CN"/>
-        </w:rPr>
-        <w:t xml:space="preserve"> of </w:t>
+        </w:rPr>
+        <w:t>3D Sparse Point</w:t>
       </w:r>
       <w:r>
         <w:rPr>
@@ -1888,9 +2316,48 @@
           <w:bCs/>
           <w:sz w:val="21"/>
           <w:szCs w:val="21"/>
+          <w:lang w:val="en-US" w:eastAsia="zh-CN"/>
+        </w:rPr>
+        <w:t xml:space="preserve"> of </w:t>
+      </w:r>
+      <w:r>
+        <w:rPr>
+          <w:rFonts w:hint="eastAsia" w:ascii="Times New Roman" w:hAnsi="Times New Roman" w:cs="Times New Roman"/>
+          <w:b/>
+          <w:bCs/>
+          <w:sz w:val="21"/>
+          <w:szCs w:val="21"/>
         </w:rPr>
         <w:t>SuperPoint+SuperGlue</w:t>
       </w:r>
+    </w:p>
+    <w:p>
+      <w:pPr>
+        <w:keepNext w:val="0"/>
+        <w:keepLines w:val="0"/>
+        <w:pageBreakBefore w:val="0"/>
+        <w:widowControl w:val="0"/>
+        <w:kinsoku/>
+        <w:wordWrap/>
+        <w:overflowPunct/>
+        <w:topLinePunct w:val="0"/>
+        <w:autoSpaceDE/>
+        <w:autoSpaceDN/>
+        <w:bidi w:val="0"/>
+        <w:adjustRightInd/>
+        <w:snapToGrid/>
+        <w:spacing w:line="240" w:lineRule="auto"/>
+        <w:jc w:val="center"/>
+        <w:textAlignment w:val="auto"/>
+        <w:rPr>
+          <w:rFonts w:hint="eastAsia" w:ascii="Times New Roman" w:hAnsi="Times New Roman" w:cs="Times New Roman"/>
+          <w:b/>
+          <w:bCs/>
+          <w:sz w:val="21"/>
+          <w:szCs w:val="21"/>
+          <w:lang w:eastAsia="zh-CN"/>
+        </w:rPr>
+      </w:pPr>
     </w:p>
     <w:p>
       <w:pPr>
@@ -2252,6 +2719,7 @@
         <w:adjustRightInd/>
         <w:snapToGrid/>
         <w:spacing w:line="240" w:lineRule="auto"/>
+        <w:ind w:firstLine="480" w:firstLineChars="0"/>
         <w:textAlignment w:val="auto"/>
         <w:rPr>
           <w:rFonts w:ascii="Times New Roman" w:hAnsi="Times New Roman" w:cs="Times New Roman"/>

--- a/milestone3/Milestone 3 Camera Parameter Estimation and Point Cloud Generation.docx
+++ b/milestone3/Milestone 3 Camera Parameter Estimation and Point Cloud Generation.docx
@@ -724,29 +724,6 @@
         </w:rPr>
         <w:t>A lower inlier threshold improved precision but reduced the number of 3D points, especially with noisy matches. A more relaxed threshold led to denser reconstructions at the cost of higher outlier rates.</w:t>
       </w:r>
-    </w:p>
-    <w:p>
-      <w:pPr>
-        <w:keepNext w:val="0"/>
-        <w:keepLines w:val="0"/>
-        <w:pageBreakBefore w:val="0"/>
-        <w:widowControl w:val="0"/>
-        <w:kinsoku/>
-        <w:wordWrap/>
-        <w:overflowPunct/>
-        <w:topLinePunct w:val="0"/>
-        <w:autoSpaceDE/>
-        <w:autoSpaceDN/>
-        <w:bidi w:val="0"/>
-        <w:adjustRightInd/>
-        <w:snapToGrid/>
-        <w:spacing w:line="240" w:lineRule="auto"/>
-        <w:textAlignment w:val="auto"/>
-        <w:rPr>
-          <w:rFonts w:ascii="Times New Roman" w:hAnsi="Times New Roman" w:cs="Times New Roman"/>
-          <w:szCs w:val="24"/>
-        </w:rPr>
-      </w:pPr>
     </w:p>
     <w:p>
       <w:pPr>
@@ -915,10 +892,6 @@
             <w:insideH w:val="single" w:color="auto" w:sz="4" w:space="0"/>
             <w:insideV w:val="single" w:color="auto" w:sz="4" w:space="0"/>
           </w:tblBorders>
-          <w:tblCellMar>
-            <w:left w:w="108" w:type="dxa"/>
-            <w:right w:w="108" w:type="dxa"/>
-          </w:tblCellMar>
         </w:tblPrEx>
         <w:tc>
           <w:tcPr>
@@ -1117,6 +1090,10 @@
             <w:insideH w:val="single" w:color="auto" w:sz="4" w:space="0"/>
             <w:insideV w:val="single" w:color="auto" w:sz="4" w:space="0"/>
           </w:tblBorders>
+          <w:tblCellMar>
+            <w:left w:w="108" w:type="dxa"/>
+            <w:right w:w="108" w:type="dxa"/>
+          </w:tblCellMar>
         </w:tblPrEx>
         <w:tc>
           <w:tcPr>
@@ -1897,10 +1874,12 @@
         <w:snapToGrid/>
         <w:spacing w:line="240" w:lineRule="auto"/>
         <w:ind w:firstLine="480" w:firstLineChars="0"/>
+        <w:jc w:val="left"/>
         <w:textAlignment w:val="auto"/>
         <w:rPr>
-          <w:rFonts w:ascii="Times New Roman" w:hAnsi="Times New Roman" w:cs="Times New Roman"/>
-          <w:szCs w:val="24"/>
+          <w:rFonts w:hint="default" w:ascii="Times New Roman" w:hAnsi="Times New Roman" w:eastAsia="宋体" w:cs="Times New Roman"/>
+          <w:szCs w:val="24"/>
+          <w:lang w:val="en-US" w:eastAsia="zh-CN"/>
         </w:rPr>
       </w:pPr>
       <w:r>
@@ -1924,54 +1903,16 @@
           <w:szCs w:val="24"/>
           <w:lang w:val="en-US" w:eastAsia="zh-CN"/>
         </w:rPr>
-        <w:t xml:space="preserve"> of two methods</w:t>
+        <w:t xml:space="preserve"> of two methods. </w:t>
       </w:r>
       <w:bookmarkStart w:id="0" w:name="_GoBack"/>
       <w:bookmarkEnd w:id="0"/>
-    </w:p>
-    <w:p>
-      <w:pPr>
-        <w:pStyle w:val="6"/>
-        <w:keepNext w:val="0"/>
-        <w:keepLines w:val="0"/>
-        <w:pageBreakBefore w:val="0"/>
-        <w:widowControl w:val="0"/>
-        <w:numPr>
-          <w:ilvl w:val="0"/>
-          <w:numId w:val="0"/>
-        </w:numPr>
-        <w:kinsoku/>
-        <w:wordWrap/>
-        <w:overflowPunct/>
-        <w:topLinePunct w:val="0"/>
-        <w:autoSpaceDE/>
-        <w:autoSpaceDN/>
-        <w:bidi w:val="0"/>
-        <w:adjustRightInd/>
-        <w:snapToGrid/>
-        <w:spacing w:line="240" w:lineRule="auto"/>
-        <w:ind w:leftChars="0"/>
-        <w:textAlignment w:val="auto"/>
-        <w:rPr>
-          <w:rFonts w:hint="eastAsia" w:ascii="Times New Roman" w:hAnsi="Times New Roman" w:cs="Times New Roman" w:eastAsiaTheme="minorEastAsia"/>
-          <w:szCs w:val="24"/>
-          <w:lang w:val="en-US" w:eastAsia="zh-CN"/>
-        </w:rPr>
-      </w:pPr>
       <w:r>
         <w:rPr>
           <w:rFonts w:hint="eastAsia" w:ascii="Times New Roman" w:hAnsi="Times New Roman" w:cs="Times New Roman"/>
           <w:szCs w:val="24"/>
         </w:rPr>
         <w:t>SuperPoint+SuperGlue</w:t>
-      </w:r>
-      <w:r>
-        <w:rPr>
-          <w:rFonts w:hint="eastAsia" w:ascii="Times New Roman" w:hAnsi="Times New Roman" w:cs="Times New Roman"/>
-          <w:szCs w:val="24"/>
-          <w:lang w:val="en-US" w:eastAsia="zh-CN"/>
-        </w:rPr>
-        <w:t>:</w:t>
       </w:r>
     </w:p>
     <w:p>

--- a/milestone3/Milestone 3 Camera Parameter Estimation and Point Cloud Generation.docx
+++ b/milestone3/Milestone 3 Camera Parameter Estimation and Point Cloud Generation.docx
@@ -4,22 +4,7 @@
   <w:body>
     <w:p>
       <w:pPr>
-        <w:keepNext w:val="0"/>
-        <w:keepLines w:val="0"/>
-        <w:pageBreakBefore w:val="0"/>
-        <w:widowControl w:val="0"/>
-        <w:kinsoku/>
-        <w:wordWrap/>
-        <w:overflowPunct/>
-        <w:topLinePunct w:val="0"/>
-        <w:autoSpaceDE/>
-        <w:autoSpaceDN/>
-        <w:bidi w:val="0"/>
-        <w:adjustRightInd/>
-        <w:snapToGrid/>
-        <w:spacing w:line="240" w:lineRule="auto"/>
         <w:jc w:val="center"/>
-        <w:textAlignment w:val="auto"/>
         <w:rPr>
           <w:rFonts w:ascii="Times New Roman" w:hAnsi="Times New Roman" w:cs="Times New Roman"/>
           <w:b/>
@@ -41,22 +26,7 @@
     </w:p>
     <w:p>
       <w:pPr>
-        <w:keepNext w:val="0"/>
-        <w:keepLines w:val="0"/>
-        <w:pageBreakBefore w:val="0"/>
-        <w:widowControl w:val="0"/>
-        <w:kinsoku/>
-        <w:wordWrap/>
-        <w:overflowPunct/>
-        <w:topLinePunct w:val="0"/>
-        <w:autoSpaceDE/>
-        <w:autoSpaceDN/>
-        <w:bidi w:val="0"/>
-        <w:adjustRightInd/>
-        <w:snapToGrid/>
-        <w:spacing w:line="240" w:lineRule="auto"/>
         <w:jc w:val="center"/>
-        <w:textAlignment w:val="auto"/>
         <w:rPr>
           <w:rFonts w:ascii="Times New Roman" w:hAnsi="Times New Roman" w:cs="Times New Roman"/>
           <w:b/>
@@ -76,54 +46,21 @@
     </w:p>
     <w:p>
       <w:pPr>
-        <w:keepNext w:val="0"/>
-        <w:keepLines w:val="0"/>
-        <w:pageBreakBefore w:val="0"/>
-        <w:widowControl w:val="0"/>
-        <w:kinsoku/>
-        <w:wordWrap/>
-        <w:overflowPunct/>
-        <w:topLinePunct w:val="0"/>
-        <w:autoSpaceDE/>
-        <w:autoSpaceDN/>
-        <w:bidi w:val="0"/>
-        <w:adjustRightInd/>
-        <w:snapToGrid/>
-        <w:spacing w:line="240" w:lineRule="auto"/>
         <w:jc w:val="center"/>
-        <w:textAlignment w:val="auto"/>
-        <w:rPr>
-          <w:rFonts w:ascii="Times New Roman" w:hAnsi="Times New Roman" w:cs="Times New Roman"/>
-          <w:b/>
-          <w:bCs/>
-          <w:szCs w:val="24"/>
-        </w:rPr>
-      </w:pPr>
-      <w:r>
-        <w:rPr>
-          <w:rFonts w:ascii="Times New Roman" w:hAnsi="Times New Roman" w:cs="Times New Roman"/>
-          <w:b/>
-          <w:bCs/>
-          <w:szCs w:val="24"/>
-        </w:rPr>
+        <w:rPr>
+          <w:rFonts w:ascii="Times New Roman" w:hAnsi="Times New Roman" w:cs="Times New Roman"/>
+          <w:b/>
+          <w:bCs/>
+          <w:szCs w:val="24"/>
+        </w:rPr>
+      </w:pPr>
+      <w:r>
         <w:fldChar w:fldCharType="begin"/>
       </w:r>
       <w:r>
-        <w:rPr>
-          <w:rFonts w:ascii="Times New Roman" w:hAnsi="Times New Roman" w:cs="Times New Roman"/>
-          <w:b/>
-          <w:bCs/>
-          <w:szCs w:val="24"/>
-        </w:rPr>
         <w:instrText xml:space="preserve"> HYPERLINK "https://github.com/Wayne0758/Computer-Vision" </w:instrText>
       </w:r>
       <w:r>
-        <w:rPr>
-          <w:rFonts w:ascii="Times New Roman" w:hAnsi="Times New Roman" w:cs="Times New Roman"/>
-          <w:b/>
-          <w:bCs/>
-          <w:szCs w:val="24"/>
-        </w:rPr>
         <w:fldChar w:fldCharType="separate"/>
       </w:r>
       <w:r>
@@ -138,6 +75,7 @@
       </w:r>
       <w:r>
         <w:rPr>
+          <w:rStyle w:val="5"/>
           <w:rFonts w:ascii="Times New Roman" w:hAnsi="Times New Roman" w:cs="Times New Roman"/>
           <w:b/>
           <w:bCs/>
@@ -148,50 +86,20 @@
     </w:p>
     <w:p>
       <w:pPr>
-        <w:keepNext w:val="0"/>
-        <w:keepLines w:val="0"/>
-        <w:pageBreakBefore w:val="0"/>
-        <w:widowControl w:val="0"/>
-        <w:kinsoku/>
-        <w:wordWrap/>
-        <w:overflowPunct/>
-        <w:topLinePunct w:val="0"/>
-        <w:autoSpaceDE/>
-        <w:autoSpaceDN/>
-        <w:bidi w:val="0"/>
-        <w:adjustRightInd/>
-        <w:snapToGrid/>
-        <w:spacing w:line="240" w:lineRule="auto"/>
         <w:jc w:val="center"/>
-        <w:textAlignment w:val="auto"/>
-        <w:rPr>
-          <w:rFonts w:ascii="Times New Roman" w:hAnsi="Times New Roman" w:cs="Times New Roman"/>
-          <w:b/>
-          <w:bCs/>
-          <w:szCs w:val="24"/>
-        </w:rPr>
-      </w:pPr>
-    </w:p>
-    <w:p>
-      <w:pPr>
-        <w:keepNext w:val="0"/>
-        <w:keepLines w:val="0"/>
-        <w:pageBreakBefore w:val="0"/>
-        <w:widowControl w:val="0"/>
-        <w:kinsoku/>
-        <w:wordWrap/>
-        <w:overflowPunct/>
-        <w:topLinePunct w:val="0"/>
-        <w:autoSpaceDE/>
-        <w:autoSpaceDN/>
-        <w:bidi w:val="0"/>
-        <w:adjustRightInd/>
-        <w:snapToGrid/>
-        <w:spacing w:line="240" w:lineRule="auto"/>
-        <w:ind w:firstLine="480" w:firstLineChars="0"/>
-        <w:textAlignment w:val="auto"/>
-        <w:rPr>
-          <w:rFonts w:hint="eastAsia" w:ascii="Times New Roman" w:hAnsi="Times New Roman" w:cs="Times New Roman"/>
+        <w:rPr>
+          <w:rFonts w:ascii="Times New Roman" w:hAnsi="Times New Roman" w:cs="Times New Roman"/>
+          <w:b/>
+          <w:bCs/>
+          <w:szCs w:val="24"/>
+        </w:rPr>
+      </w:pPr>
+    </w:p>
+    <w:p>
+      <w:pPr>
+        <w:ind w:firstLine="480"/>
+        <w:rPr>
+          <w:rFonts w:ascii="Times New Roman" w:hAnsi="Times New Roman" w:cs="Times New Roman"/>
           <w:szCs w:val="24"/>
         </w:rPr>
       </w:pPr>
@@ -206,7 +114,7 @@
         <w:rPr>
           <w:rFonts w:hint="eastAsia" w:ascii="Times New Roman" w:hAnsi="Times New Roman" w:cs="Times New Roman"/>
           <w:szCs w:val="24"/>
-          <w:lang w:val="en-US" w:eastAsia="zh-CN"/>
+          <w:lang w:eastAsia="zh-CN"/>
         </w:rPr>
         <w:t>dataset</w:t>
       </w:r>
@@ -221,7 +129,7 @@
         <w:rPr>
           <w:rFonts w:hint="eastAsia" w:ascii="Times New Roman" w:hAnsi="Times New Roman" w:cs="Times New Roman"/>
           <w:szCs w:val="24"/>
-          <w:lang w:val="en-US" w:eastAsia="zh-CN"/>
+          <w:lang w:eastAsia="zh-CN"/>
         </w:rPr>
         <w:t>428</w:t>
       </w:r>
@@ -236,7 +144,7 @@
         <w:rPr>
           <w:rFonts w:hint="eastAsia" w:ascii="Times New Roman" w:hAnsi="Times New Roman" w:cs="Times New Roman"/>
           <w:szCs w:val="24"/>
-          <w:lang w:val="en-US" w:eastAsia="zh-CN"/>
+          <w:lang w:eastAsia="zh-CN"/>
         </w:rPr>
         <w:t xml:space="preserve">extractors and </w:t>
       </w:r>
@@ -252,7 +160,7 @@
           <w:rFonts w:hint="eastAsia" w:ascii="Times New Roman" w:hAnsi="Times New Roman" w:cs="Times New Roman"/>
           <w:color w:val="000000" w:themeColor="text1"/>
           <w:szCs w:val="24"/>
-          <w:lang w:val="en-US" w:eastAsia="zh-CN"/>
+          <w:lang w:eastAsia="zh-CN"/>
           <w14:textFill>
             <w14:solidFill>
               <w14:schemeClr w14:val="tx1"/>
@@ -272,7 +180,7 @@
         <w:rPr>
           <w:rFonts w:hint="eastAsia" w:ascii="Times New Roman" w:hAnsi="Times New Roman" w:cs="Times New Roman"/>
           <w:szCs w:val="24"/>
-          <w:lang w:val="en-US" w:eastAsia="zh-CN"/>
+          <w:lang w:eastAsia="zh-CN"/>
         </w:rPr>
         <w:t>P</w:t>
       </w:r>
@@ -287,7 +195,7 @@
         <w:rPr>
           <w:rFonts w:hint="eastAsia" w:ascii="Times New Roman" w:hAnsi="Times New Roman" w:cs="Times New Roman"/>
           <w:szCs w:val="24"/>
-          <w:lang w:val="en-US" w:eastAsia="zh-CN"/>
+          <w:lang w:eastAsia="zh-CN"/>
         </w:rPr>
         <w:t xml:space="preserve">+SuperGlue </w:t>
       </w:r>
@@ -302,7 +210,7 @@
         <w:rPr>
           <w:rFonts w:hint="eastAsia" w:ascii="Times New Roman" w:hAnsi="Times New Roman" w:cs="Times New Roman"/>
           <w:szCs w:val="24"/>
-          <w:lang w:val="en-US" w:eastAsia="zh-CN"/>
+          <w:lang w:eastAsia="zh-CN"/>
         </w:rPr>
         <w:t>IFT+NN-ratio</w:t>
       </w:r>
@@ -317,28 +225,13 @@
     <w:p>
       <w:pPr>
         <w:pStyle w:val="6"/>
-        <w:keepNext w:val="0"/>
-        <w:keepLines w:val="0"/>
-        <w:pageBreakBefore w:val="0"/>
-        <w:widowControl w:val="0"/>
         <w:numPr>
           <w:ilvl w:val="0"/>
           <w:numId w:val="1"/>
         </w:numPr>
-        <w:kinsoku/>
-        <w:wordWrap/>
-        <w:overflowPunct/>
-        <w:topLinePunct w:val="0"/>
-        <w:autoSpaceDE/>
-        <w:autoSpaceDN/>
-        <w:bidi w:val="0"/>
-        <w:adjustRightInd/>
-        <w:snapToGrid/>
-        <w:spacing w:line="240" w:lineRule="auto"/>
         <w:ind w:leftChars="0"/>
-        <w:textAlignment w:val="auto"/>
-        <w:rPr>
-          <w:rFonts w:hint="eastAsia" w:ascii="Times New Roman" w:hAnsi="Times New Roman" w:cs="Times New Roman"/>
+        <w:rPr>
+          <w:rFonts w:ascii="Times New Roman" w:hAnsi="Times New Roman" w:cs="Times New Roman"/>
           <w:b/>
           <w:bCs/>
           <w:szCs w:val="24"/>
@@ -356,22 +249,7 @@
     </w:p>
     <w:p>
       <w:pPr>
-        <w:keepNext w:val="0"/>
-        <w:keepLines w:val="0"/>
-        <w:pageBreakBefore w:val="0"/>
-        <w:widowControl w:val="0"/>
-        <w:kinsoku/>
-        <w:wordWrap/>
-        <w:overflowPunct/>
-        <w:topLinePunct w:val="0"/>
-        <w:autoSpaceDE/>
-        <w:autoSpaceDN/>
-        <w:bidi w:val="0"/>
-        <w:adjustRightInd/>
-        <w:snapToGrid/>
-        <w:spacing w:line="240" w:lineRule="auto"/>
-        <w:ind w:firstLine="480" w:firstLineChars="0"/>
-        <w:textAlignment w:val="auto"/>
+        <w:ind w:firstLine="480"/>
         <w:rPr>
           <w:rFonts w:ascii="Times New Roman" w:hAnsi="Times New Roman" w:cs="Times New Roman"/>
           <w:szCs w:val="24"/>
@@ -388,7 +266,7 @@
         <w:rPr>
           <w:rFonts w:hint="eastAsia" w:ascii="Times New Roman" w:hAnsi="Times New Roman" w:cs="Times New Roman"/>
           <w:szCs w:val="24"/>
-          <w:lang w:val="en-US" w:eastAsia="zh-CN"/>
+          <w:lang w:eastAsia="zh-CN"/>
         </w:rPr>
         <w:t xml:space="preserve">the effects of </w:t>
       </w:r>
@@ -403,7 +281,7 @@
         <w:rPr>
           <w:rFonts w:hint="eastAsia" w:ascii="Times New Roman" w:hAnsi="Times New Roman" w:cs="Times New Roman"/>
           <w:szCs w:val="24"/>
-          <w:lang w:val="en-US" w:eastAsia="zh-CN"/>
+          <w:lang w:eastAsia="zh-CN"/>
         </w:rPr>
         <w:t>P</w:t>
       </w:r>
@@ -418,7 +296,7 @@
         <w:rPr>
           <w:rFonts w:hint="eastAsia" w:ascii="Times New Roman" w:hAnsi="Times New Roman" w:cs="Times New Roman"/>
           <w:szCs w:val="24"/>
-          <w:lang w:val="en-US" w:eastAsia="zh-CN"/>
+          <w:lang w:eastAsia="zh-CN"/>
         </w:rPr>
         <w:t>+SuperGlue</w:t>
       </w:r>
@@ -433,7 +311,7 @@
         <w:rPr>
           <w:rFonts w:hint="eastAsia" w:ascii="Times New Roman" w:hAnsi="Times New Roman" w:cs="Times New Roman"/>
           <w:szCs w:val="24"/>
-          <w:lang w:val="en-US" w:eastAsia="zh-CN"/>
+          <w:lang w:eastAsia="zh-CN"/>
         </w:rPr>
         <w:t>IFT+NN-ratio</w:t>
       </w:r>
@@ -448,7 +326,7 @@
         <w:rPr>
           <w:rFonts w:hint="eastAsia" w:ascii="Times New Roman" w:hAnsi="Times New Roman" w:cs="Times New Roman"/>
           <w:szCs w:val="24"/>
-          <w:lang w:val="en-US" w:eastAsia="zh-CN"/>
+          <w:lang w:eastAsia="zh-CN"/>
         </w:rPr>
         <w:t xml:space="preserve">for </w:t>
       </w:r>
@@ -463,7 +341,7 @@
         <w:rPr>
           <w:rFonts w:hint="eastAsia" w:ascii="Times New Roman" w:hAnsi="Times New Roman" w:cs="Times New Roman"/>
           <w:szCs w:val="24"/>
-          <w:lang w:val="en-US" w:eastAsia="zh-CN"/>
+          <w:lang w:eastAsia="zh-CN"/>
         </w:rPr>
         <w:t>extraction and matching</w:t>
       </w:r>
@@ -478,7 +356,7 @@
         <w:rPr>
           <w:rFonts w:hint="eastAsia" w:ascii="Times New Roman" w:hAnsi="Times New Roman" w:cs="Times New Roman"/>
           <w:szCs w:val="24"/>
-          <w:lang w:val="en-US" w:eastAsia="zh-CN"/>
+          <w:lang w:eastAsia="zh-CN"/>
         </w:rPr>
         <w:t>the Kavli</w:t>
       </w:r>
@@ -493,7 +371,7 @@
         <w:rPr>
           <w:rFonts w:hint="eastAsia" w:ascii="Times New Roman" w:hAnsi="Times New Roman" w:cs="Times New Roman"/>
           <w:szCs w:val="24"/>
-          <w:lang w:val="en-US" w:eastAsia="zh-CN"/>
+          <w:lang w:eastAsia="zh-CN"/>
         </w:rPr>
         <w:t>D</w:t>
       </w:r>
@@ -508,7 +386,7 @@
         <w:rPr>
           <w:rFonts w:hint="eastAsia" w:ascii="Times New Roman" w:hAnsi="Times New Roman" w:cs="Times New Roman"/>
           <w:szCs w:val="24"/>
-          <w:lang w:val="en-US" w:eastAsia="zh-CN"/>
+          <w:lang w:eastAsia="zh-CN"/>
         </w:rPr>
         <w:t>P</w:t>
       </w:r>
@@ -523,7 +401,7 @@
         <w:rPr>
           <w:rFonts w:hint="eastAsia" w:ascii="Times New Roman" w:hAnsi="Times New Roman" w:cs="Times New Roman"/>
           <w:szCs w:val="24"/>
-          <w:lang w:val="en-US" w:eastAsia="zh-CN"/>
+          <w:lang w:eastAsia="zh-CN"/>
         </w:rPr>
         <w:t>+SuperGlue</w:t>
       </w:r>
@@ -538,7 +416,7 @@
         <w:rPr>
           <w:rFonts w:hint="eastAsia" w:ascii="Times New Roman" w:hAnsi="Times New Roman" w:cs="Times New Roman"/>
           <w:szCs w:val="24"/>
-          <w:lang w:val="en-US" w:eastAsia="zh-CN"/>
+          <w:lang w:eastAsia="zh-CN"/>
         </w:rPr>
         <w:t>es with more details in the</w:t>
       </w:r>
@@ -553,7 +431,7 @@
         <w:rPr>
           <w:rFonts w:hint="eastAsia" w:ascii="Times New Roman" w:hAnsi="Times New Roman" w:cs="Times New Roman"/>
           <w:szCs w:val="24"/>
-          <w:lang w:val="en-US" w:eastAsia="zh-CN"/>
+          <w:lang w:eastAsia="zh-CN"/>
         </w:rPr>
         <w:t xml:space="preserve">, </w:t>
       </w:r>
@@ -568,7 +446,7 @@
         <w:rPr>
           <w:rFonts w:hint="eastAsia" w:ascii="Times New Roman" w:hAnsi="Times New Roman" w:cs="Times New Roman"/>
           <w:szCs w:val="24"/>
-          <w:lang w:val="en-US" w:eastAsia="zh-CN"/>
+          <w:lang w:eastAsia="zh-CN"/>
         </w:rPr>
         <w:t>IFT+NN-ratio</w:t>
       </w:r>
@@ -583,7 +461,7 @@
         <w:rPr>
           <w:rFonts w:hint="eastAsia" w:ascii="Times New Roman" w:hAnsi="Times New Roman" w:cs="Times New Roman"/>
           <w:szCs w:val="24"/>
-          <w:lang w:val="en-US" w:eastAsia="zh-CN"/>
+          <w:lang w:eastAsia="zh-CN"/>
         </w:rPr>
         <w:t xml:space="preserve">less </w:t>
       </w:r>
@@ -598,7 +476,7 @@
         <w:rPr>
           <w:rFonts w:hint="eastAsia" w:ascii="Times New Roman" w:hAnsi="Times New Roman" w:cs="Times New Roman"/>
           <w:szCs w:val="24"/>
-          <w:lang w:val="en-US" w:eastAsia="zh-CN"/>
+          <w:lang w:eastAsia="zh-CN"/>
         </w:rPr>
         <w:t xml:space="preserve"> which is hard to build a complete 3D model</w:t>
       </w:r>
@@ -612,22 +490,7 @@
     </w:p>
     <w:p>
       <w:pPr>
-        <w:keepNext w:val="0"/>
-        <w:keepLines w:val="0"/>
-        <w:pageBreakBefore w:val="0"/>
-        <w:widowControl w:val="0"/>
-        <w:kinsoku/>
-        <w:wordWrap/>
-        <w:overflowPunct/>
-        <w:topLinePunct w:val="0"/>
-        <w:autoSpaceDE/>
-        <w:autoSpaceDN/>
-        <w:bidi w:val="0"/>
-        <w:adjustRightInd/>
-        <w:snapToGrid/>
-        <w:spacing w:line="240" w:lineRule="auto"/>
-        <w:ind w:firstLine="480" w:firstLineChars="0"/>
-        <w:textAlignment w:val="auto"/>
+        <w:ind w:firstLine="480"/>
         <w:rPr>
           <w:rFonts w:ascii="Times New Roman" w:hAnsi="Times New Roman" w:cs="Times New Roman"/>
           <w:szCs w:val="24"/>
@@ -644,15 +507,15 @@
         <w:rPr>
           <w:rFonts w:hint="eastAsia" w:ascii="Times New Roman" w:hAnsi="Times New Roman" w:cs="Times New Roman"/>
           <w:szCs w:val="24"/>
-          <w:lang w:val="en-US" w:eastAsia="zh-CN"/>
+          <w:lang w:eastAsia="zh-CN"/>
         </w:rPr>
         <w:t xml:space="preserve">is included by function </w:t>
       </w:r>
       <w:r>
         <w:rPr>
-          <w:rFonts w:hint="default" w:ascii="Times New Roman" w:hAnsi="Times New Roman" w:cs="Times New Roman"/>
-          <w:szCs w:val="24"/>
-          <w:lang w:val="en-US" w:eastAsia="zh-CN"/>
+          <w:rFonts w:ascii="Times New Roman" w:hAnsi="Times New Roman" w:cs="Times New Roman"/>
+          <w:szCs w:val="24"/>
+          <w:lang w:eastAsia="zh-CN"/>
         </w:rPr>
         <w:t>“</w:t>
       </w:r>
@@ -660,15 +523,15 @@
         <w:rPr>
           <w:rFonts w:hint="eastAsia" w:ascii="Times New Roman" w:hAnsi="Times New Roman" w:cs="Times New Roman"/>
           <w:szCs w:val="24"/>
-          <w:lang w:val="en-US" w:eastAsia="zh-CN"/>
+          <w:lang w:eastAsia="zh-CN"/>
         </w:rPr>
         <w:t>reconstruction.main</w:t>
       </w:r>
       <w:r>
         <w:rPr>
-          <w:rFonts w:hint="default" w:ascii="Times New Roman" w:hAnsi="Times New Roman" w:cs="Times New Roman"/>
-          <w:szCs w:val="24"/>
-          <w:lang w:val="en-US" w:eastAsia="zh-CN"/>
+          <w:rFonts w:ascii="Times New Roman" w:hAnsi="Times New Roman" w:cs="Times New Roman"/>
+          <w:szCs w:val="24"/>
+          <w:lang w:eastAsia="zh-CN"/>
         </w:rPr>
         <w:t>”</w:t>
       </w:r>
@@ -676,7 +539,7 @@
         <w:rPr>
           <w:rFonts w:hint="eastAsia" w:ascii="Times New Roman" w:hAnsi="Times New Roman" w:cs="Times New Roman"/>
           <w:szCs w:val="24"/>
-          <w:lang w:val="en-US" w:eastAsia="zh-CN"/>
+          <w:lang w:eastAsia="zh-CN"/>
         </w:rPr>
         <w:t xml:space="preserve"> and its </w:t>
       </w:r>
@@ -691,7 +554,7 @@
         <w:rPr>
           <w:rFonts w:hint="eastAsia" w:ascii="Times New Roman" w:hAnsi="Times New Roman" w:cs="Times New Roman"/>
           <w:szCs w:val="24"/>
-          <w:lang w:val="en-US" w:eastAsia="zh-CN"/>
+          <w:lang w:eastAsia="zh-CN"/>
         </w:rPr>
         <w:t>is set by default to 4 pixels</w:t>
       </w:r>
@@ -713,7 +576,7 @@
         <w:rPr>
           <w:rFonts w:hint="eastAsia" w:ascii="Times New Roman" w:hAnsi="Times New Roman" w:cs="Times New Roman"/>
           <w:szCs w:val="24"/>
-          <w:lang w:val="en-US" w:eastAsia="zh-CN"/>
+          <w:lang w:eastAsia="zh-CN"/>
         </w:rPr>
         <w:t xml:space="preserve"> </w:t>
       </w:r>
@@ -727,27 +590,20 @@
     </w:p>
     <w:p>
       <w:pPr>
+        <w:rPr>
+          <w:rFonts w:ascii="Times New Roman" w:hAnsi="Times New Roman" w:cs="Times New Roman"/>
+          <w:szCs w:val="24"/>
+        </w:rPr>
+      </w:pPr>
+    </w:p>
+    <w:p>
+      <w:pPr>
         <w:pStyle w:val="6"/>
-        <w:keepNext w:val="0"/>
-        <w:keepLines w:val="0"/>
-        <w:pageBreakBefore w:val="0"/>
-        <w:widowControl w:val="0"/>
         <w:numPr>
           <w:ilvl w:val="0"/>
           <w:numId w:val="1"/>
         </w:numPr>
-        <w:kinsoku/>
-        <w:wordWrap/>
-        <w:overflowPunct/>
-        <w:topLinePunct w:val="0"/>
-        <w:autoSpaceDE/>
-        <w:autoSpaceDN/>
-        <w:bidi w:val="0"/>
-        <w:adjustRightInd/>
-        <w:snapToGrid/>
-        <w:spacing w:line="240" w:lineRule="auto"/>
         <w:ind w:leftChars="0"/>
-        <w:textAlignment w:val="auto"/>
         <w:rPr>
           <w:rFonts w:ascii="Times New Roman" w:hAnsi="Times New Roman" w:cs="Times New Roman"/>
           <w:b/>
@@ -767,30 +623,15 @@
     </w:p>
     <w:p>
       <w:pPr>
-        <w:keepNext w:val="0"/>
-        <w:keepLines w:val="0"/>
-        <w:pageBreakBefore w:val="0"/>
-        <w:widowControl w:val="0"/>
-        <w:kinsoku/>
-        <w:wordWrap/>
-        <w:overflowPunct/>
-        <w:topLinePunct w:val="0"/>
-        <w:autoSpaceDE/>
-        <w:autoSpaceDN/>
-        <w:bidi w:val="0"/>
-        <w:adjustRightInd/>
-        <w:snapToGrid/>
-        <w:spacing w:line="240" w:lineRule="auto"/>
         <w:ind w:firstLine="480"/>
         <w:jc w:val="center"/>
-        <w:textAlignment w:val="auto"/>
-        <w:rPr>
-          <w:rFonts w:hint="eastAsia" w:ascii="Times New Roman" w:hAnsi="Times New Roman" w:cs="Times New Roman"/>
+        <w:rPr>
+          <w:rFonts w:ascii="Times New Roman" w:hAnsi="Times New Roman" w:cs="Times New Roman"/>
           <w:b/>
           <w:bCs/>
           <w:sz w:val="21"/>
           <w:szCs w:val="21"/>
-          <w:lang w:val="en-US" w:eastAsia="zh-CN"/>
+          <w:lang w:eastAsia="zh-CN"/>
         </w:rPr>
       </w:pPr>
       <w:r>
@@ -800,9 +641,9 @@
           <w:bCs/>
           <w:sz w:val="21"/>
           <w:szCs w:val="21"/>
-          <w:lang w:val="en-US" w:eastAsia="zh-CN"/>
-        </w:rPr>
-        <w:t>Table1: Resul</w:t>
+          <w:lang w:eastAsia="zh-CN"/>
+        </w:rPr>
+        <w:t xml:space="preserve">Table1: Results of </w:t>
       </w:r>
       <w:r>
         <w:rPr>
@@ -811,30 +652,29 @@
           <w:bCs/>
           <w:sz w:val="21"/>
           <w:szCs w:val="21"/>
-          <w:lang w:val="en-US" w:eastAsia="zh-CN"/>
-        </w:rPr>
-        <w:t xml:space="preserve">ts of </w:t>
-      </w:r>
-      <w:r>
-        <w:rPr>
-          <w:rFonts w:hint="eastAsia" w:ascii="Times New Roman" w:hAnsi="Times New Roman" w:cs="Times New Roman"/>
+        </w:rPr>
+        <w:t>SuperPoint+SuperGlue</w:t>
+      </w:r>
+      <w:r>
+        <w:rPr>
+          <w:rFonts w:hint="eastAsia" w:ascii="Times New Roman" w:hAnsi="Times New Roman" w:eastAsia="宋体" w:cs="Times New Roman"/>
           <w:b/>
           <w:bCs/>
           <w:sz w:val="21"/>
           <w:szCs w:val="21"/>
-        </w:rPr>
-        <w:t>SuperPoint+SuperGlue</w:t>
-      </w:r>
-      <w:r>
-        <w:rPr>
-          <w:rFonts w:hint="eastAsia" w:ascii="Times New Roman" w:hAnsi="Times New Roman" w:eastAsia="宋体" w:cs="Times New Roman"/>
+          <w:lang w:eastAsia="zh-CN"/>
+        </w:rPr>
+        <w:t xml:space="preserve"> and </w:t>
+      </w:r>
+      <w:r>
+        <w:rPr>
+          <w:rFonts w:hint="eastAsia" w:ascii="Times New Roman" w:hAnsi="Times New Roman" w:cs="Times New Roman"/>
           <w:b/>
           <w:bCs/>
           <w:sz w:val="21"/>
           <w:szCs w:val="21"/>
-          <w:lang w:val="en-US" w:eastAsia="zh-CN"/>
-        </w:rPr>
-        <w:t xml:space="preserve"> and </w:t>
+        </w:rPr>
+        <w:t>S</w:t>
       </w:r>
       <w:r>
         <w:rPr>
@@ -843,17 +683,7 @@
           <w:bCs/>
           <w:sz w:val="21"/>
           <w:szCs w:val="21"/>
-        </w:rPr>
-        <w:t>S</w:t>
-      </w:r>
-      <w:r>
-        <w:rPr>
-          <w:rFonts w:hint="eastAsia" w:ascii="Times New Roman" w:hAnsi="Times New Roman" w:cs="Times New Roman"/>
-          <w:b/>
-          <w:bCs/>
-          <w:sz w:val="21"/>
-          <w:szCs w:val="21"/>
-          <w:lang w:val="en-US" w:eastAsia="zh-CN"/>
+          <w:lang w:eastAsia="zh-CN"/>
         </w:rPr>
         <w:t>IFT+NN-ratio</w:t>
       </w:r>
@@ -873,7 +703,9 @@
         </w:tblBorders>
         <w:tblLayout w:type="autofit"/>
         <w:tblCellMar>
+          <w:top w:w="0" w:type="dxa"/>
           <w:left w:w="108" w:type="dxa"/>
+          <w:bottom w:w="0" w:type="dxa"/>
           <w:right w:w="108" w:type="dxa"/>
         </w:tblCellMar>
       </w:tblPr>
@@ -892,6 +724,12 @@
             <w:insideH w:val="single" w:color="auto" w:sz="4" w:space="0"/>
             <w:insideV w:val="single" w:color="auto" w:sz="4" w:space="0"/>
           </w:tblBorders>
+          <w:tblCellMar>
+            <w:top w:w="0" w:type="dxa"/>
+            <w:left w:w="108" w:type="dxa"/>
+            <w:bottom w:w="0" w:type="dxa"/>
+            <w:right w:w="108" w:type="dxa"/>
+          </w:tblCellMar>
         </w:tblPrEx>
         <w:tc>
           <w:tcPr>
@@ -899,30 +737,14 @@
           </w:tcPr>
           <w:p>
             <w:pPr>
-              <w:keepNext w:val="0"/>
-              <w:keepLines w:val="0"/>
-              <w:pageBreakBefore w:val="0"/>
-              <w:widowControl w:val="0"/>
-              <w:kinsoku/>
-              <w:wordWrap/>
-              <w:overflowPunct/>
-              <w:topLinePunct w:val="0"/>
-              <w:autoSpaceDE/>
-              <w:autoSpaceDN/>
-              <w:bidi w:val="0"/>
-              <w:adjustRightInd/>
-              <w:snapToGrid/>
-              <w:spacing w:line="240" w:lineRule="auto"/>
               <w:jc w:val="center"/>
-              <w:textAlignment w:val="auto"/>
-              <w:rPr>
-                <w:rFonts w:hint="eastAsia" w:ascii="Times New Roman" w:hAnsi="Times New Roman" w:cs="Times New Roman"/>
+              <w:rPr>
+                <w:rFonts w:ascii="Times New Roman" w:hAnsi="Times New Roman" w:cs="Times New Roman"/>
                 <w:b/>
                 <w:bCs/>
                 <w:sz w:val="21"/>
                 <w:szCs w:val="21"/>
-                <w:vertAlign w:val="baseline"/>
-                <w:lang w:val="en-US" w:eastAsia="zh-CN"/>
+                <w:lang w:eastAsia="zh-CN"/>
               </w:rPr>
             </w:pPr>
             <w:r>
@@ -930,7 +752,7 @@
                 <w:rFonts w:hint="eastAsia" w:ascii="Times New Roman" w:hAnsi="Times New Roman" w:cs="Times New Roman"/>
                 <w:sz w:val="21"/>
                 <w:szCs w:val="21"/>
-                <w:lang w:val="en-US" w:eastAsia="zh-CN"/>
+                <w:lang w:eastAsia="zh-CN"/>
               </w:rPr>
               <w:t>Extractor+</w:t>
             </w:r>
@@ -958,30 +780,14 @@
           </w:tcPr>
           <w:p>
             <w:pPr>
-              <w:keepNext w:val="0"/>
-              <w:keepLines w:val="0"/>
-              <w:pageBreakBefore w:val="0"/>
-              <w:widowControl w:val="0"/>
-              <w:kinsoku/>
-              <w:wordWrap/>
-              <w:overflowPunct/>
-              <w:topLinePunct w:val="0"/>
-              <w:autoSpaceDE/>
-              <w:autoSpaceDN/>
-              <w:bidi w:val="0"/>
-              <w:adjustRightInd/>
-              <w:snapToGrid/>
-              <w:spacing w:line="240" w:lineRule="auto"/>
               <w:jc w:val="center"/>
-              <w:textAlignment w:val="auto"/>
-              <w:rPr>
-                <w:rFonts w:hint="eastAsia" w:ascii="Times New Roman" w:hAnsi="Times New Roman" w:cs="Times New Roman"/>
+              <w:rPr>
+                <w:rFonts w:ascii="Times New Roman" w:hAnsi="Times New Roman" w:cs="Times New Roman"/>
                 <w:b/>
                 <w:bCs/>
                 <w:sz w:val="21"/>
                 <w:szCs w:val="21"/>
-                <w:vertAlign w:val="baseline"/>
-                <w:lang w:val="en-US" w:eastAsia="zh-CN"/>
+                <w:lang w:eastAsia="zh-CN"/>
               </w:rPr>
             </w:pPr>
             <w:r>
@@ -1005,7 +811,7 @@
                 <w:rFonts w:hint="eastAsia" w:ascii="Times New Roman" w:hAnsi="Times New Roman" w:cs="Times New Roman"/>
                 <w:sz w:val="21"/>
                 <w:szCs w:val="21"/>
-                <w:lang w:val="en-US" w:eastAsia="zh-CN"/>
+                <w:lang w:eastAsia="zh-CN"/>
               </w:rPr>
               <w:t>P</w:t>
             </w:r>
@@ -1022,7 +828,7 @@
                 <w:rFonts w:hint="eastAsia" w:ascii="Times New Roman" w:hAnsi="Times New Roman" w:cs="Times New Roman"/>
                 <w:sz w:val="21"/>
                 <w:szCs w:val="21"/>
-                <w:lang w:val="en-US" w:eastAsia="zh-CN"/>
+                <w:lang w:eastAsia="zh-CN"/>
               </w:rPr>
               <w:t>+SuperGlue</w:t>
             </w:r>
@@ -1034,30 +840,14 @@
           </w:tcPr>
           <w:p>
             <w:pPr>
-              <w:keepNext w:val="0"/>
-              <w:keepLines w:val="0"/>
-              <w:pageBreakBefore w:val="0"/>
-              <w:widowControl w:val="0"/>
-              <w:kinsoku/>
-              <w:wordWrap/>
-              <w:overflowPunct/>
-              <w:topLinePunct w:val="0"/>
-              <w:autoSpaceDE/>
-              <w:autoSpaceDN/>
-              <w:bidi w:val="0"/>
-              <w:adjustRightInd/>
-              <w:snapToGrid/>
-              <w:spacing w:line="240" w:lineRule="auto"/>
               <w:jc w:val="center"/>
-              <w:textAlignment w:val="auto"/>
-              <w:rPr>
-                <w:rFonts w:hint="eastAsia" w:ascii="Times New Roman" w:hAnsi="Times New Roman" w:cs="Times New Roman"/>
+              <w:rPr>
+                <w:rFonts w:ascii="Times New Roman" w:hAnsi="Times New Roman" w:cs="Times New Roman"/>
                 <w:b/>
                 <w:bCs/>
                 <w:sz w:val="21"/>
                 <w:szCs w:val="21"/>
-                <w:vertAlign w:val="baseline"/>
-                <w:lang w:val="en-US" w:eastAsia="zh-CN"/>
+                <w:lang w:eastAsia="zh-CN"/>
               </w:rPr>
             </w:pPr>
             <w:r>
@@ -1073,7 +863,7 @@
                 <w:rFonts w:hint="eastAsia" w:ascii="Times New Roman" w:hAnsi="Times New Roman" w:cs="Times New Roman"/>
                 <w:sz w:val="21"/>
                 <w:szCs w:val="21"/>
-                <w:lang w:val="en-US" w:eastAsia="zh-CN"/>
+                <w:lang w:eastAsia="zh-CN"/>
               </w:rPr>
               <w:t>IFT+NN-ratio</w:t>
             </w:r>
@@ -1090,10 +880,6 @@
             <w:insideH w:val="single" w:color="auto" w:sz="4" w:space="0"/>
             <w:insideV w:val="single" w:color="auto" w:sz="4" w:space="0"/>
           </w:tblBorders>
-          <w:tblCellMar>
-            <w:left w:w="108" w:type="dxa"/>
-            <w:right w:w="108" w:type="dxa"/>
-          </w:tblCellMar>
         </w:tblPrEx>
         <w:tc>
           <w:tcPr>
@@ -1101,41 +887,20 @@
           </w:tcPr>
           <w:p>
             <w:pPr>
-              <w:keepNext w:val="0"/>
-              <w:keepLines w:val="0"/>
-              <w:pageBreakBefore w:val="0"/>
-              <w:widowControl w:val="0"/>
-              <w:kinsoku/>
-              <w:wordWrap/>
-              <w:overflowPunct/>
-              <w:topLinePunct w:val="0"/>
-              <w:autoSpaceDE/>
-              <w:autoSpaceDN/>
-              <w:bidi w:val="0"/>
-              <w:adjustRightInd/>
-              <w:snapToGrid/>
-              <w:spacing w:line="240" w:lineRule="auto"/>
               <w:jc w:val="center"/>
-              <w:textAlignment w:val="auto"/>
-              <w:rPr>
-                <w:rFonts w:hint="eastAsia" w:ascii="Times New Roman" w:hAnsi="Times New Roman" w:cs="Times New Roman"/>
-                <w:b w:val="0"/>
-                <w:bCs w:val="0"/>
-                <w:sz w:val="21"/>
-                <w:szCs w:val="21"/>
-                <w:vertAlign w:val="baseline"/>
-                <w:lang w:val="en-US" w:eastAsia="zh-CN"/>
+              <w:rPr>
+                <w:rFonts w:ascii="Times New Roman" w:hAnsi="Times New Roman" w:cs="Times New Roman"/>
+                <w:sz w:val="21"/>
+                <w:szCs w:val="21"/>
+                <w:lang w:eastAsia="zh-CN"/>
               </w:rPr>
             </w:pPr>
             <w:r>
               <w:rPr>
                 <w:rFonts w:hint="eastAsia" w:ascii="Times New Roman" w:hAnsi="Times New Roman" w:cs="Times New Roman"/>
-                <w:b w:val="0"/>
-                <w:bCs w:val="0"/>
-                <w:sz w:val="21"/>
-                <w:szCs w:val="21"/>
-                <w:vertAlign w:val="baseline"/>
-                <w:lang w:val="en-US" w:eastAsia="zh-CN"/>
+                <w:sz w:val="21"/>
+                <w:szCs w:val="21"/>
+                <w:lang w:eastAsia="zh-CN"/>
               </w:rPr>
               <w:t>num_reg_images</w:t>
             </w:r>
@@ -1147,41 +912,20 @@
           </w:tcPr>
           <w:p>
             <w:pPr>
-              <w:keepNext w:val="0"/>
-              <w:keepLines w:val="0"/>
-              <w:pageBreakBefore w:val="0"/>
-              <w:widowControl w:val="0"/>
-              <w:kinsoku/>
-              <w:wordWrap/>
-              <w:overflowPunct/>
-              <w:topLinePunct w:val="0"/>
-              <w:autoSpaceDE/>
-              <w:autoSpaceDN/>
-              <w:bidi w:val="0"/>
-              <w:adjustRightInd/>
-              <w:snapToGrid/>
-              <w:spacing w:line="240" w:lineRule="auto"/>
               <w:jc w:val="center"/>
-              <w:textAlignment w:val="auto"/>
-              <w:rPr>
-                <w:rFonts w:hint="default" w:ascii="Times New Roman" w:hAnsi="Times New Roman" w:cs="Times New Roman"/>
-                <w:b w:val="0"/>
-                <w:bCs w:val="0"/>
-                <w:sz w:val="21"/>
-                <w:szCs w:val="21"/>
-                <w:vertAlign w:val="baseline"/>
-                <w:lang w:val="en-US" w:eastAsia="zh-CN"/>
+              <w:rPr>
+                <w:rFonts w:ascii="Times New Roman" w:hAnsi="Times New Roman" w:cs="Times New Roman"/>
+                <w:sz w:val="21"/>
+                <w:szCs w:val="21"/>
+                <w:lang w:eastAsia="zh-CN"/>
               </w:rPr>
             </w:pPr>
             <w:r>
               <w:rPr>
                 <w:rFonts w:hint="eastAsia" w:ascii="Times New Roman" w:hAnsi="Times New Roman" w:cs="Times New Roman"/>
-                <w:b w:val="0"/>
-                <w:bCs w:val="0"/>
-                <w:sz w:val="21"/>
-                <w:szCs w:val="21"/>
-                <w:vertAlign w:val="baseline"/>
-                <w:lang w:val="en-US" w:eastAsia="zh-CN"/>
+                <w:sz w:val="21"/>
+                <w:szCs w:val="21"/>
+                <w:lang w:eastAsia="zh-CN"/>
               </w:rPr>
               <w:t>104</w:t>
             </w:r>
@@ -1193,41 +937,20 @@
           </w:tcPr>
           <w:p>
             <w:pPr>
-              <w:keepNext w:val="0"/>
-              <w:keepLines w:val="0"/>
-              <w:pageBreakBefore w:val="0"/>
-              <w:widowControl w:val="0"/>
-              <w:kinsoku/>
-              <w:wordWrap/>
-              <w:overflowPunct/>
-              <w:topLinePunct w:val="0"/>
-              <w:autoSpaceDE/>
-              <w:autoSpaceDN/>
-              <w:bidi w:val="0"/>
-              <w:adjustRightInd/>
-              <w:snapToGrid/>
-              <w:spacing w:line="240" w:lineRule="auto"/>
               <w:jc w:val="center"/>
-              <w:textAlignment w:val="auto"/>
-              <w:rPr>
-                <w:rFonts w:hint="eastAsia" w:ascii="Times New Roman" w:hAnsi="Times New Roman" w:cs="Times New Roman"/>
-                <w:b w:val="0"/>
-                <w:bCs w:val="0"/>
-                <w:sz w:val="21"/>
-                <w:szCs w:val="21"/>
-                <w:vertAlign w:val="baseline"/>
-                <w:lang w:val="en-US" w:eastAsia="zh-CN"/>
+              <w:rPr>
+                <w:rFonts w:ascii="Times New Roman" w:hAnsi="Times New Roman" w:cs="Times New Roman"/>
+                <w:sz w:val="21"/>
+                <w:szCs w:val="21"/>
+                <w:lang w:eastAsia="zh-CN"/>
               </w:rPr>
             </w:pPr>
             <w:r>
               <w:rPr>
                 <w:rFonts w:hint="eastAsia" w:ascii="Times New Roman" w:hAnsi="Times New Roman" w:cs="Times New Roman"/>
-                <w:b w:val="0"/>
-                <w:bCs w:val="0"/>
-                <w:sz w:val="21"/>
-                <w:szCs w:val="21"/>
-                <w:vertAlign w:val="baseline"/>
-                <w:lang w:val="en-US" w:eastAsia="zh-CN"/>
+                <w:sz w:val="21"/>
+                <w:szCs w:val="21"/>
+                <w:lang w:eastAsia="zh-CN"/>
               </w:rPr>
               <w:t>211</w:t>
             </w:r>
@@ -1245,7 +968,9 @@
             <w:insideV w:val="single" w:color="auto" w:sz="4" w:space="0"/>
           </w:tblBorders>
           <w:tblCellMar>
+            <w:top w:w="0" w:type="dxa"/>
             <w:left w:w="108" w:type="dxa"/>
+            <w:bottom w:w="0" w:type="dxa"/>
             <w:right w:w="108" w:type="dxa"/>
           </w:tblCellMar>
         </w:tblPrEx>
@@ -1255,41 +980,20 @@
           </w:tcPr>
           <w:p>
             <w:pPr>
-              <w:keepNext w:val="0"/>
-              <w:keepLines w:val="0"/>
-              <w:pageBreakBefore w:val="0"/>
-              <w:widowControl w:val="0"/>
-              <w:kinsoku/>
-              <w:wordWrap/>
-              <w:overflowPunct/>
-              <w:topLinePunct w:val="0"/>
-              <w:autoSpaceDE/>
-              <w:autoSpaceDN/>
-              <w:bidi w:val="0"/>
-              <w:adjustRightInd/>
-              <w:snapToGrid/>
-              <w:spacing w:line="240" w:lineRule="auto"/>
               <w:jc w:val="center"/>
-              <w:textAlignment w:val="auto"/>
-              <w:rPr>
-                <w:rFonts w:hint="eastAsia" w:ascii="Times New Roman" w:hAnsi="Times New Roman" w:cs="Times New Roman"/>
-                <w:b w:val="0"/>
-                <w:bCs w:val="0"/>
-                <w:sz w:val="21"/>
-                <w:szCs w:val="21"/>
-                <w:vertAlign w:val="baseline"/>
-                <w:lang w:val="en-US" w:eastAsia="zh-CN"/>
+              <w:rPr>
+                <w:rFonts w:ascii="Times New Roman" w:hAnsi="Times New Roman" w:cs="Times New Roman"/>
+                <w:sz w:val="21"/>
+                <w:szCs w:val="21"/>
+                <w:lang w:eastAsia="zh-CN"/>
               </w:rPr>
             </w:pPr>
             <w:r>
               <w:rPr>
                 <w:rFonts w:hint="eastAsia" w:ascii="Times New Roman" w:hAnsi="Times New Roman" w:cs="Times New Roman"/>
-                <w:b w:val="0"/>
-                <w:bCs w:val="0"/>
-                <w:sz w:val="21"/>
-                <w:szCs w:val="21"/>
-                <w:vertAlign w:val="baseline"/>
-                <w:lang w:val="en-US" w:eastAsia="zh-CN"/>
+                <w:sz w:val="21"/>
+                <w:szCs w:val="21"/>
+                <w:lang w:eastAsia="zh-CN"/>
               </w:rPr>
               <w:t>num_points3D</w:t>
             </w:r>
@@ -1301,41 +1005,20 @@
           </w:tcPr>
           <w:p>
             <w:pPr>
-              <w:keepNext w:val="0"/>
-              <w:keepLines w:val="0"/>
-              <w:pageBreakBefore w:val="0"/>
-              <w:widowControl w:val="0"/>
-              <w:kinsoku/>
-              <w:wordWrap/>
-              <w:overflowPunct/>
-              <w:topLinePunct w:val="0"/>
-              <w:autoSpaceDE/>
-              <w:autoSpaceDN/>
-              <w:bidi w:val="0"/>
-              <w:adjustRightInd/>
-              <w:snapToGrid/>
-              <w:spacing w:line="240" w:lineRule="auto"/>
               <w:jc w:val="center"/>
-              <w:textAlignment w:val="auto"/>
-              <w:rPr>
-                <w:rFonts w:hint="default" w:ascii="Times New Roman" w:hAnsi="Times New Roman" w:cs="Times New Roman"/>
-                <w:b w:val="0"/>
-                <w:bCs w:val="0"/>
-                <w:sz w:val="21"/>
-                <w:szCs w:val="21"/>
-                <w:vertAlign w:val="baseline"/>
-                <w:lang w:val="en-US" w:eastAsia="zh-CN"/>
+              <w:rPr>
+                <w:rFonts w:ascii="Times New Roman" w:hAnsi="Times New Roman" w:cs="Times New Roman"/>
+                <w:sz w:val="21"/>
+                <w:szCs w:val="21"/>
+                <w:lang w:eastAsia="zh-CN"/>
               </w:rPr>
             </w:pPr>
             <w:r>
               <w:rPr>
                 <w:rFonts w:hint="eastAsia" w:ascii="Times New Roman" w:hAnsi="Times New Roman" w:cs="Times New Roman"/>
-                <w:b w:val="0"/>
-                <w:bCs w:val="0"/>
-                <w:sz w:val="21"/>
-                <w:szCs w:val="21"/>
-                <w:vertAlign w:val="baseline"/>
-                <w:lang w:val="en-US" w:eastAsia="zh-CN"/>
+                <w:sz w:val="21"/>
+                <w:szCs w:val="21"/>
+                <w:lang w:eastAsia="zh-CN"/>
               </w:rPr>
               <w:t>46742</w:t>
             </w:r>
@@ -1347,41 +1030,20 @@
           </w:tcPr>
           <w:p>
             <w:pPr>
-              <w:keepNext w:val="0"/>
-              <w:keepLines w:val="0"/>
-              <w:pageBreakBefore w:val="0"/>
-              <w:widowControl w:val="0"/>
-              <w:kinsoku/>
-              <w:wordWrap/>
-              <w:overflowPunct/>
-              <w:topLinePunct w:val="0"/>
-              <w:autoSpaceDE/>
-              <w:autoSpaceDN/>
-              <w:bidi w:val="0"/>
-              <w:adjustRightInd/>
-              <w:snapToGrid/>
-              <w:spacing w:line="240" w:lineRule="auto"/>
               <w:jc w:val="center"/>
-              <w:textAlignment w:val="auto"/>
-              <w:rPr>
-                <w:rFonts w:hint="eastAsia" w:ascii="Times New Roman" w:hAnsi="Times New Roman" w:cs="Times New Roman"/>
-                <w:b w:val="0"/>
-                <w:bCs w:val="0"/>
-                <w:sz w:val="21"/>
-                <w:szCs w:val="21"/>
-                <w:vertAlign w:val="baseline"/>
-                <w:lang w:val="en-US" w:eastAsia="zh-CN"/>
+              <w:rPr>
+                <w:rFonts w:ascii="Times New Roman" w:hAnsi="Times New Roman" w:cs="Times New Roman"/>
+                <w:sz w:val="21"/>
+                <w:szCs w:val="21"/>
+                <w:lang w:eastAsia="zh-CN"/>
               </w:rPr>
             </w:pPr>
             <w:r>
               <w:rPr>
                 <w:rFonts w:hint="eastAsia" w:ascii="Times New Roman" w:hAnsi="Times New Roman" w:cs="Times New Roman"/>
-                <w:b w:val="0"/>
-                <w:bCs w:val="0"/>
-                <w:sz w:val="21"/>
-                <w:szCs w:val="21"/>
-                <w:vertAlign w:val="baseline"/>
-                <w:lang w:val="en-US" w:eastAsia="zh-CN"/>
+                <w:sz w:val="21"/>
+                <w:szCs w:val="21"/>
+                <w:lang w:eastAsia="zh-CN"/>
               </w:rPr>
               <w:t>23262</w:t>
             </w:r>
@@ -1399,7 +1061,9 @@
             <w:insideV w:val="single" w:color="auto" w:sz="4" w:space="0"/>
           </w:tblBorders>
           <w:tblCellMar>
+            <w:top w:w="0" w:type="dxa"/>
             <w:left w:w="108" w:type="dxa"/>
+            <w:bottom w:w="0" w:type="dxa"/>
             <w:right w:w="108" w:type="dxa"/>
           </w:tblCellMar>
         </w:tblPrEx>
@@ -1409,30 +1073,14 @@
           </w:tcPr>
           <w:p>
             <w:pPr>
-              <w:keepNext w:val="0"/>
-              <w:keepLines w:val="0"/>
-              <w:pageBreakBefore w:val="0"/>
-              <w:widowControl w:val="0"/>
-              <w:kinsoku/>
-              <w:wordWrap/>
-              <w:overflowPunct/>
-              <w:topLinePunct w:val="0"/>
-              <w:autoSpaceDE/>
-              <w:autoSpaceDN/>
-              <w:bidi w:val="0"/>
-              <w:adjustRightInd/>
-              <w:snapToGrid/>
-              <w:spacing w:line="240" w:lineRule="auto"/>
               <w:jc w:val="center"/>
-              <w:textAlignment w:val="auto"/>
-              <w:rPr>
-                <w:rFonts w:hint="eastAsia" w:ascii="Times New Roman" w:hAnsi="Times New Roman" w:cs="Times New Roman"/>
+              <w:rPr>
+                <w:rFonts w:ascii="Times New Roman" w:hAnsi="Times New Roman" w:cs="Times New Roman"/>
                 <w:b/>
                 <w:bCs/>
                 <w:sz w:val="21"/>
                 <w:szCs w:val="21"/>
-                <w:vertAlign w:val="baseline"/>
-                <w:lang w:val="en-US" w:eastAsia="zh-CN"/>
+                <w:lang w:eastAsia="zh-CN"/>
               </w:rPr>
             </w:pPr>
             <w:r>
@@ -1451,30 +1099,14 @@
           </w:tcPr>
           <w:p>
             <w:pPr>
-              <w:keepNext w:val="0"/>
-              <w:keepLines w:val="0"/>
-              <w:pageBreakBefore w:val="0"/>
-              <w:widowControl w:val="0"/>
-              <w:kinsoku/>
-              <w:wordWrap/>
-              <w:overflowPunct/>
-              <w:topLinePunct w:val="0"/>
-              <w:autoSpaceDE/>
-              <w:autoSpaceDN/>
-              <w:bidi w:val="0"/>
-              <w:adjustRightInd/>
-              <w:snapToGrid/>
-              <w:spacing w:line="240" w:lineRule="auto"/>
               <w:jc w:val="center"/>
-              <w:textAlignment w:val="auto"/>
-              <w:rPr>
-                <w:rFonts w:hint="eastAsia" w:ascii="Times New Roman" w:hAnsi="Times New Roman" w:cs="Times New Roman"/>
+              <w:rPr>
+                <w:rFonts w:ascii="Times New Roman" w:hAnsi="Times New Roman" w:cs="Times New Roman"/>
                 <w:b/>
                 <w:bCs/>
                 <w:sz w:val="21"/>
                 <w:szCs w:val="21"/>
-                <w:vertAlign w:val="baseline"/>
-                <w:lang w:val="en-US" w:eastAsia="zh-CN"/>
+                <w:lang w:eastAsia="zh-CN"/>
               </w:rPr>
             </w:pPr>
             <w:r>
@@ -1501,30 +1133,14 @@
           </w:tcPr>
           <w:p>
             <w:pPr>
-              <w:keepNext w:val="0"/>
-              <w:keepLines w:val="0"/>
-              <w:pageBreakBefore w:val="0"/>
-              <w:widowControl w:val="0"/>
-              <w:kinsoku/>
-              <w:wordWrap/>
-              <w:overflowPunct/>
-              <w:topLinePunct w:val="0"/>
-              <w:autoSpaceDE/>
-              <w:autoSpaceDN/>
-              <w:bidi w:val="0"/>
-              <w:adjustRightInd/>
-              <w:snapToGrid/>
-              <w:spacing w:line="240" w:lineRule="auto"/>
               <w:jc w:val="center"/>
-              <w:textAlignment w:val="auto"/>
-              <w:rPr>
-                <w:rFonts w:hint="eastAsia" w:ascii="Times New Roman" w:hAnsi="Times New Roman" w:cs="Times New Roman"/>
+              <w:rPr>
+                <w:rFonts w:ascii="Times New Roman" w:hAnsi="Times New Roman" w:cs="Times New Roman"/>
                 <w:b/>
                 <w:bCs/>
                 <w:sz w:val="21"/>
                 <w:szCs w:val="21"/>
-                <w:vertAlign w:val="baseline"/>
-                <w:lang w:val="en-US" w:eastAsia="zh-CN"/>
+                <w:lang w:eastAsia="zh-CN"/>
               </w:rPr>
             </w:pPr>
             <w:r>
@@ -1540,7 +1156,7 @@
                 <w:rFonts w:hint="eastAsia" w:ascii="Times New Roman" w:hAnsi="Times New Roman" w:cs="Times New Roman"/>
                 <w:sz w:val="21"/>
                 <w:szCs w:val="21"/>
-                <w:lang w:val="en-US" w:eastAsia="zh-CN"/>
+                <w:lang w:eastAsia="zh-CN"/>
               </w:rPr>
               <w:t>8</w:t>
             </w:r>
@@ -1558,7 +1174,9 @@
             <w:insideV w:val="single" w:color="auto" w:sz="4" w:space="0"/>
           </w:tblBorders>
           <w:tblCellMar>
+            <w:top w:w="0" w:type="dxa"/>
             <w:left w:w="108" w:type="dxa"/>
+            <w:bottom w:w="0" w:type="dxa"/>
             <w:right w:w="108" w:type="dxa"/>
           </w:tblCellMar>
         </w:tblPrEx>
@@ -1568,30 +1186,14 @@
           </w:tcPr>
           <w:p>
             <w:pPr>
-              <w:keepNext w:val="0"/>
-              <w:keepLines w:val="0"/>
-              <w:pageBreakBefore w:val="0"/>
-              <w:widowControl w:val="0"/>
-              <w:kinsoku/>
-              <w:wordWrap/>
-              <w:overflowPunct/>
-              <w:topLinePunct w:val="0"/>
-              <w:autoSpaceDE/>
-              <w:autoSpaceDN/>
-              <w:bidi w:val="0"/>
-              <w:adjustRightInd/>
-              <w:snapToGrid/>
-              <w:spacing w:line="240" w:lineRule="auto"/>
               <w:jc w:val="center"/>
-              <w:textAlignment w:val="auto"/>
-              <w:rPr>
-                <w:rFonts w:hint="eastAsia" w:ascii="Times New Roman" w:hAnsi="Times New Roman" w:cs="Times New Roman"/>
+              <w:rPr>
+                <w:rFonts w:ascii="Times New Roman" w:hAnsi="Times New Roman" w:cs="Times New Roman"/>
                 <w:b/>
                 <w:bCs/>
                 <w:sz w:val="21"/>
                 <w:szCs w:val="21"/>
-                <w:vertAlign w:val="baseline"/>
-                <w:lang w:val="en-US" w:eastAsia="zh-CN"/>
+                <w:lang w:eastAsia="zh-CN"/>
               </w:rPr>
             </w:pPr>
             <w:r>
@@ -1610,30 +1212,14 @@
           </w:tcPr>
           <w:p>
             <w:pPr>
-              <w:keepNext w:val="0"/>
-              <w:keepLines w:val="0"/>
-              <w:pageBreakBefore w:val="0"/>
-              <w:widowControl w:val="0"/>
-              <w:kinsoku/>
-              <w:wordWrap/>
-              <w:overflowPunct/>
-              <w:topLinePunct w:val="0"/>
-              <w:autoSpaceDE/>
-              <w:autoSpaceDN/>
-              <w:bidi w:val="0"/>
-              <w:adjustRightInd/>
-              <w:snapToGrid/>
-              <w:spacing w:line="240" w:lineRule="auto"/>
               <w:jc w:val="center"/>
-              <w:textAlignment w:val="auto"/>
-              <w:rPr>
-                <w:rFonts w:hint="eastAsia" w:ascii="Times New Roman" w:hAnsi="Times New Roman" w:cs="Times New Roman"/>
+              <w:rPr>
+                <w:rFonts w:ascii="Times New Roman" w:hAnsi="Times New Roman" w:cs="Times New Roman"/>
                 <w:b/>
                 <w:bCs/>
                 <w:sz w:val="21"/>
                 <w:szCs w:val="21"/>
-                <w:vertAlign w:val="baseline"/>
-                <w:lang w:val="en-US" w:eastAsia="zh-CN"/>
+                <w:lang w:eastAsia="zh-CN"/>
               </w:rPr>
             </w:pPr>
             <w:r>
@@ -1660,30 +1246,14 @@
           </w:tcPr>
           <w:p>
             <w:pPr>
-              <w:keepNext w:val="0"/>
-              <w:keepLines w:val="0"/>
-              <w:pageBreakBefore w:val="0"/>
-              <w:widowControl w:val="0"/>
-              <w:kinsoku/>
-              <w:wordWrap/>
-              <w:overflowPunct/>
-              <w:topLinePunct w:val="0"/>
-              <w:autoSpaceDE/>
-              <w:autoSpaceDN/>
-              <w:bidi w:val="0"/>
-              <w:adjustRightInd/>
-              <w:snapToGrid/>
-              <w:spacing w:line="240" w:lineRule="auto"/>
               <w:jc w:val="center"/>
-              <w:textAlignment w:val="auto"/>
-              <w:rPr>
-                <w:rFonts w:hint="eastAsia" w:ascii="Times New Roman" w:hAnsi="Times New Roman" w:cs="Times New Roman"/>
+              <w:rPr>
+                <w:rFonts w:ascii="Times New Roman" w:hAnsi="Times New Roman" w:cs="Times New Roman"/>
                 <w:b/>
                 <w:bCs/>
                 <w:sz w:val="21"/>
                 <w:szCs w:val="21"/>
-                <w:vertAlign w:val="baseline"/>
-                <w:lang w:val="en-US" w:eastAsia="zh-CN"/>
+                <w:lang w:eastAsia="zh-CN"/>
               </w:rPr>
             </w:pPr>
             <w:r>
@@ -1708,7 +1278,9 @@
             <w:insideV w:val="single" w:color="auto" w:sz="4" w:space="0"/>
           </w:tblBorders>
           <w:tblCellMar>
+            <w:top w:w="0" w:type="dxa"/>
             <w:left w:w="108" w:type="dxa"/>
+            <w:bottom w:w="0" w:type="dxa"/>
             <w:right w:w="108" w:type="dxa"/>
           </w:tblCellMar>
         </w:tblPrEx>
@@ -1718,30 +1290,14 @@
           </w:tcPr>
           <w:p>
             <w:pPr>
-              <w:keepNext w:val="0"/>
-              <w:keepLines w:val="0"/>
-              <w:pageBreakBefore w:val="0"/>
-              <w:widowControl w:val="0"/>
-              <w:kinsoku/>
-              <w:wordWrap/>
-              <w:overflowPunct/>
-              <w:topLinePunct w:val="0"/>
-              <w:autoSpaceDE/>
-              <w:autoSpaceDN/>
-              <w:bidi w:val="0"/>
-              <w:adjustRightInd/>
-              <w:snapToGrid/>
-              <w:spacing w:line="240" w:lineRule="auto"/>
               <w:jc w:val="center"/>
-              <w:textAlignment w:val="auto"/>
-              <w:rPr>
-                <w:rFonts w:hint="eastAsia" w:ascii="Times New Roman" w:hAnsi="Times New Roman" w:cs="Times New Roman"/>
+              <w:rPr>
+                <w:rFonts w:ascii="Times New Roman" w:hAnsi="Times New Roman" w:cs="Times New Roman"/>
                 <w:b/>
                 <w:bCs/>
                 <w:sz w:val="21"/>
                 <w:szCs w:val="21"/>
-                <w:vertAlign w:val="baseline"/>
-                <w:lang w:val="en-US" w:eastAsia="zh-CN"/>
+                <w:lang w:eastAsia="zh-CN"/>
               </w:rPr>
             </w:pPr>
             <w:r>
@@ -1760,30 +1316,14 @@
           </w:tcPr>
           <w:p>
             <w:pPr>
-              <w:keepNext w:val="0"/>
-              <w:keepLines w:val="0"/>
-              <w:pageBreakBefore w:val="0"/>
-              <w:widowControl w:val="0"/>
-              <w:kinsoku/>
-              <w:wordWrap/>
-              <w:overflowPunct/>
-              <w:topLinePunct w:val="0"/>
-              <w:autoSpaceDE/>
-              <w:autoSpaceDN/>
-              <w:bidi w:val="0"/>
-              <w:adjustRightInd/>
-              <w:snapToGrid/>
-              <w:spacing w:line="240" w:lineRule="auto"/>
               <w:jc w:val="center"/>
-              <w:textAlignment w:val="auto"/>
-              <w:rPr>
-                <w:rFonts w:hint="eastAsia" w:ascii="Times New Roman" w:hAnsi="Times New Roman" w:cs="Times New Roman"/>
+              <w:rPr>
+                <w:rFonts w:ascii="Times New Roman" w:hAnsi="Times New Roman" w:cs="Times New Roman"/>
                 <w:b/>
                 <w:bCs/>
                 <w:sz w:val="21"/>
                 <w:szCs w:val="21"/>
-                <w:vertAlign w:val="baseline"/>
-                <w:lang w:val="en-US" w:eastAsia="zh-CN"/>
+                <w:lang w:eastAsia="zh-CN"/>
               </w:rPr>
             </w:pPr>
             <w:r>
@@ -1810,30 +1350,14 @@
           </w:tcPr>
           <w:p>
             <w:pPr>
-              <w:keepNext w:val="0"/>
-              <w:keepLines w:val="0"/>
-              <w:pageBreakBefore w:val="0"/>
-              <w:widowControl w:val="0"/>
-              <w:kinsoku/>
-              <w:wordWrap/>
-              <w:overflowPunct/>
-              <w:topLinePunct w:val="0"/>
-              <w:autoSpaceDE/>
-              <w:autoSpaceDN/>
-              <w:bidi w:val="0"/>
-              <w:adjustRightInd/>
-              <w:snapToGrid/>
-              <w:spacing w:line="240" w:lineRule="auto"/>
               <w:jc w:val="center"/>
-              <w:textAlignment w:val="auto"/>
-              <w:rPr>
-                <w:rFonts w:hint="eastAsia" w:ascii="Times New Roman" w:hAnsi="Times New Roman" w:cs="Times New Roman"/>
+              <w:rPr>
+                <w:rFonts w:ascii="Times New Roman" w:hAnsi="Times New Roman" w:cs="Times New Roman"/>
                 <w:b/>
                 <w:bCs/>
                 <w:sz w:val="21"/>
                 <w:szCs w:val="21"/>
-                <w:vertAlign w:val="baseline"/>
-                <w:lang w:val="en-US" w:eastAsia="zh-CN"/>
+                <w:lang w:eastAsia="zh-CN"/>
               </w:rPr>
             </w:pPr>
             <w:r>
@@ -1849,7 +1373,7 @@
                 <w:rFonts w:hint="eastAsia" w:ascii="Times New Roman" w:hAnsi="Times New Roman" w:cs="Times New Roman"/>
                 <w:sz w:val="21"/>
                 <w:szCs w:val="21"/>
-                <w:lang w:val="en-US" w:eastAsia="zh-CN"/>
+                <w:lang w:eastAsia="zh-CN"/>
               </w:rPr>
               <w:t>3px</w:t>
             </w:r>
@@ -1859,54 +1383,57 @@
     </w:tbl>
     <w:p>
       <w:pPr>
-        <w:keepNext w:val="0"/>
-        <w:keepLines w:val="0"/>
-        <w:pageBreakBefore w:val="0"/>
-        <w:widowControl w:val="0"/>
-        <w:kinsoku/>
-        <w:wordWrap/>
-        <w:overflowPunct/>
-        <w:topLinePunct w:val="0"/>
-        <w:autoSpaceDE/>
-        <w:autoSpaceDN/>
-        <w:bidi w:val="0"/>
-        <w:adjustRightInd/>
-        <w:snapToGrid/>
-        <w:spacing w:line="240" w:lineRule="auto"/>
-        <w:ind w:firstLine="480" w:firstLineChars="0"/>
-        <w:jc w:val="left"/>
-        <w:textAlignment w:val="auto"/>
-        <w:rPr>
-          <w:rFonts w:hint="default" w:ascii="Times New Roman" w:hAnsi="Times New Roman" w:eastAsia="宋体" w:cs="Times New Roman"/>
+        <w:ind w:firstLine="480"/>
+        <w:rPr>
+          <w:rFonts w:hint="default" w:ascii="Times New Roman" w:hAnsi="Times New Roman" w:cs="Times New Roman"/>
+          <w:szCs w:val="24"/>
+          <w:lang w:val="en-US"/>
+        </w:rPr>
+      </w:pPr>
+      <w:r>
+        <w:rPr>
+          <w:rFonts w:hint="eastAsia" w:ascii="Times New Roman" w:hAnsi="Times New Roman" w:eastAsia="宋体" w:cs="Times New Roman"/>
+          <w:szCs w:val="24"/>
+          <w:lang w:eastAsia="zh-CN"/>
+        </w:rPr>
+        <w:t>The table1 shows t</w:t>
+      </w:r>
+      <w:r>
+        <w:rPr>
+          <w:rFonts w:ascii="Times New Roman" w:hAnsi="Times New Roman" w:cs="Times New Roman"/>
+          <w:szCs w:val="24"/>
+        </w:rPr>
+        <w:t>he reconstruction results</w:t>
+      </w:r>
+      <w:r>
+        <w:rPr>
+          <w:rFonts w:hint="eastAsia" w:ascii="Times New Roman" w:hAnsi="Times New Roman" w:eastAsia="宋体" w:cs="Times New Roman"/>
+          <w:szCs w:val="24"/>
+          <w:lang w:eastAsia="zh-CN"/>
+        </w:rPr>
+        <w:t xml:space="preserve"> of two methods</w:t>
+      </w:r>
+      <w:r>
+        <w:rPr>
+          <w:rFonts w:hint="eastAsia" w:ascii="Times New Roman" w:hAnsi="Times New Roman" w:eastAsia="宋体" w:cs="Times New Roman"/>
           <w:szCs w:val="24"/>
           <w:lang w:val="en-US" w:eastAsia="zh-CN"/>
         </w:rPr>
-      </w:pPr>
-      <w:r>
-        <w:rPr>
-          <w:rFonts w:hint="eastAsia" w:ascii="Times New Roman" w:hAnsi="Times New Roman" w:eastAsia="宋体" w:cs="Times New Roman"/>
-          <w:szCs w:val="24"/>
-          <w:lang w:val="en-US" w:eastAsia="zh-CN"/>
-        </w:rPr>
-        <w:t>The table1 shows t</w:t>
-      </w:r>
-      <w:r>
-        <w:rPr>
-          <w:rFonts w:ascii="Times New Roman" w:hAnsi="Times New Roman" w:cs="Times New Roman"/>
-          <w:szCs w:val="24"/>
-        </w:rPr>
-        <w:t>he reconstruction results</w:t>
-      </w:r>
-      <w:r>
-        <w:rPr>
-          <w:rFonts w:hint="eastAsia" w:ascii="Times New Roman" w:hAnsi="Times New Roman" w:eastAsia="宋体" w:cs="Times New Roman"/>
-          <w:szCs w:val="24"/>
-          <w:lang w:val="en-US" w:eastAsia="zh-CN"/>
-        </w:rPr>
-        <w:t xml:space="preserve"> of two methods. </w:t>
+        <w:t>.</w:t>
       </w:r>
       <w:bookmarkStart w:id="0" w:name="_GoBack"/>
       <w:bookmarkEnd w:id="0"/>
+    </w:p>
+    <w:p>
+      <w:pPr>
+        <w:pStyle w:val="6"/>
+        <w:ind w:left="0" w:leftChars="0"/>
+        <w:rPr>
+          <w:rFonts w:ascii="Times New Roman" w:hAnsi="Times New Roman" w:cs="Times New Roman"/>
+          <w:szCs w:val="24"/>
+          <w:lang w:eastAsia="zh-CN"/>
+        </w:rPr>
+      </w:pPr>
       <w:r>
         <w:rPr>
           <w:rFonts w:hint="eastAsia" w:ascii="Times New Roman" w:hAnsi="Times New Roman" w:cs="Times New Roman"/>
@@ -1914,30 +1441,23 @@
         </w:rPr>
         <w:t>SuperPoint+SuperGlue</w:t>
       </w:r>
+      <w:r>
+        <w:rPr>
+          <w:rFonts w:hint="eastAsia" w:ascii="Times New Roman" w:hAnsi="Times New Roman" w:cs="Times New Roman"/>
+          <w:szCs w:val="24"/>
+          <w:lang w:eastAsia="zh-CN"/>
+        </w:rPr>
+        <w:t>:</w:t>
+      </w:r>
     </w:p>
     <w:p>
       <w:pPr>
         <w:pStyle w:val="6"/>
-        <w:keepNext w:val="0"/>
-        <w:keepLines w:val="0"/>
-        <w:pageBreakBefore w:val="0"/>
-        <w:widowControl w:val="0"/>
         <w:numPr>
           <w:ilvl w:val="0"/>
           <w:numId w:val="2"/>
         </w:numPr>
-        <w:kinsoku/>
-        <w:wordWrap/>
-        <w:overflowPunct/>
-        <w:topLinePunct w:val="0"/>
-        <w:autoSpaceDE/>
-        <w:autoSpaceDN/>
-        <w:bidi w:val="0"/>
-        <w:adjustRightInd/>
-        <w:snapToGrid/>
-        <w:spacing w:line="240" w:lineRule="auto"/>
         <w:ind w:leftChars="0"/>
-        <w:textAlignment w:val="auto"/>
         <w:rPr>
           <w:rFonts w:ascii="Times New Roman" w:hAnsi="Times New Roman" w:cs="Times New Roman"/>
           <w:szCs w:val="24"/>
@@ -1954,26 +1474,11 @@
     <w:p>
       <w:pPr>
         <w:pStyle w:val="6"/>
-        <w:keepNext w:val="0"/>
-        <w:keepLines w:val="0"/>
-        <w:pageBreakBefore w:val="0"/>
-        <w:widowControl w:val="0"/>
         <w:numPr>
           <w:ilvl w:val="0"/>
           <w:numId w:val="2"/>
         </w:numPr>
-        <w:kinsoku/>
-        <w:wordWrap/>
-        <w:overflowPunct/>
-        <w:topLinePunct w:val="0"/>
-        <w:autoSpaceDE/>
-        <w:autoSpaceDN/>
-        <w:bidi w:val="0"/>
-        <w:adjustRightInd/>
-        <w:snapToGrid/>
-        <w:spacing w:line="240" w:lineRule="auto"/>
         <w:ind w:leftChars="0"/>
-        <w:textAlignment w:val="auto"/>
         <w:rPr>
           <w:rFonts w:ascii="Times New Roman" w:hAnsi="Times New Roman" w:cs="Times New Roman"/>
           <w:szCs w:val="24"/>
@@ -1989,24 +1494,15 @@
     </w:p>
     <w:p>
       <w:pPr>
-        <w:keepNext w:val="0"/>
-        <w:keepLines w:val="0"/>
-        <w:pageBreakBefore w:val="0"/>
-        <w:widowControl w:val="0"/>
-        <w:kinsoku/>
-        <w:wordWrap/>
-        <w:overflowPunct/>
-        <w:topLinePunct w:val="0"/>
-        <w:autoSpaceDE/>
-        <w:autoSpaceDN/>
-        <w:bidi w:val="0"/>
-        <w:adjustRightInd/>
-        <w:snapToGrid/>
-        <w:spacing w:line="240" w:lineRule="auto"/>
-        <w:textAlignment w:val="auto"/>
-        <w:rPr>
-          <w:rFonts w:ascii="Times New Roman" w:hAnsi="Times New Roman" w:cs="Times New Roman"/>
-          <w:szCs w:val="24"/>
+        <w:rPr>
+          <w:rFonts w:ascii="Times New Roman" w:hAnsi="Times New Roman" w:cs="Times New Roman"/>
+          <w:color w:val="000000" w:themeColor="text1"/>
+          <w:szCs w:val="24"/>
+          <w14:textFill>
+            <w14:solidFill>
+              <w14:schemeClr w14:val="tx1"/>
+            </w14:solidFill>
+          </w14:textFill>
         </w:rPr>
       </w:pPr>
       <w:r>
@@ -2020,7 +1516,7 @@
         <w:rPr>
           <w:rFonts w:hint="eastAsia" w:ascii="Times New Roman" w:hAnsi="Times New Roman" w:cs="Times New Roman"/>
           <w:szCs w:val="24"/>
-          <w:lang w:val="en-US" w:eastAsia="zh-CN"/>
+          <w:lang w:eastAsia="zh-CN"/>
         </w:rPr>
         <w:t>IFT+NN-ratio</w:t>
       </w:r>
@@ -2034,53 +1530,184 @@
     </w:p>
     <w:p>
       <w:pPr>
-        <w:keepNext w:val="0"/>
-        <w:keepLines w:val="0"/>
-        <w:pageBreakBefore w:val="0"/>
-        <w:widowControl w:val="0"/>
-        <w:kinsoku/>
-        <w:wordWrap/>
-        <w:overflowPunct/>
-        <w:topLinePunct w:val="0"/>
-        <w:autoSpaceDE/>
-        <w:autoSpaceDN/>
-        <w:bidi w:val="0"/>
-        <w:adjustRightInd/>
-        <w:snapToGrid/>
-        <w:spacing w:line="240" w:lineRule="auto"/>
-        <w:textAlignment w:val="auto"/>
-        <w:rPr>
-          <w:rFonts w:hint="eastAsia" w:ascii="Times New Roman" w:hAnsi="Times New Roman" w:cs="Times New Roman"/>
-          <w:color w:val="FF0000"/>
-          <w:szCs w:val="24"/>
-        </w:rPr>
-      </w:pPr>
-      <w:r>
-        <w:rPr>
-          <w:rFonts w:ascii="Times New Roman" w:hAnsi="Times New Roman" w:cs="Times New Roman"/>
-          <w:color w:val="FF0000"/>
-          <w:szCs w:val="24"/>
-        </w:rPr>
-        <w:t>[…]</w:t>
-      </w:r>
-    </w:p>
-    <w:p>
-      <w:pPr>
-        <w:keepNext w:val="0"/>
-        <w:keepLines w:val="0"/>
-        <w:pageBreakBefore w:val="0"/>
-        <w:widowControl w:val="0"/>
-        <w:kinsoku/>
-        <w:wordWrap/>
-        <w:overflowPunct/>
-        <w:topLinePunct w:val="0"/>
-        <w:autoSpaceDE/>
-        <w:autoSpaceDN/>
-        <w:bidi w:val="0"/>
-        <w:adjustRightInd/>
-        <w:snapToGrid/>
-        <w:spacing w:line="240" w:lineRule="auto"/>
-        <w:textAlignment w:val="auto"/>
+        <w:pStyle w:val="6"/>
+        <w:numPr>
+          <w:ilvl w:val="0"/>
+          <w:numId w:val="3"/>
+        </w:numPr>
+        <w:ind w:leftChars="0"/>
+        <w:rPr>
+          <w:rFonts w:ascii="Times New Roman" w:hAnsi="Times New Roman" w:cs="Times New Roman"/>
+          <w:color w:val="000000" w:themeColor="text1"/>
+          <w:szCs w:val="24"/>
+          <w14:textFill>
+            <w14:solidFill>
+              <w14:schemeClr w14:val="tx1"/>
+            </w14:solidFill>
+          </w14:textFill>
+        </w:rPr>
+      </w:pPr>
+      <w:r>
+        <w:rPr>
+          <w:rFonts w:ascii="Times New Roman" w:hAnsi="Times New Roman" w:cs="Times New Roman"/>
+          <w:color w:val="000000" w:themeColor="text1"/>
+          <w:szCs w:val="24"/>
+          <w14:textFill>
+            <w14:solidFill>
+              <w14:schemeClr w14:val="tx1"/>
+            </w14:solidFill>
+          </w14:textFill>
+        </w:rPr>
+        <w:t xml:space="preserve">Mean track length of 4.48 indicates that each 3D point was generally observed across multiple views, contributing to stable triangulation. </w:t>
+      </w:r>
+    </w:p>
+    <w:p>
+      <w:pPr>
+        <w:pStyle w:val="6"/>
+        <w:numPr>
+          <w:ilvl w:val="0"/>
+          <w:numId w:val="3"/>
+        </w:numPr>
+        <w:ind w:leftChars="0"/>
+        <w:rPr>
+          <w:rFonts w:ascii="Times New Roman" w:hAnsi="Times New Roman" w:cs="Times New Roman"/>
+          <w:color w:val="000000" w:themeColor="text1"/>
+          <w:szCs w:val="24"/>
+          <w14:textFill>
+            <w14:solidFill>
+              <w14:schemeClr w14:val="tx1"/>
+            </w14:solidFill>
+          </w14:textFill>
+        </w:rPr>
+      </w:pPr>
+      <w:r>
+        <w:rPr>
+          <w:rFonts w:ascii="Times New Roman" w:hAnsi="Times New Roman" w:cs="Times New Roman"/>
+          <w:color w:val="000000" w:themeColor="text1"/>
+          <w:szCs w:val="24"/>
+          <w14:textFill>
+            <w14:solidFill>
+              <w14:schemeClr w14:val="tx1"/>
+            </w14:solidFill>
+          </w14:textFill>
+        </w:rPr>
+        <w:t xml:space="preserve">The mean reprojection error after optimization was 1.33 pixels, suggesting that the retained matches were geometrically consistent. </w:t>
+      </w:r>
+    </w:p>
+    <w:p>
+      <w:pPr>
+        <w:rPr>
+          <w:rFonts w:ascii="Times New Roman" w:hAnsi="Times New Roman" w:cs="Times New Roman"/>
+          <w:color w:val="000000" w:themeColor="text1"/>
+          <w:szCs w:val="24"/>
+          <w14:textFill>
+            <w14:solidFill>
+              <w14:schemeClr w14:val="tx1"/>
+            </w14:solidFill>
+          </w14:textFill>
+        </w:rPr>
+      </w:pPr>
+      <w:r>
+        <w:rPr>
+          <w:rFonts w:hint="eastAsia" w:ascii="Times New Roman" w:hAnsi="Times New Roman" w:cs="Times New Roman"/>
+          <w:color w:val="000000" w:themeColor="text1"/>
+          <w:szCs w:val="24"/>
+          <w14:textFill>
+            <w14:solidFill>
+              <w14:schemeClr w14:val="tx1"/>
+            </w14:solidFill>
+          </w14:textFill>
+        </w:rPr>
+        <w:t>Ob</w:t>
+      </w:r>
+      <w:r>
+        <w:rPr>
+          <w:rFonts w:ascii="Times New Roman" w:hAnsi="Times New Roman" w:cs="Times New Roman"/>
+          <w:color w:val="000000" w:themeColor="text1"/>
+          <w:szCs w:val="24"/>
+          <w14:textFill>
+            <w14:solidFill>
+              <w14:schemeClr w14:val="tx1"/>
+            </w14:solidFill>
+          </w14:textFill>
+        </w:rPr>
+        <w:t>servation:</w:t>
+      </w:r>
+    </w:p>
+    <w:p>
+      <w:pPr>
+        <w:pStyle w:val="6"/>
+        <w:numPr>
+          <w:ilvl w:val="0"/>
+          <w:numId w:val="4"/>
+        </w:numPr>
+        <w:ind w:leftChars="0"/>
+        <w:rPr>
+          <w:rFonts w:hint="eastAsia" w:ascii="Times New Roman" w:hAnsi="Times New Roman" w:cs="Times New Roman"/>
+          <w:color w:val="000000" w:themeColor="text1"/>
+          <w:szCs w:val="24"/>
+          <w14:textFill>
+            <w14:solidFill>
+              <w14:schemeClr w14:val="tx1"/>
+            </w14:solidFill>
+          </w14:textFill>
+        </w:rPr>
+      </w:pPr>
+      <w:r>
+        <w:rPr>
+          <w:rFonts w:ascii="Times New Roman" w:hAnsi="Times New Roman" w:cs="Times New Roman"/>
+          <w:color w:val="000000" w:themeColor="text1"/>
+          <w:szCs w:val="24"/>
+          <w14:textFill>
+            <w14:solidFill>
+              <w14:schemeClr w14:val="tx1"/>
+            </w14:solidFill>
+          </w14:textFill>
+        </w:rPr>
+        <w:t>SuperPoint+SuperGlue produced a significantly denser reconstruction due to a higher number of observations per image, enabling more complete scene coverage.</w:t>
+      </w:r>
+    </w:p>
+    <w:p>
+      <w:pPr>
+        <w:pStyle w:val="6"/>
+        <w:numPr>
+          <w:ilvl w:val="0"/>
+          <w:numId w:val="4"/>
+        </w:numPr>
+        <w:ind w:leftChars="0"/>
+        <w:rPr>
+          <w:rFonts w:hint="eastAsia" w:ascii="Times New Roman" w:hAnsi="Times New Roman" w:cs="Times New Roman"/>
+          <w:color w:val="000000" w:themeColor="text1"/>
+          <w:szCs w:val="24"/>
+          <w14:textFill>
+            <w14:solidFill>
+              <w14:schemeClr w14:val="tx1"/>
+            </w14:solidFill>
+          </w14:textFill>
+        </w:rPr>
+      </w:pPr>
+      <w:r>
+        <w:rPr>
+          <w:rFonts w:ascii="Times New Roman" w:hAnsi="Times New Roman" w:cs="Times New Roman"/>
+          <w:color w:val="000000" w:themeColor="text1"/>
+          <w:szCs w:val="24"/>
+          <w14:textFill>
+            <w14:solidFill>
+              <w14:schemeClr w14:val="tx1"/>
+            </w14:solidFill>
+          </w14:textFill>
+        </w:rPr>
+        <w:t>SIFT+NN-ratio resulted in a lower mean reprojection error, indicating higher geometric precision, but at the cost of reduced point cloud density and completeness.</w:t>
+      </w:r>
+    </w:p>
+    <w:p>
+      <w:pPr>
+        <w:pStyle w:val="6"/>
+        <w:numPr>
+          <w:ilvl w:val="0"/>
+          <w:numId w:val="4"/>
+        </w:numPr>
+        <w:ind w:leftChars="0"/>
         <w:rPr>
           <w:rFonts w:ascii="Times New Roman" w:hAnsi="Times New Roman" w:cs="Times New Roman"/>
           <w:szCs w:val="24"/>
@@ -2097,26 +1724,11 @@
     <w:p>
       <w:pPr>
         <w:pStyle w:val="6"/>
-        <w:keepNext w:val="0"/>
-        <w:keepLines w:val="0"/>
-        <w:pageBreakBefore w:val="0"/>
-        <w:widowControl w:val="0"/>
         <w:numPr>
           <w:ilvl w:val="0"/>
           <w:numId w:val="1"/>
         </w:numPr>
-        <w:kinsoku/>
-        <w:wordWrap/>
-        <w:overflowPunct/>
-        <w:topLinePunct w:val="0"/>
-        <w:autoSpaceDE/>
-        <w:autoSpaceDN/>
-        <w:bidi w:val="0"/>
-        <w:adjustRightInd/>
-        <w:snapToGrid/>
-        <w:spacing w:line="240" w:lineRule="auto"/>
         <w:ind w:leftChars="0"/>
-        <w:textAlignment w:val="auto"/>
         <w:rPr>
           <w:rFonts w:ascii="Times New Roman" w:hAnsi="Times New Roman" w:cs="Times New Roman"/>
           <w:b/>
@@ -2136,33 +1748,17 @@
     </w:p>
     <w:p>
       <w:pPr>
-        <w:keepNext w:val="0"/>
-        <w:keepLines w:val="0"/>
-        <w:pageBreakBefore w:val="0"/>
-        <w:widowControl w:val="0"/>
-        <w:kinsoku/>
-        <w:wordWrap/>
-        <w:overflowPunct/>
-        <w:topLinePunct w:val="0"/>
-        <w:autoSpaceDE/>
-        <w:autoSpaceDN/>
-        <w:bidi w:val="0"/>
-        <w:adjustRightInd/>
-        <w:snapToGrid/>
-        <w:spacing w:line="240" w:lineRule="auto"/>
         <w:jc w:val="center"/>
-        <w:textAlignment w:val="auto"/>
-        <w:rPr>
-          <w:rFonts w:hint="eastAsia" w:ascii="Times New Roman" w:hAnsi="Times New Roman" w:cs="Times New Roman" w:eastAsiaTheme="minorEastAsia"/>
-          <w:szCs w:val="24"/>
-          <w:lang w:eastAsia="zh-CN"/>
-        </w:rPr>
-      </w:pPr>
-      <w:r>
-        <w:rPr>
-          <w:rFonts w:hint="eastAsia" w:ascii="Times New Roman" w:hAnsi="Times New Roman" w:cs="Times New Roman" w:eastAsiaTheme="minorEastAsia"/>
-          <w:szCs w:val="24"/>
-          <w:lang w:eastAsia="zh-CN"/>
+        <w:rPr>
+          <w:rFonts w:ascii="Times New Roman" w:hAnsi="Times New Roman" w:cs="Times New Roman"/>
+          <w:szCs w:val="24"/>
+          <w:lang w:eastAsia="zh-CN"/>
+        </w:rPr>
+      </w:pPr>
+      <w:r>
+        <w:rPr>
+          <w:rFonts w:hint="eastAsia" w:ascii="Times New Roman" w:hAnsi="Times New Roman" w:cs="Times New Roman"/>
+          <w:szCs w:val="24"/>
         </w:rPr>
         <w:drawing>
           <wp:inline distT="0" distB="0" distL="114300" distR="114300">
@@ -2205,24 +1801,9 @@
     </w:p>
     <w:p>
       <w:pPr>
-        <w:keepNext w:val="0"/>
-        <w:keepLines w:val="0"/>
-        <w:pageBreakBefore w:val="0"/>
-        <w:widowControl w:val="0"/>
-        <w:kinsoku/>
-        <w:wordWrap/>
-        <w:overflowPunct/>
-        <w:topLinePunct w:val="0"/>
-        <w:autoSpaceDE/>
-        <w:autoSpaceDN/>
-        <w:bidi w:val="0"/>
-        <w:adjustRightInd/>
-        <w:snapToGrid/>
-        <w:spacing w:line="240" w:lineRule="auto"/>
         <w:jc w:val="center"/>
-        <w:textAlignment w:val="auto"/>
-        <w:rPr>
-          <w:rFonts w:hint="eastAsia" w:ascii="Times New Roman" w:hAnsi="Times New Roman" w:cs="Times New Roman"/>
+        <w:rPr>
+          <w:rFonts w:ascii="Times New Roman" w:hAnsi="Times New Roman" w:cs="Times New Roman"/>
           <w:b/>
           <w:bCs/>
           <w:sz w:val="21"/>
@@ -2236,7 +1817,7 @@
           <w:bCs/>
           <w:sz w:val="21"/>
           <w:szCs w:val="21"/>
-          <w:lang w:val="en-US" w:eastAsia="zh-CN"/>
+          <w:lang w:eastAsia="zh-CN"/>
         </w:rPr>
         <w:t xml:space="preserve">Picture1: </w:t>
       </w:r>
@@ -2257,7 +1838,7 @@
           <w:bCs/>
           <w:sz w:val="21"/>
           <w:szCs w:val="21"/>
-          <w:lang w:val="en-US" w:eastAsia="zh-CN"/>
+          <w:lang w:eastAsia="zh-CN"/>
         </w:rPr>
         <w:t xml:space="preserve"> of </w:t>
       </w:r>
@@ -2274,24 +1855,9 @@
     </w:p>
     <w:p>
       <w:pPr>
-        <w:keepNext w:val="0"/>
-        <w:keepLines w:val="0"/>
-        <w:pageBreakBefore w:val="0"/>
-        <w:widowControl w:val="0"/>
-        <w:kinsoku/>
-        <w:wordWrap/>
-        <w:overflowPunct/>
-        <w:topLinePunct w:val="0"/>
-        <w:autoSpaceDE/>
-        <w:autoSpaceDN/>
-        <w:bidi w:val="0"/>
-        <w:adjustRightInd/>
-        <w:snapToGrid/>
-        <w:spacing w:line="240" w:lineRule="auto"/>
         <w:jc w:val="center"/>
-        <w:textAlignment w:val="auto"/>
-        <w:rPr>
-          <w:rFonts w:hint="eastAsia" w:ascii="Times New Roman" w:hAnsi="Times New Roman" w:cs="Times New Roman"/>
+        <w:rPr>
+          <w:rFonts w:ascii="Times New Roman" w:hAnsi="Times New Roman" w:cs="Times New Roman"/>
           <w:b/>
           <w:bCs/>
           <w:sz w:val="21"/>
@@ -2302,24 +1868,9 @@
     </w:p>
     <w:p>
       <w:pPr>
-        <w:keepNext w:val="0"/>
-        <w:keepLines w:val="0"/>
-        <w:pageBreakBefore w:val="0"/>
-        <w:widowControl w:val="0"/>
-        <w:kinsoku/>
-        <w:wordWrap/>
-        <w:overflowPunct/>
-        <w:topLinePunct w:val="0"/>
-        <w:autoSpaceDE/>
-        <w:autoSpaceDN/>
-        <w:bidi w:val="0"/>
-        <w:adjustRightInd/>
-        <w:snapToGrid/>
-        <w:spacing w:line="240" w:lineRule="auto"/>
         <w:jc w:val="center"/>
-        <w:textAlignment w:val="auto"/>
-        <w:rPr>
-          <w:rFonts w:hint="eastAsia" w:ascii="Times New Roman" w:hAnsi="Times New Roman" w:cs="Times New Roman"/>
+        <w:rPr>
+          <w:rFonts w:ascii="Times New Roman" w:hAnsi="Times New Roman" w:cs="Times New Roman"/>
           <w:color w:val="000000" w:themeColor="text1"/>
           <w:szCs w:val="24"/>
           <w14:textFill>
@@ -2381,22 +1932,7 @@
     </w:p>
     <w:p>
       <w:pPr>
-        <w:keepNext w:val="0"/>
-        <w:keepLines w:val="0"/>
-        <w:pageBreakBefore w:val="0"/>
-        <w:widowControl w:val="0"/>
-        <w:kinsoku/>
-        <w:wordWrap/>
-        <w:overflowPunct/>
-        <w:topLinePunct w:val="0"/>
-        <w:autoSpaceDE/>
-        <w:autoSpaceDN/>
-        <w:bidi w:val="0"/>
-        <w:adjustRightInd/>
-        <w:snapToGrid/>
-        <w:spacing w:line="240" w:lineRule="auto"/>
         <w:jc w:val="center"/>
-        <w:textAlignment w:val="auto"/>
         <w:rPr>
           <w:rFonts w:ascii="Times New Roman" w:hAnsi="Times New Roman" w:cs="Times New Roman"/>
           <w:b/>
@@ -2412,7 +1948,7 @@
           <w:bCs/>
           <w:sz w:val="21"/>
           <w:szCs w:val="21"/>
-          <w:lang w:val="en-US" w:eastAsia="zh-CN"/>
+          <w:lang w:eastAsia="zh-CN"/>
         </w:rPr>
         <w:t xml:space="preserve">Picture2: </w:t>
       </w:r>
@@ -2433,7 +1969,7 @@
           <w:bCs/>
           <w:sz w:val="21"/>
           <w:szCs w:val="21"/>
-          <w:lang w:val="en-US" w:eastAsia="zh-CN"/>
+          <w:lang w:eastAsia="zh-CN"/>
         </w:rPr>
         <w:t xml:space="preserve"> of </w:t>
       </w:r>
@@ -2454,7 +1990,7 @@
           <w:bCs/>
           <w:sz w:val="21"/>
           <w:szCs w:val="21"/>
-          <w:lang w:val="en-US" w:eastAsia="zh-CN"/>
+          <w:lang w:eastAsia="zh-CN"/>
         </w:rPr>
         <w:t>IFT</w:t>
       </w:r>
@@ -2471,27 +2007,12 @@
     </w:p>
     <w:p>
       <w:pPr>
-        <w:keepNext w:val="0"/>
-        <w:keepLines w:val="0"/>
-        <w:pageBreakBefore w:val="0"/>
-        <w:widowControl w:val="0"/>
-        <w:kinsoku/>
-        <w:wordWrap/>
-        <w:overflowPunct/>
-        <w:topLinePunct w:val="0"/>
-        <w:autoSpaceDE/>
-        <w:autoSpaceDN/>
-        <w:bidi w:val="0"/>
-        <w:adjustRightInd/>
-        <w:snapToGrid/>
-        <w:spacing w:line="240" w:lineRule="auto"/>
-        <w:ind w:firstLine="480" w:firstLineChars="0"/>
-        <w:textAlignment w:val="auto"/>
-        <w:rPr>
-          <w:rFonts w:hint="default" w:ascii="Times New Roman" w:hAnsi="Times New Roman" w:cs="Times New Roman"/>
+        <w:ind w:firstLine="480"/>
+        <w:rPr>
+          <w:rFonts w:ascii="Times New Roman" w:hAnsi="Times New Roman" w:cs="Times New Roman"/>
           <w:color w:val="000000" w:themeColor="text1"/>
           <w:szCs w:val="24"/>
-          <w:lang w:val="en-US" w:eastAsia="zh-CN"/>
+          <w:lang w:eastAsia="zh-CN"/>
           <w14:textFill>
             <w14:solidFill>
               <w14:schemeClr w14:val="tx1"/>
@@ -2504,7 +2025,7 @@
           <w:rFonts w:hint="eastAsia" w:ascii="Times New Roman" w:hAnsi="Times New Roman" w:cs="Times New Roman"/>
           <w:color w:val="000000" w:themeColor="text1"/>
           <w:szCs w:val="24"/>
-          <w:lang w:val="en-US" w:eastAsia="zh-CN"/>
+          <w:lang w:eastAsia="zh-CN"/>
           <w14:textFill>
             <w14:solidFill>
               <w14:schemeClr w14:val="tx1"/>
@@ -2516,27 +2037,12 @@
     </w:p>
     <w:p>
       <w:pPr>
-        <w:keepNext w:val="0"/>
-        <w:keepLines w:val="0"/>
-        <w:pageBreakBefore w:val="0"/>
-        <w:widowControl w:val="0"/>
-        <w:kinsoku/>
-        <w:wordWrap/>
-        <w:overflowPunct/>
-        <w:topLinePunct w:val="0"/>
-        <w:autoSpaceDE/>
-        <w:autoSpaceDN/>
-        <w:bidi w:val="0"/>
-        <w:adjustRightInd/>
-        <w:snapToGrid/>
-        <w:spacing w:line="240" w:lineRule="auto"/>
         <w:jc w:val="center"/>
-        <w:textAlignment w:val="auto"/>
-        <w:rPr>
-          <w:rFonts w:hint="default" w:ascii="Times New Roman" w:hAnsi="Times New Roman" w:cs="Times New Roman"/>
+        <w:rPr>
+          <w:rFonts w:ascii="Times New Roman" w:hAnsi="Times New Roman" w:cs="Times New Roman"/>
           <w:color w:val="000000" w:themeColor="text1"/>
           <w:szCs w:val="24"/>
-          <w:lang w:val="en-US" w:eastAsia="zh-CN"/>
+          <w:lang w:eastAsia="zh-CN"/>
           <w14:textFill>
             <w14:solidFill>
               <w14:schemeClr w14:val="tx1"/>
@@ -2546,10 +2052,9 @@
       </w:pPr>
       <w:r>
         <w:rPr>
-          <w:rFonts w:hint="default" w:ascii="Times New Roman" w:hAnsi="Times New Roman" w:cs="Times New Roman"/>
+          <w:rFonts w:ascii="Times New Roman" w:hAnsi="Times New Roman" w:cs="Times New Roman"/>
           <w:color w:val="000000" w:themeColor="text1"/>
           <w:szCs w:val="24"/>
-          <w:lang w:val="en-US" w:eastAsia="zh-CN"/>
           <w14:textFill>
             <w14:solidFill>
               <w14:schemeClr w14:val="tx1"/>
@@ -2597,29 +2102,14 @@
     </w:p>
     <w:p>
       <w:pPr>
-        <w:keepNext w:val="0"/>
-        <w:keepLines w:val="0"/>
-        <w:pageBreakBefore w:val="0"/>
-        <w:widowControl w:val="0"/>
-        <w:kinsoku/>
-        <w:wordWrap/>
-        <w:overflowPunct/>
-        <w:topLinePunct w:val="0"/>
-        <w:autoSpaceDE/>
-        <w:autoSpaceDN/>
-        <w:bidi w:val="0"/>
-        <w:adjustRightInd/>
-        <w:snapToGrid/>
-        <w:spacing w:line="240" w:lineRule="auto"/>
         <w:jc w:val="center"/>
-        <w:textAlignment w:val="auto"/>
-        <w:rPr>
-          <w:rFonts w:hint="default" w:ascii="Times New Roman" w:hAnsi="Times New Roman" w:cs="Times New Roman" w:eastAsiaTheme="minorEastAsia"/>
+        <w:rPr>
+          <w:rFonts w:ascii="Times New Roman" w:hAnsi="Times New Roman" w:cs="Times New Roman"/>
           <w:b/>
           <w:bCs/>
           <w:sz w:val="21"/>
           <w:szCs w:val="21"/>
-          <w:lang w:val="en-US" w:eastAsia="zh-CN"/>
+          <w:lang w:eastAsia="zh-CN"/>
         </w:rPr>
       </w:pPr>
       <w:r>
@@ -2629,7 +2119,7 @@
           <w:bCs/>
           <w:sz w:val="21"/>
           <w:szCs w:val="21"/>
-          <w:lang w:val="en-US" w:eastAsia="zh-CN"/>
+          <w:lang w:eastAsia="zh-CN"/>
         </w:rPr>
         <w:t xml:space="preserve">Picture3: Errors of </w:t>
       </w:r>
@@ -2646,22 +2136,7 @@
     </w:p>
     <w:p>
       <w:pPr>
-        <w:keepNext w:val="0"/>
-        <w:keepLines w:val="0"/>
-        <w:pageBreakBefore w:val="0"/>
-        <w:widowControl w:val="0"/>
-        <w:kinsoku/>
-        <w:wordWrap/>
-        <w:overflowPunct/>
-        <w:topLinePunct w:val="0"/>
-        <w:autoSpaceDE/>
-        <w:autoSpaceDN/>
-        <w:bidi w:val="0"/>
-        <w:adjustRightInd/>
-        <w:snapToGrid/>
-        <w:spacing w:line="240" w:lineRule="auto"/>
-        <w:ind w:firstLine="480" w:firstLineChars="0"/>
-        <w:textAlignment w:val="auto"/>
+        <w:ind w:firstLine="480"/>
         <w:rPr>
           <w:rFonts w:ascii="Times New Roman" w:hAnsi="Times New Roman" w:cs="Times New Roman"/>
           <w:color w:val="000000" w:themeColor="text1"/>
@@ -2691,7 +2166,7 @@
           <w:rFonts w:hint="eastAsia" w:ascii="Times New Roman" w:hAnsi="Times New Roman" w:cs="Times New Roman"/>
           <w:color w:val="000000" w:themeColor="text1"/>
           <w:szCs w:val="24"/>
-          <w:lang w:val="en-US" w:eastAsia="zh-CN"/>
+          <w:lang w:eastAsia="zh-CN"/>
           <w14:textFill>
             <w14:solidFill>
               <w14:schemeClr w14:val="tx1"/>
@@ -2716,23 +2191,8 @@
     </w:p>
     <w:p>
       <w:pPr>
-        <w:keepNext w:val="0"/>
-        <w:keepLines w:val="0"/>
-        <w:pageBreakBefore w:val="0"/>
-        <w:widowControl w:val="0"/>
-        <w:kinsoku/>
-        <w:wordWrap/>
-        <w:overflowPunct/>
-        <w:topLinePunct w:val="0"/>
-        <w:autoSpaceDE/>
-        <w:autoSpaceDN/>
-        <w:bidi w:val="0"/>
-        <w:adjustRightInd/>
-        <w:snapToGrid/>
-        <w:spacing w:line="240" w:lineRule="auto"/>
-        <w:textAlignment w:val="auto"/>
-        <w:rPr>
-          <w:rFonts w:hint="eastAsia" w:ascii="Times New Roman" w:hAnsi="Times New Roman" w:cs="Times New Roman"/>
+        <w:rPr>
+          <w:rFonts w:ascii="Times New Roman" w:hAnsi="Times New Roman" w:cs="Times New Roman"/>
           <w:color w:val="000000" w:themeColor="text1"/>
           <w:szCs w:val="24"/>
           <w14:textFill>
@@ -2758,21 +2218,6 @@
     </w:p>
     <w:p>
       <w:pPr>
-        <w:keepNext w:val="0"/>
-        <w:keepLines w:val="0"/>
-        <w:pageBreakBefore w:val="0"/>
-        <w:widowControl w:val="0"/>
-        <w:kinsoku/>
-        <w:wordWrap/>
-        <w:overflowPunct/>
-        <w:topLinePunct w:val="0"/>
-        <w:autoSpaceDE/>
-        <w:autoSpaceDN/>
-        <w:bidi w:val="0"/>
-        <w:adjustRightInd/>
-        <w:snapToGrid/>
-        <w:spacing w:line="240" w:lineRule="auto"/>
-        <w:textAlignment w:val="auto"/>
         <w:rPr>
           <w:rFonts w:ascii="Times New Roman" w:hAnsi="Times New Roman" w:cs="Times New Roman"/>
           <w:color w:val="000000" w:themeColor="text1"/>
@@ -2847,30 +2292,15 @@
     </w:p>
     <w:p>
       <w:pPr>
-        <w:keepNext w:val="0"/>
-        <w:keepLines w:val="0"/>
-        <w:pageBreakBefore w:val="0"/>
-        <w:widowControl w:val="0"/>
-        <w:kinsoku/>
-        <w:wordWrap/>
-        <w:overflowPunct/>
-        <w:topLinePunct w:val="0"/>
-        <w:autoSpaceDE/>
-        <w:autoSpaceDN/>
-        <w:bidi w:val="0"/>
-        <w:adjustRightInd/>
-        <w:snapToGrid/>
-        <w:spacing w:line="240" w:lineRule="auto"/>
         <w:jc w:val="center"/>
-        <w:textAlignment w:val="auto"/>
-        <w:rPr>
-          <w:rFonts w:hint="eastAsia" w:ascii="Times New Roman" w:hAnsi="Times New Roman" w:cs="Times New Roman" w:eastAsiaTheme="minorEastAsia"/>
+        <w:rPr>
+          <w:rFonts w:ascii="Times New Roman" w:hAnsi="Times New Roman" w:cs="Times New Roman"/>
           <w:b/>
           <w:bCs/>
           <w:color w:val="000000" w:themeColor="text1"/>
           <w:sz w:val="21"/>
           <w:szCs w:val="21"/>
-          <w:lang w:val="en-US" w:eastAsia="zh-CN"/>
+          <w:lang w:eastAsia="zh-CN"/>
           <w14:textFill>
             <w14:solidFill>
               <w14:schemeClr w14:val="tx1"/>
@@ -2885,7 +2315,7 @@
           <w:bCs/>
           <w:sz w:val="21"/>
           <w:szCs w:val="21"/>
-          <w:lang w:val="en-US" w:eastAsia="zh-CN"/>
+          <w:lang w:eastAsia="zh-CN"/>
         </w:rPr>
         <w:t xml:space="preserve">Picture4: </w:t>
       </w:r>
@@ -2924,21 +2354,6 @@
     </w:p>
     <w:p>
       <w:pPr>
-        <w:keepNext w:val="0"/>
-        <w:keepLines w:val="0"/>
-        <w:pageBreakBefore w:val="0"/>
-        <w:widowControl w:val="0"/>
-        <w:kinsoku/>
-        <w:wordWrap/>
-        <w:overflowPunct/>
-        <w:topLinePunct w:val="0"/>
-        <w:autoSpaceDE/>
-        <w:autoSpaceDN/>
-        <w:bidi w:val="0"/>
-        <w:adjustRightInd/>
-        <w:snapToGrid/>
-        <w:spacing w:line="240" w:lineRule="auto"/>
-        <w:textAlignment w:val="auto"/>
         <w:rPr>
           <w:rFonts w:ascii="Times New Roman" w:hAnsi="Times New Roman" w:cs="Times New Roman"/>
           <w:b/>
@@ -2958,23 +2373,8 @@
     </w:p>
     <w:p>
       <w:pPr>
-        <w:keepNext w:val="0"/>
-        <w:keepLines w:val="0"/>
-        <w:pageBreakBefore w:val="0"/>
-        <w:widowControl w:val="0"/>
-        <w:kinsoku/>
-        <w:wordWrap/>
-        <w:overflowPunct/>
-        <w:topLinePunct w:val="0"/>
-        <w:autoSpaceDE/>
-        <w:autoSpaceDN/>
-        <w:bidi w:val="0"/>
-        <w:adjustRightInd/>
-        <w:snapToGrid/>
-        <w:spacing w:line="240" w:lineRule="auto"/>
-        <w:textAlignment w:val="auto"/>
-        <w:rPr>
-          <w:rFonts w:hint="eastAsia" w:ascii="Times New Roman" w:hAnsi="Times New Roman" w:cs="Times New Roman"/>
+        <w:rPr>
+          <w:rFonts w:ascii="Times New Roman" w:hAnsi="Times New Roman" w:cs="Times New Roman"/>
           <w:color w:val="000000" w:themeColor="text1"/>
           <w:szCs w:val="24"/>
           <w14:textFill>
@@ -3209,11 +2609,243 @@
       </w:pPr>
     </w:lvl>
   </w:abstractNum>
+  <w:abstractNum w:abstractNumId="2">
+    <w:nsid w:val="78C979A8"/>
+    <w:multiLevelType w:val="multilevel"/>
+    <w:tmpl w:val="78C979A8"/>
+    <w:lvl w:ilvl="0" w:tentative="0">
+      <w:start w:val="1"/>
+      <w:numFmt w:val="bullet"/>
+      <w:lvlText w:val=""/>
+      <w:lvlJc w:val="left"/>
+      <w:pPr>
+        <w:ind w:left="480" w:hanging="480"/>
+      </w:pPr>
+      <w:rPr>
+        <w:rFonts w:hint="default" w:ascii="Wingdings" w:hAnsi="Wingdings"/>
+      </w:rPr>
+    </w:lvl>
+    <w:lvl w:ilvl="1" w:tentative="0">
+      <w:start w:val="1"/>
+      <w:numFmt w:val="bullet"/>
+      <w:lvlText w:val=""/>
+      <w:lvlJc w:val="left"/>
+      <w:pPr>
+        <w:ind w:left="960" w:hanging="480"/>
+      </w:pPr>
+      <w:rPr>
+        <w:rFonts w:hint="default" w:ascii="Wingdings" w:hAnsi="Wingdings"/>
+      </w:rPr>
+    </w:lvl>
+    <w:lvl w:ilvl="2" w:tentative="0">
+      <w:start w:val="1"/>
+      <w:numFmt w:val="bullet"/>
+      <w:lvlText w:val=""/>
+      <w:lvlJc w:val="left"/>
+      <w:pPr>
+        <w:ind w:left="1440" w:hanging="480"/>
+      </w:pPr>
+      <w:rPr>
+        <w:rFonts w:hint="default" w:ascii="Wingdings" w:hAnsi="Wingdings"/>
+      </w:rPr>
+    </w:lvl>
+    <w:lvl w:ilvl="3" w:tentative="0">
+      <w:start w:val="1"/>
+      <w:numFmt w:val="bullet"/>
+      <w:lvlText w:val=""/>
+      <w:lvlJc w:val="left"/>
+      <w:pPr>
+        <w:ind w:left="1920" w:hanging="480"/>
+      </w:pPr>
+      <w:rPr>
+        <w:rFonts w:hint="default" w:ascii="Wingdings" w:hAnsi="Wingdings"/>
+      </w:rPr>
+    </w:lvl>
+    <w:lvl w:ilvl="4" w:tentative="0">
+      <w:start w:val="1"/>
+      <w:numFmt w:val="bullet"/>
+      <w:lvlText w:val=""/>
+      <w:lvlJc w:val="left"/>
+      <w:pPr>
+        <w:ind w:left="2400" w:hanging="480"/>
+      </w:pPr>
+      <w:rPr>
+        <w:rFonts w:hint="default" w:ascii="Wingdings" w:hAnsi="Wingdings"/>
+      </w:rPr>
+    </w:lvl>
+    <w:lvl w:ilvl="5" w:tentative="0">
+      <w:start w:val="1"/>
+      <w:numFmt w:val="bullet"/>
+      <w:lvlText w:val=""/>
+      <w:lvlJc w:val="left"/>
+      <w:pPr>
+        <w:ind w:left="2880" w:hanging="480"/>
+      </w:pPr>
+      <w:rPr>
+        <w:rFonts w:hint="default" w:ascii="Wingdings" w:hAnsi="Wingdings"/>
+      </w:rPr>
+    </w:lvl>
+    <w:lvl w:ilvl="6" w:tentative="0">
+      <w:start w:val="1"/>
+      <w:numFmt w:val="bullet"/>
+      <w:lvlText w:val=""/>
+      <w:lvlJc w:val="left"/>
+      <w:pPr>
+        <w:ind w:left="3360" w:hanging="480"/>
+      </w:pPr>
+      <w:rPr>
+        <w:rFonts w:hint="default" w:ascii="Wingdings" w:hAnsi="Wingdings"/>
+      </w:rPr>
+    </w:lvl>
+    <w:lvl w:ilvl="7" w:tentative="0">
+      <w:start w:val="1"/>
+      <w:numFmt w:val="bullet"/>
+      <w:lvlText w:val=""/>
+      <w:lvlJc w:val="left"/>
+      <w:pPr>
+        <w:ind w:left="3840" w:hanging="480"/>
+      </w:pPr>
+      <w:rPr>
+        <w:rFonts w:hint="default" w:ascii="Wingdings" w:hAnsi="Wingdings"/>
+      </w:rPr>
+    </w:lvl>
+    <w:lvl w:ilvl="8" w:tentative="0">
+      <w:start w:val="1"/>
+      <w:numFmt w:val="bullet"/>
+      <w:lvlText w:val=""/>
+      <w:lvlJc w:val="left"/>
+      <w:pPr>
+        <w:ind w:left="4320" w:hanging="480"/>
+      </w:pPr>
+      <w:rPr>
+        <w:rFonts w:hint="default" w:ascii="Wingdings" w:hAnsi="Wingdings"/>
+      </w:rPr>
+    </w:lvl>
+  </w:abstractNum>
+  <w:abstractNum w:abstractNumId="3">
+    <w:nsid w:val="7B153324"/>
+    <w:multiLevelType w:val="multilevel"/>
+    <w:tmpl w:val="7B153324"/>
+    <w:lvl w:ilvl="0" w:tentative="0">
+      <w:start w:val="1"/>
+      <w:numFmt w:val="bullet"/>
+      <w:lvlText w:val=""/>
+      <w:lvlJc w:val="left"/>
+      <w:pPr>
+        <w:ind w:left="480" w:hanging="480"/>
+      </w:pPr>
+      <w:rPr>
+        <w:rFonts w:hint="default" w:ascii="Wingdings" w:hAnsi="Wingdings"/>
+      </w:rPr>
+    </w:lvl>
+    <w:lvl w:ilvl="1" w:tentative="0">
+      <w:start w:val="1"/>
+      <w:numFmt w:val="bullet"/>
+      <w:lvlText w:val=""/>
+      <w:lvlJc w:val="left"/>
+      <w:pPr>
+        <w:ind w:left="960" w:hanging="480"/>
+      </w:pPr>
+      <w:rPr>
+        <w:rFonts w:hint="default" w:ascii="Wingdings" w:hAnsi="Wingdings"/>
+      </w:rPr>
+    </w:lvl>
+    <w:lvl w:ilvl="2" w:tentative="0">
+      <w:start w:val="1"/>
+      <w:numFmt w:val="bullet"/>
+      <w:lvlText w:val=""/>
+      <w:lvlJc w:val="left"/>
+      <w:pPr>
+        <w:ind w:left="1440" w:hanging="480"/>
+      </w:pPr>
+      <w:rPr>
+        <w:rFonts w:hint="default" w:ascii="Wingdings" w:hAnsi="Wingdings"/>
+      </w:rPr>
+    </w:lvl>
+    <w:lvl w:ilvl="3" w:tentative="0">
+      <w:start w:val="1"/>
+      <w:numFmt w:val="bullet"/>
+      <w:lvlText w:val=""/>
+      <w:lvlJc w:val="left"/>
+      <w:pPr>
+        <w:ind w:left="1920" w:hanging="480"/>
+      </w:pPr>
+      <w:rPr>
+        <w:rFonts w:hint="default" w:ascii="Wingdings" w:hAnsi="Wingdings"/>
+      </w:rPr>
+    </w:lvl>
+    <w:lvl w:ilvl="4" w:tentative="0">
+      <w:start w:val="1"/>
+      <w:numFmt w:val="bullet"/>
+      <w:lvlText w:val=""/>
+      <w:lvlJc w:val="left"/>
+      <w:pPr>
+        <w:ind w:left="2400" w:hanging="480"/>
+      </w:pPr>
+      <w:rPr>
+        <w:rFonts w:hint="default" w:ascii="Wingdings" w:hAnsi="Wingdings"/>
+      </w:rPr>
+    </w:lvl>
+    <w:lvl w:ilvl="5" w:tentative="0">
+      <w:start w:val="1"/>
+      <w:numFmt w:val="bullet"/>
+      <w:lvlText w:val=""/>
+      <w:lvlJc w:val="left"/>
+      <w:pPr>
+        <w:ind w:left="2880" w:hanging="480"/>
+      </w:pPr>
+      <w:rPr>
+        <w:rFonts w:hint="default" w:ascii="Wingdings" w:hAnsi="Wingdings"/>
+      </w:rPr>
+    </w:lvl>
+    <w:lvl w:ilvl="6" w:tentative="0">
+      <w:start w:val="1"/>
+      <w:numFmt w:val="bullet"/>
+      <w:lvlText w:val=""/>
+      <w:lvlJc w:val="left"/>
+      <w:pPr>
+        <w:ind w:left="3360" w:hanging="480"/>
+      </w:pPr>
+      <w:rPr>
+        <w:rFonts w:hint="default" w:ascii="Wingdings" w:hAnsi="Wingdings"/>
+      </w:rPr>
+    </w:lvl>
+    <w:lvl w:ilvl="7" w:tentative="0">
+      <w:start w:val="1"/>
+      <w:numFmt w:val="bullet"/>
+      <w:lvlText w:val=""/>
+      <w:lvlJc w:val="left"/>
+      <w:pPr>
+        <w:ind w:left="3840" w:hanging="480"/>
+      </w:pPr>
+      <w:rPr>
+        <w:rFonts w:hint="default" w:ascii="Wingdings" w:hAnsi="Wingdings"/>
+      </w:rPr>
+    </w:lvl>
+    <w:lvl w:ilvl="8" w:tentative="0">
+      <w:start w:val="1"/>
+      <w:numFmt w:val="bullet"/>
+      <w:lvlText w:val=""/>
+      <w:lvlJc w:val="left"/>
+      <w:pPr>
+        <w:ind w:left="4320" w:hanging="480"/>
+      </w:pPr>
+      <w:rPr>
+        <w:rFonts w:hint="default" w:ascii="Wingdings" w:hAnsi="Wingdings"/>
+      </w:rPr>
+    </w:lvl>
+  </w:abstractNum>
   <w:num w:numId="1">
     <w:abstractNumId w:val="1"/>
   </w:num>
   <w:num w:numId="2">
     <w:abstractNumId w:val="0"/>
+  </w:num>
+  <w:num w:numId="3">
+    <w:abstractNumId w:val="2"/>
+  </w:num>
+  <w:num w:numId="4">
+    <w:abstractNumId w:val="3"/>
   </w:num>
 </w:numbering>
 </file>

--- a/milestone3/Milestone 3 Camera Parameter Estimation and Point Cloud Generation.docx
+++ b/milestone3/Milestone 3 Camera Parameter Estimation and Point Cloud Generation.docx
@@ -587,14 +587,8 @@
         </w:rPr>
         <w:t>A lower inlier threshold improved precision but reduced the number of 3D points, especially with noisy matches. A more relaxed threshold led to denser reconstructions at the cost of higher outlier rates.</w:t>
       </w:r>
-    </w:p>
-    <w:p>
-      <w:pPr>
-        <w:rPr>
-          <w:rFonts w:ascii="Times New Roman" w:hAnsi="Times New Roman" w:cs="Times New Roman"/>
-          <w:szCs w:val="24"/>
-        </w:rPr>
-      </w:pPr>
+      <w:bookmarkStart w:id="0" w:name="_GoBack"/>
+      <w:bookmarkEnd w:id="0"/>
     </w:p>
     <w:p>
       <w:pPr>
@@ -880,6 +874,12 @@
             <w:insideH w:val="single" w:color="auto" w:sz="4" w:space="0"/>
             <w:insideV w:val="single" w:color="auto" w:sz="4" w:space="0"/>
           </w:tblBorders>
+          <w:tblCellMar>
+            <w:top w:w="0" w:type="dxa"/>
+            <w:left w:w="108" w:type="dxa"/>
+            <w:bottom w:w="0" w:type="dxa"/>
+            <w:right w:w="108" w:type="dxa"/>
+          </w:tblCellMar>
         </w:tblPrEx>
         <w:tc>
           <w:tcPr>
@@ -1421,8 +1421,6 @@
         </w:rPr>
         <w:t>.</w:t>
       </w:r>
-      <w:bookmarkStart w:id="0" w:name="_GoBack"/>
-      <w:bookmarkEnd w:id="0"/>
     </w:p>
     <w:p>
       <w:pPr>
@@ -2946,7 +2944,7 @@
     <w:lsdException w:uiPriority="99" w:name="Body Text Indent 2"/>
     <w:lsdException w:uiPriority="99" w:name="Body Text Indent 3"/>
     <w:lsdException w:uiPriority="99" w:name="Block Text"/>
-    <w:lsdException w:uiPriority="99" w:name="Hyperlink"/>
+    <w:lsdException w:qFormat="1" w:uiPriority="99" w:name="Hyperlink"/>
     <w:lsdException w:uiPriority="99" w:name="FollowedHyperlink"/>
     <w:lsdException w:qFormat="1" w:unhideWhenUsed="0" w:uiPriority="22" w:semiHidden="0" w:name="Strong"/>
     <w:lsdException w:qFormat="1" w:unhideWhenUsed="0" w:uiPriority="20" w:semiHidden="0" w:name="Emphasis"/>
@@ -3009,7 +3007,7 @@
     <w:lsdException w:uiPriority="99" w:name="Table Web 2"/>
     <w:lsdException w:uiPriority="99" w:name="Table Web 3"/>
     <w:lsdException w:uiPriority="99" w:name="Balloon Text"/>
-    <w:lsdException w:uiPriority="39" w:semiHidden="0" w:name="Table Grid"/>
+    <w:lsdException w:qFormat="1" w:uiPriority="39" w:semiHidden="0" w:name="Table Grid"/>
     <w:lsdException w:uiPriority="99" w:name="Table Theme"/>
     <w:lsdException w:unhideWhenUsed="0" w:uiPriority="60" w:semiHidden="0" w:name="Light Shading"/>
     <w:lsdException w:unhideWhenUsed="0" w:uiPriority="61" w:semiHidden="0" w:name="Light List"/>
@@ -3150,6 +3148,7 @@
     <w:name w:val="Table Grid"/>
     <w:basedOn w:val="2"/>
     <w:unhideWhenUsed/>
+    <w:qFormat/>
     <w:uiPriority w:val="39"/>
     <w:tblPr>
       <w:tblBorders>
@@ -3167,6 +3166,7 @@
     <w:basedOn w:val="4"/>
     <w:semiHidden/>
     <w:unhideWhenUsed/>
+    <w:qFormat/>
     <w:uiPriority w:val="99"/>
     <w:rPr>
       <w:color w:val="0000FF"/>
